--- a/src/Test1_learning/testi_1.docx
+++ b/src/Test1_learning/testi_1.docx
@@ -9,20 +9,12 @@
         <w:spacing w:before="140" w:after="120"/>
         <w:jc w:val="start"/>
         <w:rPr>
-          <w:rFonts w:ascii="quote-cjk-patch;Inter;system-ui;apple-system;BlinkMacSystemFont;Segoe UI;Roboto;Oxygen;Ubuntu;Cantarell;Open Sans;Helvetica Neue;sans-serif" w:hAnsi="quote-cjk-patch;Inter;system-ui;apple-system;BlinkMacSystemFont;Segoe UI;Roboto;Oxygen;Ubuntu;Cantarell;Open Sans;Helvetica Neue;sans-serif"/>
-          <w:b/>
-          <w:i w:val="false"/>
-          <w:i w:val="false"/>
-          <w:caps w:val="false"/>
-          <w:smallCaps w:val="false"/>
-          <w:color w:val="0F1115"/>
-          <w:spacing w:val="0"/>
-          <w:sz w:val="30"/>
-        </w:rPr>
-      </w:pPr>
-      <w:r>
-        <w:rPr>
-          <w:rFonts w:ascii="quote-cjk-patch;Inter;system-ui;apple-system;BlinkMacSystemFont;Segoe UI;Roboto;Oxygen;Ubuntu;Cantarell;Open Sans;Helvetica Neue;sans-serif" w:hAnsi="quote-cjk-patch;Inter;system-ui;apple-system;BlinkMacSystemFont;Segoe UI;Roboto;Oxygen;Ubuntu;Cantarell;Open Sans;Helvetica Neue;sans-serif"/>
+          <w:rFonts w:ascii="Arial" w:hAnsi="Arial"/>
+        </w:rPr>
+      </w:pPr>
+      <w:r>
+        <w:rPr>
+          <w:rFonts w:ascii="Arial" w:hAnsi="Arial"/>
           <w:b/>
           <w:i w:val="false"/>
           <w:caps w:val="false"/>
@@ -43,20 +35,12 @@
         <w:ind w:hanging="0" w:start="0" w:end="0"/>
         <w:jc w:val="start"/>
         <w:rPr>
-          <w:rFonts w:ascii="quote-cjk-patch;Inter;system-ui;apple-system;BlinkMacSystemFont;Segoe UI;Roboto;Oxygen;Ubuntu;Cantarell;Open Sans;Helvetica Neue;sans-serif" w:hAnsi="quote-cjk-patch;Inter;system-ui;apple-system;BlinkMacSystemFont;Segoe UI;Roboto;Oxygen;Ubuntu;Cantarell;Open Sans;Helvetica Neue;sans-serif"/>
-          <w:b w:val="false"/>
-          <w:i w:val="false"/>
-          <w:i w:val="false"/>
-          <w:caps w:val="false"/>
-          <w:smallCaps w:val="false"/>
-          <w:color w:val="0F1115"/>
-          <w:spacing w:val="0"/>
-          <w:sz w:val="24"/>
-        </w:rPr>
-      </w:pPr>
-      <w:r>
-        <w:rPr>
-          <w:rFonts w:ascii="quote-cjk-patch;Inter;system-ui;apple-system;BlinkMacSystemFont;Segoe UI;Roboto;Oxygen;Ubuntu;Cantarell;Open Sans;Helvetica Neue;sans-serif" w:hAnsi="quote-cjk-patch;Inter;system-ui;apple-system;BlinkMacSystemFont;Segoe UI;Roboto;Oxygen;Ubuntu;Cantarell;Open Sans;Helvetica Neue;sans-serif"/>
+          <w:rFonts w:ascii="Arial" w:hAnsi="Arial"/>
+        </w:rPr>
+      </w:pPr>
+      <w:r>
+        <w:rPr>
+          <w:rFonts w:ascii="Arial" w:hAnsi="Arial"/>
           <w:b w:val="false"/>
           <w:i w:val="false"/>
           <w:caps w:val="false"/>
@@ -88,7 +72,7 @@
       </w:pPr>
       <w:r>
         <w:rPr>
-          <w:rFonts w:ascii="quote-cjk-patch;Inter;system-ui;apple-system;BlinkMacSystemFont;Segoe UI;Roboto;Oxygen;Ubuntu;Cantarell;Open Sans;Helvetica Neue;sans-serif" w:hAnsi="quote-cjk-patch;Inter;system-ui;apple-system;BlinkMacSystemFont;Segoe UI;Roboto;Oxygen;Ubuntu;Cantarell;Open Sans;Helvetica Neue;sans-serif"/>
+          <w:rFonts w:ascii="Arial" w:hAnsi="Arial"/>
           <w:b w:val="false"/>
           <w:i w:val="false"/>
           <w:caps w:val="false"/>
@@ -102,7 +86,7 @@
       <w:r>
         <w:rPr>
           <w:rStyle w:val="user1"/>
-          <w:rFonts w:ascii="Menlo;Monaco;Consolas;Cascadia Mono;Ubuntu Mono;DejaVu Sans Mono;Liberation Mono;JetBrains Mono;Fira Code;Cousine;Roboto Mono;Courier New;Courier;sans-serif;system-ui" w:hAnsi="Menlo;Monaco;Consolas;Cascadia Mono;Ubuntu Mono;DejaVu Sans Mono;Liberation Mono;JetBrains Mono;Fira Code;Cousine;Roboto Mono;Courier New;Courier;sans-serif;system-ui"/>
+          <w:rFonts w:ascii="Arial" w:hAnsi="Arial"/>
           <w:b w:val="false"/>
           <w:i w:val="false"/>
           <w:caps w:val="false"/>
@@ -116,7 +100,7 @@
       </w:r>
       <w:r>
         <w:rPr>
-          <w:rFonts w:ascii="quote-cjk-patch;Inter;system-ui;apple-system;BlinkMacSystemFont;Segoe UI;Roboto;Oxygen;Ubuntu;Cantarell;Open Sans;Helvetica Neue;sans-serif" w:hAnsi="quote-cjk-patch;Inter;system-ui;apple-system;BlinkMacSystemFont;Segoe UI;Roboto;Oxygen;Ubuntu;Cantarell;Open Sans;Helvetica Neue;sans-serif"/>
+          <w:rFonts w:ascii="Arial" w:hAnsi="Arial"/>
           <w:b w:val="false"/>
           <w:i w:val="false"/>
           <w:caps w:val="false"/>
@@ -129,7 +113,7 @@
       </w:r>
       <w:r>
         <w:rPr>
-          <w:rFonts w:ascii="quote-cjk-patch;Inter;system-ui;apple-system;BlinkMacSystemFont;Segoe UI;Roboto;Oxygen;Ubuntu;Cantarell;Open Sans;Helvetica Neue;sans-serif" w:hAnsi="quote-cjk-patch;Inter;system-ui;apple-system;BlinkMacSystemFont;Segoe UI;Roboto;Oxygen;Ubuntu;Cantarell;Open Sans;Helvetica Neue;sans-serif"/>
+          <w:rFonts w:ascii="Arial" w:hAnsi="Arial"/>
           <w:b w:val="false"/>
           <w:i w:val="false"/>
           <w:caps w:val="false"/>
@@ -159,20 +143,12 @@
         <w:ind w:hanging="0" w:start="0" w:end="0"/>
         <w:jc w:val="start"/>
         <w:rPr>
-          <w:rFonts w:ascii="quote-cjk-patch;Inter;system-ui;apple-system;BlinkMacSystemFont;Segoe UI;Roboto;Oxygen;Ubuntu;Cantarell;Open Sans;Helvetica Neue;sans-serif" w:hAnsi="quote-cjk-patch;Inter;system-ui;apple-system;BlinkMacSystemFont;Segoe UI;Roboto;Oxygen;Ubuntu;Cantarell;Open Sans;Helvetica Neue;sans-serif"/>
-          <w:b w:val="false"/>
-          <w:i w:val="false"/>
-          <w:i w:val="false"/>
-          <w:caps w:val="false"/>
-          <w:smallCaps w:val="false"/>
-          <w:color w:val="0F1115"/>
-          <w:spacing w:val="0"/>
-          <w:sz w:val="24"/>
-        </w:rPr>
-      </w:pPr>
-      <w:r>
-        <w:rPr>
-          <w:rFonts w:ascii="quote-cjk-patch;Inter;system-ui;apple-system;BlinkMacSystemFont;Segoe UI;Roboto;Oxygen;Ubuntu;Cantarell;Open Sans;Helvetica Neue;sans-serif" w:hAnsi="quote-cjk-patch;Inter;system-ui;apple-system;BlinkMacSystemFont;Segoe UI;Roboto;Oxygen;Ubuntu;Cantarell;Open Sans;Helvetica Neue;sans-serif"/>
+          <w:rFonts w:ascii="Arial" w:hAnsi="Arial"/>
+        </w:rPr>
+      </w:pPr>
+      <w:r>
+        <w:rPr>
+          <w:rFonts w:ascii="Arial" w:hAnsi="Arial"/>
           <w:b w:val="false"/>
           <w:i w:val="false"/>
           <w:caps w:val="false"/>
@@ -185,7 +161,7 @@
       </w:r>
       <w:r>
         <w:rPr>
-          <w:rFonts w:ascii="quote-cjk-patch;Inter;system-ui;apple-system;BlinkMacSystemFont;Segoe UI;Roboto;Oxygen;Ubuntu;Cantarell;Open Sans;Helvetica Neue;sans-serif" w:hAnsi="quote-cjk-patch;Inter;system-ui;apple-system;BlinkMacSystemFont;Segoe UI;Roboto;Oxygen;Ubuntu;Cantarell;Open Sans;Helvetica Neue;sans-serif"/>
+          <w:rFonts w:ascii="Arial" w:hAnsi="Arial"/>
           <w:b w:val="false"/>
           <w:i w:val="false"/>
           <w:caps w:val="false"/>
@@ -215,20 +191,12 @@
         <w:ind w:hanging="0" w:start="0" w:end="0"/>
         <w:jc w:val="start"/>
         <w:rPr>
-          <w:rFonts w:ascii="quote-cjk-patch;Inter;system-ui;apple-system;BlinkMacSystemFont;Segoe UI;Roboto;Oxygen;Ubuntu;Cantarell;Open Sans;Helvetica Neue;sans-serif" w:hAnsi="quote-cjk-patch;Inter;system-ui;apple-system;BlinkMacSystemFont;Segoe UI;Roboto;Oxygen;Ubuntu;Cantarell;Open Sans;Helvetica Neue;sans-serif"/>
-          <w:b w:val="false"/>
-          <w:i w:val="false"/>
-          <w:i w:val="false"/>
-          <w:caps w:val="false"/>
-          <w:smallCaps w:val="false"/>
-          <w:color w:val="0F1115"/>
-          <w:spacing w:val="0"/>
-          <w:sz w:val="24"/>
-        </w:rPr>
-      </w:pPr>
-      <w:r>
-        <w:rPr>
-          <w:rFonts w:ascii="quote-cjk-patch;Inter;system-ui;apple-system;BlinkMacSystemFont;Segoe UI;Roboto;Oxygen;Ubuntu;Cantarell;Open Sans;Helvetica Neue;sans-serif" w:hAnsi="quote-cjk-patch;Inter;system-ui;apple-system;BlinkMacSystemFont;Segoe UI;Roboto;Oxygen;Ubuntu;Cantarell;Open Sans;Helvetica Neue;sans-serif"/>
+          <w:rFonts w:ascii="Arial" w:hAnsi="Arial"/>
+        </w:rPr>
+      </w:pPr>
+      <w:r>
+        <w:rPr>
+          <w:rFonts w:ascii="Arial" w:hAnsi="Arial"/>
           <w:b w:val="false"/>
           <w:i w:val="false"/>
           <w:caps w:val="false"/>
@@ -241,7 +209,7 @@
       </w:r>
       <w:r>
         <w:rPr>
-          <w:rFonts w:ascii="quote-cjk-patch;Inter;system-ui;apple-system;BlinkMacSystemFont;Segoe UI;Roboto;Oxygen;Ubuntu;Cantarell;Open Sans;Helvetica Neue;sans-serif" w:hAnsi="quote-cjk-patch;Inter;system-ui;apple-system;BlinkMacSystemFont;Segoe UI;Roboto;Oxygen;Ubuntu;Cantarell;Open Sans;Helvetica Neue;sans-serif"/>
+          <w:rFonts w:ascii="Arial" w:hAnsi="Arial"/>
           <w:b w:val="false"/>
           <w:i w:val="false"/>
           <w:caps w:val="false"/>
@@ -271,20 +239,12 @@
         <w:ind w:hanging="0" w:start="0" w:end="0"/>
         <w:jc w:val="start"/>
         <w:rPr>
-          <w:rFonts w:ascii="quote-cjk-patch;Inter;system-ui;apple-system;BlinkMacSystemFont;Segoe UI;Roboto;Oxygen;Ubuntu;Cantarell;Open Sans;Helvetica Neue;sans-serif" w:hAnsi="quote-cjk-patch;Inter;system-ui;apple-system;BlinkMacSystemFont;Segoe UI;Roboto;Oxygen;Ubuntu;Cantarell;Open Sans;Helvetica Neue;sans-serif"/>
-          <w:b w:val="false"/>
-          <w:i w:val="false"/>
-          <w:i w:val="false"/>
-          <w:caps w:val="false"/>
-          <w:smallCaps w:val="false"/>
-          <w:color w:val="0F1115"/>
-          <w:spacing w:val="0"/>
-          <w:sz w:val="24"/>
-        </w:rPr>
-      </w:pPr>
-      <w:r>
-        <w:rPr>
-          <w:rFonts w:ascii="quote-cjk-patch;Inter;system-ui;apple-system;BlinkMacSystemFont;Segoe UI;Roboto;Oxygen;Ubuntu;Cantarell;Open Sans;Helvetica Neue;sans-serif" w:hAnsi="quote-cjk-patch;Inter;system-ui;apple-system;BlinkMacSystemFont;Segoe UI;Roboto;Oxygen;Ubuntu;Cantarell;Open Sans;Helvetica Neue;sans-serif"/>
+          <w:rFonts w:ascii="Arial" w:hAnsi="Arial"/>
+        </w:rPr>
+      </w:pPr>
+      <w:r>
+        <w:rPr>
+          <w:rFonts w:ascii="Arial" w:hAnsi="Arial"/>
           <w:b w:val="false"/>
           <w:i w:val="false"/>
           <w:caps w:val="false"/>
@@ -297,7 +257,7 @@
       </w:r>
       <w:r>
         <w:rPr>
-          <w:rFonts w:ascii="quote-cjk-patch;Inter;system-ui;apple-system;BlinkMacSystemFont;Segoe UI;Roboto;Oxygen;Ubuntu;Cantarell;Open Sans;Helvetica Neue;sans-serif" w:hAnsi="quote-cjk-patch;Inter;system-ui;apple-system;BlinkMacSystemFont;Segoe UI;Roboto;Oxygen;Ubuntu;Cantarell;Open Sans;Helvetica Neue;sans-serif"/>
+          <w:rFonts w:ascii="Arial" w:hAnsi="Arial"/>
           <w:b w:val="false"/>
           <w:i w:val="false"/>
           <w:caps w:val="false"/>
@@ -327,20 +287,12 @@
         <w:ind w:hanging="0" w:start="0" w:end="0"/>
         <w:jc w:val="start"/>
         <w:rPr>
-          <w:rFonts w:ascii="quote-cjk-patch;Inter;system-ui;apple-system;BlinkMacSystemFont;Segoe UI;Roboto;Oxygen;Ubuntu;Cantarell;Open Sans;Helvetica Neue;sans-serif" w:hAnsi="quote-cjk-patch;Inter;system-ui;apple-system;BlinkMacSystemFont;Segoe UI;Roboto;Oxygen;Ubuntu;Cantarell;Open Sans;Helvetica Neue;sans-serif"/>
-          <w:b w:val="false"/>
-          <w:i w:val="false"/>
-          <w:i w:val="false"/>
-          <w:caps w:val="false"/>
-          <w:smallCaps w:val="false"/>
-          <w:color w:val="0F1115"/>
-          <w:spacing w:val="0"/>
-          <w:sz w:val="24"/>
-        </w:rPr>
-      </w:pPr>
-      <w:r>
-        <w:rPr>
-          <w:rFonts w:ascii="quote-cjk-patch;Inter;system-ui;apple-system;BlinkMacSystemFont;Segoe UI;Roboto;Oxygen;Ubuntu;Cantarell;Open Sans;Helvetica Neue;sans-serif" w:hAnsi="quote-cjk-patch;Inter;system-ui;apple-system;BlinkMacSystemFont;Segoe UI;Roboto;Oxygen;Ubuntu;Cantarell;Open Sans;Helvetica Neue;sans-serif"/>
+          <w:rFonts w:ascii="Arial" w:hAnsi="Arial"/>
+        </w:rPr>
+      </w:pPr>
+      <w:r>
+        <w:rPr>
+          <w:rFonts w:ascii="Arial" w:hAnsi="Arial"/>
           <w:b w:val="false"/>
           <w:i w:val="false"/>
           <w:caps w:val="false"/>
@@ -353,7 +305,7 @@
       </w:r>
       <w:r>
         <w:rPr>
-          <w:rFonts w:ascii="quote-cjk-patch;Inter;system-ui;apple-system;BlinkMacSystemFont;Segoe UI;Roboto;Oxygen;Ubuntu;Cantarell;Open Sans;Helvetica Neue;sans-serif" w:hAnsi="quote-cjk-patch;Inter;system-ui;apple-system;BlinkMacSystemFont;Segoe UI;Roboto;Oxygen;Ubuntu;Cantarell;Open Sans;Helvetica Neue;sans-serif"/>
+          <w:rFonts w:ascii="Arial" w:hAnsi="Arial"/>
           <w:b w:val="false"/>
           <w:i w:val="false"/>
           <w:caps w:val="false"/>
@@ -386,7 +338,7 @@
       </w:pPr>
       <w:r>
         <w:rPr>
-          <w:rFonts w:ascii="quote-cjk-patch;Inter;system-ui;apple-system;BlinkMacSystemFont;Segoe UI;Roboto;Oxygen;Ubuntu;Cantarell;Open Sans;Helvetica Neue;sans-serif" w:hAnsi="quote-cjk-patch;Inter;system-ui;apple-system;BlinkMacSystemFont;Segoe UI;Roboto;Oxygen;Ubuntu;Cantarell;Open Sans;Helvetica Neue;sans-serif"/>
+          <w:rFonts w:ascii="Arial" w:hAnsi="Arial"/>
           <w:b w:val="false"/>
           <w:i w:val="false"/>
           <w:caps w:val="false"/>
@@ -400,7 +352,7 @@
       <w:r>
         <w:rPr>
           <w:rStyle w:val="user1"/>
-          <w:rFonts w:ascii="Menlo;Monaco;Consolas;Cascadia Mono;Ubuntu Mono;DejaVu Sans Mono;Liberation Mono;JetBrains Mono;Fira Code;Cousine;Roboto Mono;Courier New;Courier;sans-serif;system-ui" w:hAnsi="Menlo;Monaco;Consolas;Cascadia Mono;Ubuntu Mono;DejaVu Sans Mono;Liberation Mono;JetBrains Mono;Fira Code;Cousine;Roboto Mono;Courier New;Courier;sans-serif;system-ui"/>
+          <w:rFonts w:ascii="Arial" w:hAnsi="Arial"/>
           <w:b w:val="false"/>
           <w:i w:val="false"/>
           <w:caps w:val="false"/>
@@ -414,7 +366,7 @@
       </w:r>
       <w:r>
         <w:rPr>
-          <w:rFonts w:ascii="quote-cjk-patch;Inter;system-ui;apple-system;BlinkMacSystemFont;Segoe UI;Roboto;Oxygen;Ubuntu;Cantarell;Open Sans;Helvetica Neue;sans-serif" w:hAnsi="quote-cjk-patch;Inter;system-ui;apple-system;BlinkMacSystemFont;Segoe UI;Roboto;Oxygen;Ubuntu;Cantarell;Open Sans;Helvetica Neue;sans-serif"/>
+          <w:rFonts w:ascii="Arial" w:hAnsi="Arial"/>
           <w:b w:val="false"/>
           <w:i w:val="false"/>
           <w:caps w:val="false"/>
@@ -427,7 +379,7 @@
       </w:r>
       <w:r>
         <w:rPr>
-          <w:rFonts w:ascii="quote-cjk-patch;Inter;system-ui;apple-system;BlinkMacSystemFont;Segoe UI;Roboto;Oxygen;Ubuntu;Cantarell;Open Sans;Helvetica Neue;sans-serif" w:hAnsi="quote-cjk-patch;Inter;system-ui;apple-system;BlinkMacSystemFont;Segoe UI;Roboto;Oxygen;Ubuntu;Cantarell;Open Sans;Helvetica Neue;sans-serif"/>
+          <w:rFonts w:ascii="Arial" w:hAnsi="Arial"/>
           <w:b w:val="false"/>
           <w:i w:val="false"/>
           <w:caps w:val="false"/>
@@ -457,20 +409,12 @@
         <w:ind w:hanging="0" w:start="0" w:end="0"/>
         <w:jc w:val="start"/>
         <w:rPr>
-          <w:rFonts w:ascii="quote-cjk-patch;Inter;system-ui;apple-system;BlinkMacSystemFont;Segoe UI;Roboto;Oxygen;Ubuntu;Cantarell;Open Sans;Helvetica Neue;sans-serif" w:hAnsi="quote-cjk-patch;Inter;system-ui;apple-system;BlinkMacSystemFont;Segoe UI;Roboto;Oxygen;Ubuntu;Cantarell;Open Sans;Helvetica Neue;sans-serif"/>
-          <w:b w:val="false"/>
-          <w:i w:val="false"/>
-          <w:i w:val="false"/>
-          <w:caps w:val="false"/>
-          <w:smallCaps w:val="false"/>
-          <w:color w:val="0F1115"/>
-          <w:spacing w:val="0"/>
-          <w:sz w:val="24"/>
-        </w:rPr>
-      </w:pPr>
-      <w:r>
-        <w:rPr>
-          <w:rFonts w:ascii="quote-cjk-patch;Inter;system-ui;apple-system;BlinkMacSystemFont;Segoe UI;Roboto;Oxygen;Ubuntu;Cantarell;Open Sans;Helvetica Neue;sans-serif" w:hAnsi="quote-cjk-patch;Inter;system-ui;apple-system;BlinkMacSystemFont;Segoe UI;Roboto;Oxygen;Ubuntu;Cantarell;Open Sans;Helvetica Neue;sans-serif"/>
+          <w:rFonts w:ascii="Arial" w:hAnsi="Arial"/>
+        </w:rPr>
+      </w:pPr>
+      <w:r>
+        <w:rPr>
+          <w:rFonts w:ascii="Arial" w:hAnsi="Arial"/>
           <w:b w:val="false"/>
           <w:i w:val="false"/>
           <w:caps w:val="false"/>
@@ -483,7 +427,7 @@
       </w:r>
       <w:r>
         <w:rPr>
-          <w:rFonts w:ascii="quote-cjk-patch;Inter;system-ui;apple-system;BlinkMacSystemFont;Segoe UI;Roboto;Oxygen;Ubuntu;Cantarell;Open Sans;Helvetica Neue;sans-serif" w:hAnsi="quote-cjk-patch;Inter;system-ui;apple-system;BlinkMacSystemFont;Segoe UI;Roboto;Oxygen;Ubuntu;Cantarell;Open Sans;Helvetica Neue;sans-serif"/>
+          <w:rFonts w:ascii="Arial" w:hAnsi="Arial"/>
           <w:b w:val="false"/>
           <w:i w:val="false"/>
           <w:caps w:val="false"/>
@@ -513,20 +457,12 @@
         <w:ind w:hanging="0" w:start="0" w:end="0"/>
         <w:jc w:val="start"/>
         <w:rPr>
-          <w:rFonts w:ascii="quote-cjk-patch;Inter;system-ui;apple-system;BlinkMacSystemFont;Segoe UI;Roboto;Oxygen;Ubuntu;Cantarell;Open Sans;Helvetica Neue;sans-serif" w:hAnsi="quote-cjk-patch;Inter;system-ui;apple-system;BlinkMacSystemFont;Segoe UI;Roboto;Oxygen;Ubuntu;Cantarell;Open Sans;Helvetica Neue;sans-serif"/>
-          <w:b w:val="false"/>
-          <w:i w:val="false"/>
-          <w:i w:val="false"/>
-          <w:caps w:val="false"/>
-          <w:smallCaps w:val="false"/>
-          <w:color w:val="0F1115"/>
-          <w:spacing w:val="0"/>
-          <w:sz w:val="24"/>
-        </w:rPr>
-      </w:pPr>
-      <w:r>
-        <w:rPr>
-          <w:rFonts w:ascii="quote-cjk-patch;Inter;system-ui;apple-system;BlinkMacSystemFont;Segoe UI;Roboto;Oxygen;Ubuntu;Cantarell;Open Sans;Helvetica Neue;sans-serif" w:hAnsi="quote-cjk-patch;Inter;system-ui;apple-system;BlinkMacSystemFont;Segoe UI;Roboto;Oxygen;Ubuntu;Cantarell;Open Sans;Helvetica Neue;sans-serif"/>
+          <w:rFonts w:ascii="Arial" w:hAnsi="Arial"/>
+        </w:rPr>
+      </w:pPr>
+      <w:r>
+        <w:rPr>
+          <w:rFonts w:ascii="Arial" w:hAnsi="Arial"/>
           <w:b w:val="false"/>
           <w:i w:val="false"/>
           <w:caps w:val="false"/>
@@ -539,7 +475,7 @@
       </w:r>
       <w:r>
         <w:rPr>
-          <w:rFonts w:ascii="quote-cjk-patch;Inter;system-ui;apple-system;BlinkMacSystemFont;Segoe UI;Roboto;Oxygen;Ubuntu;Cantarell;Open Sans;Helvetica Neue;sans-serif" w:hAnsi="quote-cjk-patch;Inter;system-ui;apple-system;BlinkMacSystemFont;Segoe UI;Roboto;Oxygen;Ubuntu;Cantarell;Open Sans;Helvetica Neue;sans-serif"/>
+          <w:rFonts w:ascii="Arial" w:hAnsi="Arial"/>
           <w:b w:val="false"/>
           <w:i w:val="false"/>
           <w:caps w:val="false"/>
@@ -569,20 +505,12 @@
         <w:ind w:hanging="0" w:start="0" w:end="0"/>
         <w:jc w:val="start"/>
         <w:rPr>
-          <w:rFonts w:ascii="quote-cjk-patch;Inter;system-ui;apple-system;BlinkMacSystemFont;Segoe UI;Roboto;Oxygen;Ubuntu;Cantarell;Open Sans;Helvetica Neue;sans-serif" w:hAnsi="quote-cjk-patch;Inter;system-ui;apple-system;BlinkMacSystemFont;Segoe UI;Roboto;Oxygen;Ubuntu;Cantarell;Open Sans;Helvetica Neue;sans-serif"/>
-          <w:b w:val="false"/>
-          <w:i w:val="false"/>
-          <w:i w:val="false"/>
-          <w:caps w:val="false"/>
-          <w:smallCaps w:val="false"/>
-          <w:color w:val="0F1115"/>
-          <w:spacing w:val="0"/>
-          <w:sz w:val="24"/>
-        </w:rPr>
-      </w:pPr>
-      <w:r>
-        <w:rPr>
-          <w:rFonts w:ascii="quote-cjk-patch;Inter;system-ui;apple-system;BlinkMacSystemFont;Segoe UI;Roboto;Oxygen;Ubuntu;Cantarell;Open Sans;Helvetica Neue;sans-serif" w:hAnsi="quote-cjk-patch;Inter;system-ui;apple-system;BlinkMacSystemFont;Segoe UI;Roboto;Oxygen;Ubuntu;Cantarell;Open Sans;Helvetica Neue;sans-serif"/>
+          <w:rFonts w:ascii="Arial" w:hAnsi="Arial"/>
+        </w:rPr>
+      </w:pPr>
+      <w:r>
+        <w:rPr>
+          <w:rFonts w:ascii="Arial" w:hAnsi="Arial"/>
           <w:b w:val="false"/>
           <w:i w:val="false"/>
           <w:caps w:val="false"/>
@@ -595,7 +523,7 @@
       </w:r>
       <w:r>
         <w:rPr>
-          <w:rFonts w:ascii="quote-cjk-patch;Inter;system-ui;apple-system;BlinkMacSystemFont;Segoe UI;Roboto;Oxygen;Ubuntu;Cantarell;Open Sans;Helvetica Neue;sans-serif" w:hAnsi="quote-cjk-patch;Inter;system-ui;apple-system;BlinkMacSystemFont;Segoe UI;Roboto;Oxygen;Ubuntu;Cantarell;Open Sans;Helvetica Neue;sans-serif"/>
+          <w:rFonts w:ascii="Arial" w:hAnsi="Arial"/>
           <w:b w:val="false"/>
           <w:i w:val="false"/>
           <w:caps w:val="false"/>
@@ -625,20 +553,12 @@
         <w:ind w:hanging="0" w:start="0" w:end="0"/>
         <w:jc w:val="start"/>
         <w:rPr>
-          <w:rFonts w:ascii="quote-cjk-patch;Inter;system-ui;apple-system;BlinkMacSystemFont;Segoe UI;Roboto;Oxygen;Ubuntu;Cantarell;Open Sans;Helvetica Neue;sans-serif" w:hAnsi="quote-cjk-patch;Inter;system-ui;apple-system;BlinkMacSystemFont;Segoe UI;Roboto;Oxygen;Ubuntu;Cantarell;Open Sans;Helvetica Neue;sans-serif"/>
-          <w:b w:val="false"/>
-          <w:i w:val="false"/>
-          <w:i w:val="false"/>
-          <w:caps w:val="false"/>
-          <w:smallCaps w:val="false"/>
-          <w:color w:val="0F1115"/>
-          <w:spacing w:val="0"/>
-          <w:sz w:val="24"/>
-        </w:rPr>
-      </w:pPr>
-      <w:r>
-        <w:rPr>
-          <w:rFonts w:ascii="quote-cjk-patch;Inter;system-ui;apple-system;BlinkMacSystemFont;Segoe UI;Roboto;Oxygen;Ubuntu;Cantarell;Open Sans;Helvetica Neue;sans-serif" w:hAnsi="quote-cjk-patch;Inter;system-ui;apple-system;BlinkMacSystemFont;Segoe UI;Roboto;Oxygen;Ubuntu;Cantarell;Open Sans;Helvetica Neue;sans-serif"/>
+          <w:rFonts w:ascii="Arial" w:hAnsi="Arial"/>
+        </w:rPr>
+      </w:pPr>
+      <w:r>
+        <w:rPr>
+          <w:rFonts w:ascii="Arial" w:hAnsi="Arial"/>
           <w:b w:val="false"/>
           <w:i w:val="false"/>
           <w:caps w:val="false"/>
@@ -651,7 +571,7 @@
       </w:r>
       <w:r>
         <w:rPr>
-          <w:rFonts w:ascii="quote-cjk-patch;Inter;system-ui;apple-system;BlinkMacSystemFont;Segoe UI;Roboto;Oxygen;Ubuntu;Cantarell;Open Sans;Helvetica Neue;sans-serif" w:hAnsi="quote-cjk-patch;Inter;system-ui;apple-system;BlinkMacSystemFont;Segoe UI;Roboto;Oxygen;Ubuntu;Cantarell;Open Sans;Helvetica Neue;sans-serif"/>
+          <w:rFonts w:ascii="Arial" w:hAnsi="Arial"/>
           <w:b w:val="false"/>
           <w:i w:val="false"/>
           <w:caps w:val="false"/>
@@ -669,21 +589,14 @@
         <w:pStyle w:val="Normal"/>
         <w:bidi w:val="0"/>
         <w:jc w:val="start"/>
-        <w:rPr/>
-      </w:pPr>
-      <w:r>
-        <w:rPr/>
-      </w:r>
-    </w:p>
-    <w:p>
-      <w:pPr>
-        <w:pStyle w:val="Normal"/>
-        <w:bidi w:val="0"/>
-        <w:jc w:val="start"/>
-        <w:rPr/>
-      </w:pPr>
-      <w:r>
-        <w:rPr/>
+        <w:rPr>
+          <w:rFonts w:ascii="Arial" w:hAnsi="Arial"/>
+        </w:rPr>
+      </w:pPr>
+      <w:r>
+        <w:rPr>
+          <w:rFonts w:ascii="Arial" w:hAnsi="Arial"/>
+        </w:rPr>
       </w:r>
     </w:p>
     <w:p>
@@ -692,20 +605,12 @@
         <w:bidi w:val="0"/>
         <w:jc w:val="start"/>
         <w:rPr>
-          <w:rFonts w:ascii="quote-cjk-patch;Inter;system-ui;apple-system;BlinkMacSystemFont;Segoe UI;Roboto;Oxygen;Ubuntu;Cantarell;Open Sans;Helvetica Neue;sans-serif" w:hAnsi="quote-cjk-patch;Inter;system-ui;apple-system;BlinkMacSystemFont;Segoe UI;Roboto;Oxygen;Ubuntu;Cantarell;Open Sans;Helvetica Neue;sans-serif"/>
-          <w:b/>
-          <w:i w:val="false"/>
-          <w:i w:val="false"/>
-          <w:caps w:val="false"/>
-          <w:smallCaps w:val="false"/>
-          <w:color w:val="0F1115"/>
-          <w:spacing w:val="0"/>
-          <w:sz w:val="30"/>
-        </w:rPr>
-      </w:pPr>
-      <w:r>
-        <w:rPr>
-          <w:rFonts w:ascii="quote-cjk-patch;Inter;system-ui;apple-system;BlinkMacSystemFont;Segoe UI;Roboto;Oxygen;Ubuntu;Cantarell;Open Sans;Helvetica Neue;sans-serif" w:hAnsi="quote-cjk-patch;Inter;system-ui;apple-system;BlinkMacSystemFont;Segoe UI;Roboto;Oxygen;Ubuntu;Cantarell;Open Sans;Helvetica Neue;sans-serif"/>
+          <w:rFonts w:ascii="Arial" w:hAnsi="Arial"/>
+        </w:rPr>
+      </w:pPr>
+      <w:r>
+        <w:rPr>
+          <w:rFonts w:ascii="Arial" w:hAnsi="Arial"/>
           <w:b/>
           <w:i w:val="false"/>
           <w:caps w:val="false"/>
@@ -726,20 +631,12 @@
         <w:ind w:hanging="0" w:start="0" w:end="0"/>
         <w:jc w:val="start"/>
         <w:rPr>
-          <w:rFonts w:ascii="quote-cjk-patch;Inter;system-ui;apple-system;BlinkMacSystemFont;Segoe UI;Roboto;Oxygen;Ubuntu;Cantarell;Open Sans;Helvetica Neue;sans-serif" w:hAnsi="quote-cjk-patch;Inter;system-ui;apple-system;BlinkMacSystemFont;Segoe UI;Roboto;Oxygen;Ubuntu;Cantarell;Open Sans;Helvetica Neue;sans-serif"/>
-          <w:b w:val="false"/>
-          <w:i w:val="false"/>
-          <w:i w:val="false"/>
-          <w:caps w:val="false"/>
-          <w:smallCaps w:val="false"/>
-          <w:color w:val="0F1115"/>
-          <w:spacing w:val="0"/>
-          <w:sz w:val="24"/>
-        </w:rPr>
-      </w:pPr>
-      <w:r>
-        <w:rPr>
-          <w:rFonts w:ascii="quote-cjk-patch;Inter;system-ui;apple-system;BlinkMacSystemFont;Segoe UI;Roboto;Oxygen;Ubuntu;Cantarell;Open Sans;Helvetica Neue;sans-serif" w:hAnsi="quote-cjk-patch;Inter;system-ui;apple-system;BlinkMacSystemFont;Segoe UI;Roboto;Oxygen;Ubuntu;Cantarell;Open Sans;Helvetica Neue;sans-serif"/>
+          <w:rFonts w:ascii="Arial" w:hAnsi="Arial"/>
+        </w:rPr>
+      </w:pPr>
+      <w:r>
+        <w:rPr>
+          <w:rFonts w:ascii="Arial" w:hAnsi="Arial"/>
           <w:b w:val="false"/>
           <w:i w:val="false"/>
           <w:caps w:val="false"/>
@@ -768,20 +665,12 @@
         <w:ind w:hanging="0" w:start="0" w:end="0"/>
         <w:jc w:val="start"/>
         <w:rPr>
-          <w:rFonts w:ascii="quote-cjk-patch;Inter;system-ui;apple-system;BlinkMacSystemFont;Segoe UI;Roboto;Oxygen;Ubuntu;Cantarell;Open Sans;Helvetica Neue;sans-serif" w:hAnsi="quote-cjk-patch;Inter;system-ui;apple-system;BlinkMacSystemFont;Segoe UI;Roboto;Oxygen;Ubuntu;Cantarell;Open Sans;Helvetica Neue;sans-serif"/>
-          <w:b w:val="false"/>
-          <w:i w:val="false"/>
-          <w:i w:val="false"/>
-          <w:caps w:val="false"/>
-          <w:smallCaps w:val="false"/>
-          <w:color w:val="0F1115"/>
-          <w:spacing w:val="0"/>
-          <w:sz w:val="24"/>
-        </w:rPr>
-      </w:pPr>
-      <w:r>
-        <w:rPr>
-          <w:rFonts w:ascii="quote-cjk-patch;Inter;system-ui;apple-system;BlinkMacSystemFont;Segoe UI;Roboto;Oxygen;Ubuntu;Cantarell;Open Sans;Helvetica Neue;sans-serif" w:hAnsi="quote-cjk-patch;Inter;system-ui;apple-system;BlinkMacSystemFont;Segoe UI;Roboto;Oxygen;Ubuntu;Cantarell;Open Sans;Helvetica Neue;sans-serif"/>
+          <w:rFonts w:ascii="Arial" w:hAnsi="Arial"/>
+        </w:rPr>
+      </w:pPr>
+      <w:r>
+        <w:rPr>
+          <w:rFonts w:ascii="Arial" w:hAnsi="Arial"/>
           <w:b w:val="false"/>
           <w:i w:val="false"/>
           <w:caps w:val="false"/>
@@ -810,20 +699,12 @@
         <w:ind w:hanging="0" w:start="0" w:end="0"/>
         <w:jc w:val="start"/>
         <w:rPr>
-          <w:rFonts w:ascii="quote-cjk-patch;Inter;system-ui;apple-system;BlinkMacSystemFont;Segoe UI;Roboto;Oxygen;Ubuntu;Cantarell;Open Sans;Helvetica Neue;sans-serif" w:hAnsi="quote-cjk-patch;Inter;system-ui;apple-system;BlinkMacSystemFont;Segoe UI;Roboto;Oxygen;Ubuntu;Cantarell;Open Sans;Helvetica Neue;sans-serif"/>
-          <w:b w:val="false"/>
-          <w:i w:val="false"/>
-          <w:i w:val="false"/>
-          <w:caps w:val="false"/>
-          <w:smallCaps w:val="false"/>
-          <w:color w:val="0F1115"/>
-          <w:spacing w:val="0"/>
-          <w:sz w:val="24"/>
-        </w:rPr>
-      </w:pPr>
-      <w:r>
-        <w:rPr>
-          <w:rFonts w:ascii="quote-cjk-patch;Inter;system-ui;apple-system;BlinkMacSystemFont;Segoe UI;Roboto;Oxygen;Ubuntu;Cantarell;Open Sans;Helvetica Neue;sans-serif" w:hAnsi="quote-cjk-patch;Inter;system-ui;apple-system;BlinkMacSystemFont;Segoe UI;Roboto;Oxygen;Ubuntu;Cantarell;Open Sans;Helvetica Neue;sans-serif"/>
+          <w:rFonts w:ascii="Arial" w:hAnsi="Arial"/>
+        </w:rPr>
+      </w:pPr>
+      <w:r>
+        <w:rPr>
+          <w:rFonts w:ascii="Arial" w:hAnsi="Arial"/>
           <w:b w:val="false"/>
           <w:i w:val="false"/>
           <w:caps w:val="false"/>
@@ -852,20 +733,12 @@
         <w:ind w:hanging="0" w:start="0" w:end="0"/>
         <w:jc w:val="start"/>
         <w:rPr>
-          <w:rFonts w:ascii="quote-cjk-patch;Inter;system-ui;apple-system;BlinkMacSystemFont;Segoe UI;Roboto;Oxygen;Ubuntu;Cantarell;Open Sans;Helvetica Neue;sans-serif" w:hAnsi="quote-cjk-patch;Inter;system-ui;apple-system;BlinkMacSystemFont;Segoe UI;Roboto;Oxygen;Ubuntu;Cantarell;Open Sans;Helvetica Neue;sans-serif"/>
-          <w:b w:val="false"/>
-          <w:i w:val="false"/>
-          <w:i w:val="false"/>
-          <w:caps w:val="false"/>
-          <w:smallCaps w:val="false"/>
-          <w:color w:val="0F1115"/>
-          <w:spacing w:val="0"/>
-          <w:sz w:val="24"/>
-        </w:rPr>
-      </w:pPr>
-      <w:r>
-        <w:rPr>
-          <w:rFonts w:ascii="quote-cjk-patch;Inter;system-ui;apple-system;BlinkMacSystemFont;Segoe UI;Roboto;Oxygen;Ubuntu;Cantarell;Open Sans;Helvetica Neue;sans-serif" w:hAnsi="quote-cjk-patch;Inter;system-ui;apple-system;BlinkMacSystemFont;Segoe UI;Roboto;Oxygen;Ubuntu;Cantarell;Open Sans;Helvetica Neue;sans-serif"/>
+          <w:rFonts w:ascii="Arial" w:hAnsi="Arial"/>
+        </w:rPr>
+      </w:pPr>
+      <w:r>
+        <w:rPr>
+          <w:rFonts w:ascii="Arial" w:hAnsi="Arial"/>
           <w:b w:val="false"/>
           <w:i w:val="false"/>
           <w:caps w:val="false"/>
@@ -894,20 +767,12 @@
         <w:ind w:hanging="0" w:start="0" w:end="0"/>
         <w:jc w:val="start"/>
         <w:rPr>
-          <w:rFonts w:ascii="quote-cjk-patch;Inter;system-ui;apple-system;BlinkMacSystemFont;Segoe UI;Roboto;Oxygen;Ubuntu;Cantarell;Open Sans;Helvetica Neue;sans-serif" w:hAnsi="quote-cjk-patch;Inter;system-ui;apple-system;BlinkMacSystemFont;Segoe UI;Roboto;Oxygen;Ubuntu;Cantarell;Open Sans;Helvetica Neue;sans-serif"/>
-          <w:b w:val="false"/>
-          <w:i w:val="false"/>
-          <w:i w:val="false"/>
-          <w:caps w:val="false"/>
-          <w:smallCaps w:val="false"/>
-          <w:color w:val="0F1115"/>
-          <w:spacing w:val="0"/>
-          <w:sz w:val="24"/>
-        </w:rPr>
-      </w:pPr>
-      <w:r>
-        <w:rPr>
-          <w:rFonts w:ascii="quote-cjk-patch;Inter;system-ui;apple-system;BlinkMacSystemFont;Segoe UI;Roboto;Oxygen;Ubuntu;Cantarell;Open Sans;Helvetica Neue;sans-serif" w:hAnsi="quote-cjk-patch;Inter;system-ui;apple-system;BlinkMacSystemFont;Segoe UI;Roboto;Oxygen;Ubuntu;Cantarell;Open Sans;Helvetica Neue;sans-serif"/>
+          <w:rFonts w:ascii="Arial" w:hAnsi="Arial"/>
+        </w:rPr>
+      </w:pPr>
+      <w:r>
+        <w:rPr>
+          <w:rFonts w:ascii="Arial" w:hAnsi="Arial"/>
           <w:b w:val="false"/>
           <w:i w:val="false"/>
           <w:caps w:val="false"/>
@@ -924,34 +789,43 @@
         <w:pStyle w:val="Normal"/>
         <w:bidi w:val="0"/>
         <w:jc w:val="start"/>
-        <w:rPr/>
-      </w:pPr>
-      <w:r>
-        <w:rPr/>
-      </w:r>
-    </w:p>
-    <w:p>
-      <w:pPr>
-        <w:pStyle w:val="Normal"/>
-        <w:bidi w:val="0"/>
-        <w:jc w:val="start"/>
-        <w:rPr/>
-      </w:pPr>
-      <w:r>
-        <w:rPr/>
-      </w:r>
-    </w:p>
-    <w:p>
-      <w:pPr>
-        <w:pStyle w:val="Normal"/>
-        <w:bidi w:val="0"/>
-        <w:jc w:val="start"/>
-        <w:rPr>
-          <w:lang w:val="fi-FI"/>
-        </w:rPr>
-      </w:pPr>
-      <w:r>
-        <w:rPr>
+        <w:rPr>
+          <w:rFonts w:ascii="Arial" w:hAnsi="Arial"/>
+        </w:rPr>
+      </w:pPr>
+      <w:r>
+        <w:rPr>
+          <w:rFonts w:ascii="Arial" w:hAnsi="Arial"/>
+        </w:rPr>
+      </w:r>
+    </w:p>
+    <w:p>
+      <w:pPr>
+        <w:pStyle w:val="Normal"/>
+        <w:bidi w:val="0"/>
+        <w:jc w:val="start"/>
+        <w:rPr>
+          <w:rFonts w:ascii="Arial" w:hAnsi="Arial"/>
+        </w:rPr>
+      </w:pPr>
+      <w:r>
+        <w:rPr>
+          <w:rFonts w:ascii="Arial" w:hAnsi="Arial"/>
+        </w:rPr>
+      </w:r>
+    </w:p>
+    <w:p>
+      <w:pPr>
+        <w:pStyle w:val="Normal"/>
+        <w:bidi w:val="0"/>
+        <w:jc w:val="start"/>
+        <w:rPr>
+          <w:rFonts w:ascii="Arial" w:hAnsi="Arial"/>
+        </w:rPr>
+      </w:pPr>
+      <w:r>
+        <w:rPr>
+          <w:rFonts w:ascii="Arial" w:hAnsi="Arial"/>
           <w:lang w:val="fi-FI"/>
         </w:rPr>
         <w:t>«interface»                                   «interface»</w:t>
@@ -963,7 +837,7 @@
         <w:bidi w:val="0"/>
         <w:jc w:val="start"/>
         <w:rPr>
-          <w:lang w:val="fi-FI"/>
+          <w:rFonts w:ascii="Arial" w:hAnsi="Arial"/>
         </w:rPr>
       </w:pPr>
       <w:r>
@@ -1027,6 +901,7 @@
       </w:r>
       <w:r>
         <w:rPr>
+          <w:rFonts w:ascii="Arial" w:hAnsi="Arial"/>
           <w:lang w:val="fi-FI"/>
         </w:rPr>
         <w:t>Subjekt                                        Subjekt</w:t>
@@ -1038,11 +913,13 @@
         <w:bidi w:val="0"/>
         <w:jc w:val="start"/>
         <w:rPr>
-          <w:lang w:val="fi-FI"/>
-        </w:rPr>
-      </w:pPr>
-      <w:r>
-        <w:rPr>
+          <w:rFonts w:ascii="Arial" w:hAnsi="Arial"/>
+          <w:lang w:val="fi-FI"/>
+        </w:rPr>
+      </w:pPr>
+      <w:r>
+        <w:rPr>
+          <w:rFonts w:ascii="Arial" w:hAnsi="Arial"/>
           <w:lang w:val="fi-FI"/>
         </w:rPr>
         <mc:AlternateContent>
@@ -1167,26 +1044,29 @@
         <w:bidi w:val="0"/>
         <w:jc w:val="start"/>
         <w:rPr>
-          <w:lang w:val="fi-FI"/>
-        </w:rPr>
-      </w:pPr>
-      <w:r>
-        <w:rPr>
-          <w:lang w:val="fi-FI"/>
-        </w:rPr>
-      </w:r>
-    </w:p>
-    <w:p>
-      <w:pPr>
-        <w:pStyle w:val="Normal"/>
-        <w:bidi w:val="0"/>
-        <w:jc w:val="start"/>
-        <w:rPr>
-          <w:lang w:val="fi-FI"/>
-        </w:rPr>
-      </w:pPr>
-      <w:r>
-        <w:rPr>
+          <w:rFonts w:ascii="Arial" w:hAnsi="Arial"/>
+          <w:lang w:val="fi-FI"/>
+        </w:rPr>
+      </w:pPr>
+      <w:r>
+        <w:rPr>
+          <w:rFonts w:ascii="Arial" w:hAnsi="Arial"/>
+          <w:lang w:val="fi-FI"/>
+        </w:rPr>
+      </w:r>
+    </w:p>
+    <w:p>
+      <w:pPr>
+        <w:pStyle w:val="Normal"/>
+        <w:bidi w:val="0"/>
+        <w:jc w:val="start"/>
+        <w:rPr>
+          <w:rFonts w:ascii="Arial" w:hAnsi="Arial"/>
+        </w:rPr>
+      </w:pPr>
+      <w:r>
+        <w:rPr>
+          <w:rFonts w:ascii="Arial" w:hAnsi="Arial"/>
           <w:lang w:val="fi-FI"/>
         </w:rPr>
         <w:t>ConcreteSubjekt                          ConcreteObserver</w:t>
@@ -1198,11 +1078,12 @@
         <w:bidi w:val="0"/>
         <w:jc w:val="start"/>
         <w:rPr>
-          <w:lang w:val="fi-FI"/>
-        </w:rPr>
-      </w:pPr>
-      <w:r>
-        <w:rPr>
+          <w:rFonts w:ascii="Arial" w:hAnsi="Arial"/>
+        </w:rPr>
+      </w:pPr>
+      <w:r>
+        <w:rPr>
+          <w:rFonts w:ascii="Arial" w:hAnsi="Arial"/>
           <w:lang w:val="fi-FI"/>
         </w:rPr>
         <mc:AlternateContent>
@@ -1323,12 +1204,14 @@
       </w:r>
       <w:r>
         <w:rPr>
+          <w:rFonts w:ascii="Arial" w:hAnsi="Arial"/>
           <w:lang w:val="fi-FI"/>
         </w:rPr>
         <w:t xml:space="preserve">          </w:t>
       </w:r>
       <w:r>
         <w:rPr>
+          <w:rFonts w:ascii="Arial" w:hAnsi="Arial"/>
           <w:lang w:val="fi-FI"/>
         </w:rPr>
         <w:t>1                                                    *</w:t>
@@ -1340,26 +1223,30 @@
         <w:bidi w:val="0"/>
         <w:jc w:val="start"/>
         <w:rPr>
-          <w:lang w:val="fi-FI"/>
-        </w:rPr>
-      </w:pPr>
-      <w:r>
-        <w:rPr>
-          <w:lang w:val="fi-FI"/>
-        </w:rPr>
-      </w:r>
-    </w:p>
-    <w:p>
-      <w:pPr>
-        <w:pStyle w:val="Normal"/>
-        <w:bidi w:val="0"/>
-        <w:jc w:val="start"/>
-        <w:rPr>
-          <w:lang w:val="fi-FI"/>
-        </w:rPr>
-      </w:pPr>
-      <w:r>
-        <w:rPr>
+          <w:rFonts w:ascii="Arial" w:hAnsi="Arial"/>
+          <w:lang w:val="fi-FI"/>
+        </w:rPr>
+      </w:pPr>
+      <w:r>
+        <w:rPr>
+          <w:rFonts w:ascii="Arial" w:hAnsi="Arial"/>
+          <w:lang w:val="fi-FI"/>
+        </w:rPr>
+      </w:r>
+    </w:p>
+    <w:p>
+      <w:pPr>
+        <w:pStyle w:val="Normal"/>
+        <w:bidi w:val="0"/>
+        <w:jc w:val="start"/>
+        <w:rPr>
+          <w:rFonts w:ascii="Arial" w:hAnsi="Arial"/>
+          <w:lang w:val="fi-FI"/>
+        </w:rPr>
+      </w:pPr>
+      <w:r>
+        <w:rPr>
+          <w:rFonts w:ascii="Arial" w:hAnsi="Arial"/>
           <w:lang w:val="fi-FI"/>
         </w:rPr>
         <mc:AlternateContent>
@@ -1480,12 +1367,14 @@
       </w:r>
       <w:r>
         <w:rPr>
+          <w:rFonts w:ascii="Arial" w:hAnsi="Arial"/>
           <w:lang w:val="fi-FI"/>
         </w:rPr>
         <w:t xml:space="preserve">                          </w:t>
       </w:r>
       <w:r>
         <w:rPr>
+          <w:rFonts w:ascii="Arial" w:hAnsi="Arial"/>
           <w:lang w:val="fi-FI"/>
         </w:rPr>
         <w:t>notify()</w:t>
@@ -1497,59 +1386,773 @@
         <w:bidi w:val="0"/>
         <w:jc w:val="start"/>
         <w:rPr>
-          <w:lang w:val="fi-FI"/>
-        </w:rPr>
-      </w:pPr>
-      <w:r>
-        <w:rPr>
-          <w:lang w:val="fi-FI"/>
-        </w:rPr>
-      </w:r>
-    </w:p>
-    <w:p>
-      <w:pPr>
-        <w:pStyle w:val="Normal"/>
-        <w:bidi w:val="0"/>
-        <w:jc w:val="start"/>
-        <w:rPr>
-          <w:lang w:val="fi-FI"/>
-        </w:rPr>
-      </w:pPr>
-      <w:r>
-        <w:rPr>
-          <w:lang w:val="fi-FI"/>
-        </w:rPr>
-      </w:r>
-    </w:p>
-    <w:p>
-      <w:pPr>
-        <w:pStyle w:val="Normal"/>
-        <w:bidi w:val="0"/>
-        <w:jc w:val="start"/>
-        <w:rPr>
-          <w:lang w:val="fi-FI"/>
-        </w:rPr>
-      </w:pPr>
-      <w:r>
-        <w:rPr>
-          <w:lang w:val="fi-FI"/>
-        </w:rPr>
-      </w:r>
-    </w:p>
-    <w:p>
-      <w:pPr>
-        <w:pStyle w:val="Normal"/>
-        <w:bidi w:val="0"/>
-        <w:jc w:val="start"/>
-        <w:rPr>
-          <w:lang w:val="fi-FI"/>
-        </w:rPr>
-      </w:pPr>
-      <w:r>
-        <w:rPr>
+          <w:rFonts w:ascii="Arial" w:hAnsi="Arial"/>
+          <w:lang w:val="fi-FI"/>
+        </w:rPr>
+      </w:pPr>
+      <w:r>
+        <w:rPr>
+          <w:rFonts w:ascii="Arial" w:hAnsi="Arial"/>
+          <w:lang w:val="fi-FI"/>
+        </w:rPr>
+      </w:r>
+    </w:p>
+    <w:p>
+      <w:pPr>
+        <w:pStyle w:val="Normal"/>
+        <w:bidi w:val="0"/>
+        <w:jc w:val="start"/>
+        <w:rPr>
+          <w:rFonts w:ascii="Arial" w:hAnsi="Arial"/>
+          <w:lang w:val="fi-FI"/>
+        </w:rPr>
+      </w:pPr>
+      <w:r>
+        <w:rPr>
+          <w:rFonts w:ascii="Arial" w:hAnsi="Arial"/>
+          <w:lang w:val="fi-FI"/>
+        </w:rPr>
+      </w:r>
+    </w:p>
+    <w:p>
+      <w:pPr>
+        <w:pStyle w:val="Normal"/>
+        <w:bidi w:val="0"/>
+        <w:jc w:val="start"/>
+        <w:rPr>
+          <w:rFonts w:ascii="Arial" w:hAnsi="Arial"/>
+          <w:lang w:val="fi-FI"/>
+        </w:rPr>
+      </w:pPr>
+      <w:r>
+        <w:rPr>
+          <w:rFonts w:ascii="Arial" w:hAnsi="Arial"/>
+          <w:lang w:val="fi-FI"/>
+        </w:rPr>
+      </w:r>
+    </w:p>
+    <w:p>
+      <w:pPr>
+        <w:pStyle w:val="Normal"/>
+        <w:bidi w:val="0"/>
+        <w:jc w:val="start"/>
+        <w:rPr>
+          <w:rFonts w:ascii="Arial" w:hAnsi="Arial"/>
+          <w:lang w:val="fi-FI"/>
+        </w:rPr>
+      </w:pPr>
+      <w:r>
+        <w:rPr>
+          <w:rFonts w:ascii="Arial" w:hAnsi="Arial"/>
           <w:lang w:val="fi-FI"/>
         </w:rPr>
         <w:t>a</w:t>
+      </w:r>
+    </w:p>
+    <w:p>
+      <w:pPr>
+        <w:pStyle w:val="Normal"/>
+        <w:bidi w:val="0"/>
+        <w:jc w:val="start"/>
+        <w:rPr>
+          <w:rFonts w:ascii="Arial" w:hAnsi="Arial"/>
+          <w:lang w:val="fi-FI"/>
+        </w:rPr>
+      </w:pPr>
+      <w:r>
+        <w:rPr>
+          <w:rFonts w:ascii="Arial" w:hAnsi="Arial"/>
+          <w:lang w:val="fi-FI"/>
+        </w:rPr>
+      </w:r>
+    </w:p>
+    <w:p>
+      <w:pPr>
+        <w:pStyle w:val="Normal"/>
+        <w:bidi w:val="0"/>
+        <w:jc w:val="start"/>
+        <w:rPr>
+          <w:rFonts w:ascii="Arial" w:hAnsi="Arial"/>
+          <w:lang w:val="fi-FI"/>
+        </w:rPr>
+      </w:pPr>
+      <w:r>
+        <w:rPr>
+          <w:rFonts w:ascii="Arial" w:hAnsi="Arial"/>
+          <w:lang w:val="fi-FI"/>
+        </w:rPr>
+      </w:r>
+    </w:p>
+    <w:p>
+      <w:pPr>
+        <w:pStyle w:val="Normal"/>
+        <w:bidi w:val="0"/>
+        <w:jc w:val="start"/>
+        <w:rPr>
+          <w:rFonts w:ascii="Arial" w:hAnsi="Arial"/>
+          <w:lang w:val="fi-FI"/>
+        </w:rPr>
+      </w:pPr>
+      <w:r>
+        <w:rPr>
+          <w:rFonts w:ascii="Arial" w:hAnsi="Arial"/>
+          <w:lang w:val="fi-FI"/>
+        </w:rPr>
+      </w:r>
+    </w:p>
+    <w:p>
+      <w:pPr>
+        <w:pStyle w:val="Normal"/>
+        <w:bidi w:val="0"/>
+        <w:jc w:val="start"/>
+        <w:rPr>
+          <w:rFonts w:ascii="Arial" w:hAnsi="Arial"/>
+          <w:lang w:val="fi-FI"/>
+        </w:rPr>
+      </w:pPr>
+      <w:r>
+        <w:rPr>
+          <w:rFonts w:ascii="Arial" w:hAnsi="Arial"/>
+          <w:lang w:val="fi-FI"/>
+        </w:rPr>
+      </w:r>
+    </w:p>
+    <w:p>
+      <w:pPr>
+        <w:pStyle w:val="Heading3"/>
+        <w:bidi w:val="0"/>
+        <w:jc w:val="start"/>
+        <w:rPr>
+          <w:rFonts w:ascii="Arial" w:hAnsi="Arial"/>
+          <w:b/>
+          <w:i w:val="false"/>
+          <w:caps w:val="false"/>
+          <w:smallCaps w:val="false"/>
+          <w:color w:val="0F1115"/>
+          <w:spacing w:val="0"/>
+          <w:sz w:val="30"/>
+          <w:szCs w:val="24"/>
+          <w:lang w:val="fi-FI"/>
+        </w:rPr>
+      </w:pPr>
+      <w:r>
+        <w:rPr>
+          <w:rFonts w:ascii="Arial" w:hAnsi="Arial"/>
+          <w:b/>
+          <w:i w:val="false"/>
+          <w:caps w:val="false"/>
+          <w:smallCaps w:val="false"/>
+          <w:color w:val="0F1115"/>
+          <w:spacing w:val="0"/>
+          <w:sz w:val="30"/>
+          <w:szCs w:val="24"/>
+          <w:lang w:val="fi-FI"/>
+        </w:rPr>
+        <w:t>Tehtävä 4: Essee – Design patternien hyödyt (10 p)</w:t>
+      </w:r>
+    </w:p>
+    <w:p>
+      <w:pPr>
+        <w:pStyle w:val="BodyText"/>
+        <w:widowControl/>
+        <w:spacing w:before="240" w:after="240"/>
+        <w:ind w:hanging="0" w:start="0" w:end="0"/>
+        <w:rPr>
+          <w:lang w:val="fi-FI"/>
+        </w:rPr>
+      </w:pPr>
+      <w:r>
+        <w:rPr>
+          <w:rStyle w:val="Strong"/>
+          <w:rFonts w:ascii="Arial" w:hAnsi="Arial"/>
+          <w:b/>
+          <w:i w:val="false"/>
+          <w:caps w:val="false"/>
+          <w:smallCaps w:val="false"/>
+          <w:color w:val="0F1115"/>
+          <w:spacing w:val="0"/>
+          <w:sz w:val="24"/>
+          <w:lang w:val="fi-FI"/>
+        </w:rPr>
+        <w:t>Kysymys:</w:t>
+      </w:r>
+      <w:r>
+        <w:rPr>
+          <w:rFonts w:ascii="Arial" w:hAnsi="Arial"/>
+          <w:b w:val="false"/>
+          <w:i w:val="false"/>
+          <w:caps w:val="false"/>
+          <w:smallCaps w:val="false"/>
+          <w:color w:val="0F1115"/>
+          <w:spacing w:val="0"/>
+          <w:sz w:val="24"/>
+          <w:lang w:val="fi-FI"/>
+        </w:rPr>
+        <w:t xml:space="preserve"> Listaa kolme laadullisesti erilaista hyötyä, joita ohjelmistokehittäjä voi henkilökohtaisesti ja ammatillisesti saavuttaa ymmärtämällä suunnittelumalleja kattavasti. Perustele jokainen.</w:t>
+      </w:r>
+    </w:p>
+    <w:p>
+      <w:pPr>
+        <w:pStyle w:val="Normal"/>
+        <w:bidi w:val="0"/>
+        <w:jc w:val="start"/>
+        <w:rPr>
+          <w:rFonts w:ascii="Arial" w:hAnsi="Arial"/>
+          <w:lang w:val="fi-FI"/>
+        </w:rPr>
+      </w:pPr>
+      <w:r>
+        <w:rPr>
+          <w:rFonts w:ascii="Arial" w:hAnsi="Arial"/>
+          <w:lang w:val="fi-FI"/>
+        </w:rPr>
+        <w:t>Yhteinen Sanasto ja Kommunikaatio:</w:t>
+      </w:r>
+    </w:p>
+    <w:p>
+      <w:pPr>
+        <w:pStyle w:val="Normal"/>
+        <w:bidi w:val="0"/>
+        <w:jc w:val="start"/>
+        <w:rPr>
+          <w:rFonts w:ascii="Arial" w:hAnsi="Arial"/>
+          <w:lang w:val="fi-FI"/>
+        </w:rPr>
+      </w:pPr>
+      <w:r>
+        <w:rPr>
+          <w:rFonts w:ascii="Arial" w:hAnsi="Arial"/>
+          <w:lang w:val="fi-FI"/>
+        </w:rPr>
+      </w:r>
+    </w:p>
+    <w:p>
+      <w:pPr>
+        <w:pStyle w:val="Normal"/>
+        <w:bidi w:val="0"/>
+        <w:jc w:val="start"/>
+        <w:rPr>
+          <w:rFonts w:ascii="Arial" w:hAnsi="Arial"/>
+        </w:rPr>
+      </w:pPr>
+      <w:r>
+        <w:rPr>
+          <w:rFonts w:ascii="Arial" w:hAnsi="Arial"/>
+          <w:lang w:val="fi-FI"/>
+        </w:rPr>
+        <w:t>Desi</w:t>
+      </w:r>
+      <w:r>
+        <w:rPr>
+          <w:rFonts w:ascii="Arial" w:hAnsi="Arial"/>
+          <w:lang w:val="fi-FI"/>
+        </w:rPr>
+        <w:t>g</w:t>
+      </w:r>
+      <w:r>
+        <w:rPr>
+          <w:rFonts w:ascii="Arial" w:hAnsi="Arial"/>
+          <w:lang w:val="fi-FI"/>
+        </w:rPr>
+        <w:t xml:space="preserve">n paterneila on aina sama nimi esim observer. Sen nimi on aina sama kielestä riipumatta. Jokainen ohjelmoja heti ymmärä mistä puhutaan. Voi sanoa nopeasti olen käytämässä singletonia eli ei pitä keksiä lisä selityksiä. </w:t>
+      </w:r>
+      <w:r>
+        <w:rPr>
+          <w:rFonts w:ascii="Arial" w:hAnsi="Arial"/>
+          <w:b w:val="false"/>
+          <w:i w:val="false"/>
+          <w:caps w:val="false"/>
+          <w:smallCaps w:val="false"/>
+          <w:color w:val="0F1115"/>
+          <w:spacing w:val="0"/>
+          <w:sz w:val="24"/>
+        </w:rPr>
+        <w:t>Tämä nopeuttaa suunnittelua ja koodikatselmuksia.</w:t>
+      </w:r>
+      <w:r>
+        <w:rPr>
+          <w:rFonts w:ascii="Arial" w:hAnsi="Arial"/>
+        </w:rPr>
+        <w:t xml:space="preserve"> </w:t>
+      </w:r>
+    </w:p>
+    <w:p>
+      <w:pPr>
+        <w:pStyle w:val="Normal"/>
+        <w:bidi w:val="0"/>
+        <w:jc w:val="start"/>
+        <w:rPr>
+          <w:rFonts w:ascii="Arial" w:hAnsi="Arial"/>
+        </w:rPr>
+      </w:pPr>
+      <w:r>
+        <w:rPr>
+          <w:rFonts w:ascii="Arial" w:hAnsi="Arial"/>
+        </w:rPr>
+      </w:r>
+    </w:p>
+    <w:p>
+      <w:pPr>
+        <w:pStyle w:val="Normal"/>
+        <w:bidi w:val="0"/>
+        <w:jc w:val="start"/>
+        <w:rPr>
+          <w:rFonts w:ascii="Arial" w:hAnsi="Arial"/>
+          <w:lang w:val="fi-FI"/>
+        </w:rPr>
+      </w:pPr>
+      <w:r>
+        <w:rPr>
+          <w:rFonts w:ascii="Arial" w:hAnsi="Arial"/>
+          <w:lang w:val="fi-FI"/>
+        </w:rPr>
+        <w:t>Ongelmanratkaisukyky:</w:t>
+      </w:r>
+    </w:p>
+    <w:p>
+      <w:pPr>
+        <w:pStyle w:val="Normal"/>
+        <w:bidi w:val="0"/>
+        <w:jc w:val="start"/>
+        <w:rPr>
+          <w:rFonts w:ascii="Arial" w:hAnsi="Arial"/>
+          <w:lang w:val="fi-FI"/>
+        </w:rPr>
+      </w:pPr>
+      <w:r>
+        <w:rPr>
+          <w:rFonts w:ascii="Arial" w:hAnsi="Arial"/>
+          <w:lang w:val="fi-FI"/>
+        </w:rPr>
+      </w:r>
+    </w:p>
+    <w:p>
+      <w:pPr>
+        <w:pStyle w:val="Normal"/>
+        <w:bidi w:val="0"/>
+        <w:jc w:val="start"/>
+        <w:rPr>
+          <w:rFonts w:ascii="Arial" w:hAnsi="Arial"/>
+          <w:lang w:val="fi-FI"/>
+        </w:rPr>
+      </w:pPr>
+      <w:r>
+        <w:rPr>
+          <w:rFonts w:ascii="Arial" w:hAnsi="Arial"/>
+          <w:lang w:val="fi-FI"/>
+        </w:rPr>
+        <w:t xml:space="preserve">Ohjelmojala on pääsä banki paterneista. Hän voi heti päätä mitä on parempi käytä tietysä tilanteesa. Jokaisen ongelman varten ei pitä keksiä aina joku hassu juttu. </w:t>
+      </w:r>
+    </w:p>
+    <w:p>
+      <w:pPr>
+        <w:pStyle w:val="Normal"/>
+        <w:bidi w:val="0"/>
+        <w:jc w:val="start"/>
+        <w:rPr>
+          <w:rFonts w:ascii="Arial" w:hAnsi="Arial"/>
+          <w:lang w:val="fi-FI"/>
+        </w:rPr>
+      </w:pPr>
+      <w:r>
+        <w:rPr>
+          <w:rFonts w:ascii="Arial" w:hAnsi="Arial"/>
+          <w:lang w:val="fi-FI"/>
+        </w:rPr>
+      </w:r>
+    </w:p>
+    <w:p>
+      <w:pPr>
+        <w:pStyle w:val="Normal"/>
+        <w:bidi w:val="0"/>
+        <w:jc w:val="start"/>
+        <w:rPr>
+          <w:rFonts w:ascii="Arial" w:hAnsi="Arial"/>
+          <w:lang w:val="fi-FI"/>
+        </w:rPr>
+      </w:pPr>
+      <w:r>
+        <w:rPr>
+          <w:rFonts w:ascii="Arial" w:hAnsi="Arial"/>
+          <w:lang w:val="fi-FI"/>
+        </w:rPr>
+        <w:t>Koodin luetavuus:</w:t>
+      </w:r>
+    </w:p>
+    <w:p>
+      <w:pPr>
+        <w:pStyle w:val="Normal"/>
+        <w:bidi w:val="0"/>
+        <w:jc w:val="start"/>
+        <w:rPr>
+          <w:rFonts w:ascii="Arial" w:hAnsi="Arial"/>
+          <w:lang w:val="fi-FI"/>
+        </w:rPr>
+      </w:pPr>
+      <w:r>
+        <w:rPr>
+          <w:rFonts w:ascii="Arial" w:hAnsi="Arial"/>
+          <w:lang w:val="fi-FI"/>
+        </w:rPr>
+      </w:r>
+    </w:p>
+    <w:p>
+      <w:pPr>
+        <w:pStyle w:val="Normal"/>
+        <w:bidi w:val="0"/>
+        <w:jc w:val="start"/>
+        <w:rPr>
+          <w:rFonts w:ascii="Arial" w:hAnsi="Arial"/>
+          <w:lang w:val="fi-FI"/>
+        </w:rPr>
+      </w:pPr>
+      <w:r>
+        <w:rPr>
+          <w:rFonts w:ascii="Arial" w:hAnsi="Arial"/>
+          <w:lang w:val="fi-FI"/>
+        </w:rPr>
+        <w:t>koodi pysy selkeänä. Koodin navigointi on paljon helpompi koska sielä on olemassa jokaiselle tuttuja rakenteita ja paterneja. Voi heti sanoa että tässä osassa tehän näitä asioita.</w:t>
+      </w:r>
+    </w:p>
+    <w:p>
+      <w:pPr>
+        <w:pStyle w:val="Normal"/>
+        <w:bidi w:val="0"/>
+        <w:jc w:val="start"/>
+        <w:rPr>
+          <w:rFonts w:ascii="Arial" w:hAnsi="Arial"/>
+          <w:lang w:val="fi-FI"/>
+        </w:rPr>
+      </w:pPr>
+      <w:r>
+        <w:rPr>
+          <w:rFonts w:ascii="Arial" w:hAnsi="Arial"/>
+          <w:lang w:val="fi-FI"/>
+        </w:rPr>
+      </w:r>
+    </w:p>
+    <w:p>
+      <w:pPr>
+        <w:pStyle w:val="Heading3"/>
+        <w:bidi w:val="0"/>
+        <w:jc w:val="start"/>
+        <w:rPr>
+          <w:rFonts w:ascii="quote-cjk-patch;Inter;system-ui;apple-system;BlinkMacSystemFont;Segoe UI;Roboto;Oxygen;Ubuntu;Cantarell;Open Sans;Helvetica Neue;sans-serif" w:hAnsi="quote-cjk-patch;Inter;system-ui;apple-system;BlinkMacSystemFont;Segoe UI;Roboto;Oxygen;Ubuntu;Cantarell;Open Sans;Helvetica Neue;sans-serif"/>
+          <w:b/>
+          <w:i w:val="false"/>
+          <w:caps w:val="false"/>
+          <w:smallCaps w:val="false"/>
+          <w:color w:val="0F1115"/>
+          <w:spacing w:val="0"/>
+          <w:sz w:val="30"/>
+          <w:szCs w:val="24"/>
+          <w:lang w:val="fi-FI"/>
+        </w:rPr>
+      </w:pPr>
+      <w:r>
+        <w:rPr>
+          <w:rFonts w:ascii="quote-cjk-patch;Inter;system-ui;apple-system;BlinkMacSystemFont;Segoe UI;Roboto;Oxygen;Ubuntu;Cantarell;Open Sans;Helvetica Neue;sans-serif" w:hAnsi="quote-cjk-patch;Inter;system-ui;apple-system;BlinkMacSystemFont;Segoe UI;Roboto;Oxygen;Ubuntu;Cantarell;Open Sans;Helvetica Neue;sans-serif"/>
+          <w:b/>
+          <w:i w:val="false"/>
+          <w:caps w:val="false"/>
+          <w:smallCaps w:val="false"/>
+          <w:color w:val="0F1115"/>
+          <w:spacing w:val="0"/>
+          <w:sz w:val="30"/>
+          <w:szCs w:val="24"/>
+          <w:lang w:val="fi-FI"/>
+        </w:rPr>
+        <w:t>Tehtävä 6: Vertaile – Strategy vs. State (10 p)</w:t>
+      </w:r>
+    </w:p>
+    <w:p>
+      <w:pPr>
+        <w:pStyle w:val="BodyText"/>
+        <w:widowControl/>
+        <w:spacing w:before="240" w:after="240"/>
+        <w:ind w:hanging="0" w:start="0" w:end="0"/>
+        <w:rPr>
+          <w:rFonts w:ascii="quote-cjk-patch;Inter;system-ui;apple-system;BlinkMacSystemFont;Segoe UI;Roboto;Oxygen;Ubuntu;Cantarell;Open Sans;Helvetica Neue;sans-serif" w:hAnsi="quote-cjk-patch;Inter;system-ui;apple-system;BlinkMacSystemFont;Segoe UI;Roboto;Oxygen;Ubuntu;Cantarell;Open Sans;Helvetica Neue;sans-serif"/>
+          <w:b w:val="false"/>
+          <w:i w:val="false"/>
+          <w:caps w:val="false"/>
+          <w:smallCaps w:val="false"/>
+          <w:color w:val="0F1115"/>
+          <w:spacing w:val="0"/>
+          <w:sz w:val="24"/>
+          <w:lang w:val="fi-FI"/>
+        </w:rPr>
+      </w:pPr>
+      <w:r>
+        <w:rPr>
+          <w:rFonts w:ascii="quote-cjk-patch;Inter;system-ui;apple-system;BlinkMacSystemFont;Segoe UI;Roboto;Oxygen;Ubuntu;Cantarell;Open Sans;Helvetica Neue;sans-serif" w:hAnsi="quote-cjk-patch;Inter;system-ui;apple-system;BlinkMacSystemFont;Segoe UI;Roboto;Oxygen;Ubuntu;Cantarell;Open Sans;Helvetica Neue;sans-serif"/>
+          <w:b w:val="false"/>
+          <w:i w:val="false"/>
+          <w:caps w:val="false"/>
+          <w:smallCaps w:val="false"/>
+          <w:color w:val="0F1115"/>
+          <w:spacing w:val="0"/>
+          <w:sz w:val="24"/>
+          <w:lang w:val="fi-FI"/>
+        </w:rPr>
+        <w:t>Selitä, miten Strategy- ja State-mallit eroavat toisistaan. Anna kummastakin yksi esimerkkitilanne, jossa sitä kannattaa käyttää.</w:t>
+      </w:r>
+    </w:p>
+    <w:p>
+      <w:pPr>
+        <w:pStyle w:val="BodyText"/>
+        <w:widowControl/>
+        <w:spacing w:before="240" w:after="240"/>
+        <w:ind w:hanging="0" w:start="0" w:end="0"/>
+        <w:rPr>
+          <w:rFonts w:ascii="quote-cjk-patch;Inter;system-ui;apple-system;BlinkMacSystemFont;Segoe UI;Roboto;Oxygen;Ubuntu;Cantarell;Open Sans;Helvetica Neue;sans-serif" w:hAnsi="quote-cjk-patch;Inter;system-ui;apple-system;BlinkMacSystemFont;Segoe UI;Roboto;Oxygen;Ubuntu;Cantarell;Open Sans;Helvetica Neue;sans-serif"/>
+          <w:b w:val="false"/>
+          <w:i w:val="false"/>
+          <w:caps w:val="false"/>
+          <w:smallCaps w:val="false"/>
+          <w:color w:val="0F1115"/>
+          <w:spacing w:val="0"/>
+          <w:sz w:val="24"/>
+          <w:lang w:val="fi-FI"/>
+        </w:rPr>
+      </w:pPr>
+      <w:r>
+        <w:rPr>
+          <w:rFonts w:ascii="quote-cjk-patch;Inter;system-ui;apple-system;BlinkMacSystemFont;Segoe UI;Roboto;Oxygen;Ubuntu;Cantarell;Open Sans;Helvetica Neue;sans-serif" w:hAnsi="quote-cjk-patch;Inter;system-ui;apple-system;BlinkMacSystemFont;Segoe UI;Roboto;Oxygen;Ubuntu;Cantarell;Open Sans;Helvetica Neue;sans-serif"/>
+          <w:b w:val="false"/>
+          <w:i w:val="false"/>
+          <w:caps w:val="false"/>
+          <w:smallCaps w:val="false"/>
+          <w:color w:val="0F1115"/>
+          <w:spacing w:val="0"/>
+          <w:sz w:val="24"/>
+          <w:lang w:val="fi-FI"/>
+        </w:rPr>
+        <w:t xml:space="preserve">Strategy- ja State-mallit eroavat toisistaan siinä, kuka ohja olion toiminan vaihtumista ja miten mallit suhtautuvat olion elinkaaren. </w:t>
+      </w:r>
+    </w:p>
+    <w:p>
+      <w:pPr>
+        <w:pStyle w:val="Normal"/>
+        <w:widowControl/>
+        <w:spacing w:before="240" w:after="240"/>
+        <w:ind w:hanging="0" w:start="0" w:end="0"/>
+        <w:rPr>
+          <w:rFonts w:ascii="Google Sans;Arial;sans-serif;Noto Color Emoji" w:hAnsi="Google Sans;Arial;sans-serif;Noto Color Emoji"/>
+          <w:b w:val="false"/>
+          <w:i w:val="false"/>
+          <w:caps w:val="false"/>
+          <w:smallCaps w:val="false"/>
+          <w:strike w:val="false"/>
+          <w:dstrike w:val="false"/>
+          <w:color w:val="0F1115"/>
+          <w:spacing w:val="0"/>
+          <w:sz w:val="24"/>
+          <w:u w:val="none"/>
+          <w:effect w:val="none"/>
+          <w:lang w:val="fi-FI"/>
+        </w:rPr>
+      </w:pPr>
+      <w:r>
+        <w:rPr>
+          <w:rFonts w:ascii="Google Sans;Arial;sans-serif;Noto Color Emoji" w:hAnsi="Google Sans;Arial;sans-serif;Noto Color Emoji"/>
+          <w:b w:val="false"/>
+          <w:i w:val="false"/>
+          <w:caps w:val="false"/>
+          <w:smallCaps w:val="false"/>
+          <w:strike w:val="false"/>
+          <w:dstrike w:val="false"/>
+          <w:color w:val="0F1115"/>
+          <w:spacing w:val="0"/>
+          <w:sz w:val="24"/>
+          <w:u w:val="none"/>
+          <w:effect w:val="none"/>
+          <w:lang w:val="fi-FI"/>
+        </w:rPr>
+        <w:t>Vaikka molemmat mallit jakavat lähes samanlaisen koodirakenteen, niiden filosofinen ero on seuraava:</w:t>
+      </w:r>
+    </w:p>
+    <w:p>
+      <w:pPr>
+        <w:pStyle w:val="BodyText"/>
+        <w:widowControl/>
+        <w:numPr>
+          <w:ilvl w:val="0"/>
+          <w:numId w:val="3"/>
+        </w:numPr>
+        <w:spacing w:before="240" w:after="240"/>
+        <w:ind w:hanging="0" w:start="0" w:end="0"/>
+        <w:rPr>
+          <w:rFonts w:ascii="Google Sans;Arial;sans-serif;Noto Color Emoji" w:hAnsi="Google Sans;Arial;sans-serif;Noto Color Emoji"/>
+          <w:b w:val="false"/>
+          <w:i w:val="false"/>
+          <w:caps w:val="false"/>
+          <w:smallCaps w:val="false"/>
+          <w:strike w:val="false"/>
+          <w:dstrike w:val="false"/>
+          <w:color w:val="0F1115"/>
+          <w:spacing w:val="0"/>
+          <w:sz w:val="24"/>
+          <w:u w:val="none"/>
+          <w:effect w:val="none"/>
+          <w:lang w:val="fi-FI"/>
+        </w:rPr>
+      </w:pPr>
+      <w:r>
+        <w:rPr>
+          <w:rStyle w:val="Strong"/>
+          <w:rFonts w:ascii="Google Sans;Arial;sans-serif;Noto Color Emoji" w:hAnsi="Google Sans;Arial;sans-serif;Noto Color Emoji"/>
+          <w:b/>
+          <w:i w:val="false"/>
+          <w:caps w:val="false"/>
+          <w:smallCaps w:val="false"/>
+          <w:strike w:val="false"/>
+          <w:dstrike w:val="false"/>
+          <w:color w:val="0F1115"/>
+          <w:spacing w:val="0"/>
+          <w:sz w:val="24"/>
+          <w:u w:val="none"/>
+          <w:effect w:val="none"/>
+          <w:lang w:val="fi-FI"/>
+        </w:rPr>
+        <w:t>Strategy (Strategia):</w:t>
+      </w:r>
+      <w:r>
+        <w:rPr>
+          <w:rFonts w:ascii="Google Sans;Arial;sans-serif;Noto Color Emoji" w:hAnsi="Google Sans;Arial;sans-serif;Noto Color Emoji"/>
+          <w:b w:val="false"/>
+          <w:i w:val="false"/>
+          <w:caps w:val="false"/>
+          <w:smallCaps w:val="false"/>
+          <w:strike w:val="false"/>
+          <w:dstrike w:val="false"/>
+          <w:color w:val="0F1115"/>
+          <w:spacing w:val="0"/>
+          <w:sz w:val="24"/>
+          <w:u w:val="none"/>
+          <w:effect w:val="none"/>
+          <w:lang w:val="fi-FI"/>
+        </w:rPr>
+        <w:t xml:space="preserve"> Asiakasohjelma (client) valitsee ja asettaa oliolle sopivan algoritmin tai toimintatavan ulkopuolelta. Strategiat ovat toisistaan täysin riippumattomia, eivätkä ne tiedä toistensa olemassaolosta.</w:t>
+      </w:r>
+    </w:p>
+    <w:p>
+      <w:pPr>
+        <w:pStyle w:val="BodyText"/>
+        <w:widowControl/>
+        <w:numPr>
+          <w:ilvl w:val="0"/>
+          <w:numId w:val="3"/>
+        </w:numPr>
+        <w:spacing w:before="240" w:after="240"/>
+        <w:ind w:hanging="0" w:start="0" w:end="0"/>
+        <w:rPr>
+          <w:rFonts w:ascii="Google Sans;Arial;sans-serif;Noto Color Emoji" w:hAnsi="Google Sans;Arial;sans-serif;Noto Color Emoji"/>
+          <w:b w:val="false"/>
+          <w:i w:val="false"/>
+          <w:caps w:val="false"/>
+          <w:smallCaps w:val="false"/>
+          <w:strike w:val="false"/>
+          <w:dstrike w:val="false"/>
+          <w:color w:val="0F1115"/>
+          <w:spacing w:val="0"/>
+          <w:sz w:val="24"/>
+          <w:u w:val="none"/>
+          <w:effect w:val="none"/>
+          <w:lang w:val="fi-FI"/>
+        </w:rPr>
+      </w:pPr>
+      <w:r>
+        <w:rPr>
+          <w:rStyle w:val="Strong"/>
+          <w:rFonts w:ascii="Google Sans;Arial;sans-serif;Noto Color Emoji" w:hAnsi="Google Sans;Arial;sans-serif;Noto Color Emoji"/>
+          <w:b/>
+          <w:i w:val="false"/>
+          <w:caps w:val="false"/>
+          <w:smallCaps w:val="false"/>
+          <w:strike w:val="false"/>
+          <w:dstrike w:val="false"/>
+          <w:color w:val="0F1115"/>
+          <w:spacing w:val="0"/>
+          <w:sz w:val="24"/>
+          <w:u w:val="none"/>
+          <w:effect w:val="none"/>
+          <w:lang w:val="fi-FI"/>
+        </w:rPr>
+        <w:t>State (Tila):</w:t>
+      </w:r>
+    </w:p>
+    <w:p>
+      <w:pPr>
+        <w:pStyle w:val="BodyText"/>
+        <w:numPr>
+          <w:ilvl w:val="0"/>
+          <w:numId w:val="0"/>
+        </w:numPr>
+        <w:pBdr/>
+        <w:spacing w:before="0" w:after="0"/>
+        <w:ind w:hanging="0" w:start="0" w:end="0"/>
+        <w:rPr>
+          <w:rFonts w:ascii="Google Sans;Arial;sans-serif;Noto Color Emoji" w:hAnsi="Google Sans;Arial;sans-serif;Noto Color Emoji"/>
+          <w:b w:val="false"/>
+          <w:strike w:val="false"/>
+          <w:dstrike w:val="false"/>
+          <w:color w:val="0F1115"/>
+          <w:sz w:val="24"/>
+          <w:u w:val="none"/>
+          <w:effect w:val="none"/>
+          <w:lang w:val="fi-FI"/>
+        </w:rPr>
+      </w:pPr>
+      <w:r>
+        <w:rPr>
+          <w:rFonts w:ascii="Google Sans;Arial;sans-serif;Noto Color Emoji" w:hAnsi="Google Sans;Arial;sans-serif;Noto Color Emoji"/>
+          <w:b w:val="false"/>
+          <w:strike w:val="false"/>
+          <w:dstrike w:val="false"/>
+          <w:color w:val="0F1115"/>
+          <w:sz w:val="24"/>
+          <w:u w:val="none"/>
+          <w:effect w:val="none"/>
+          <w:lang w:val="fi-FI"/>
+        </w:rPr>
+        <w:t>Olion käyttäytyminen muuttuu automaattisesti sen sisäisen tilan mukaan. Tila-oliot tietävät usein toisistaan ja ohjaavat itse siirtymistä tilasta seuraavaan (esim. tilasta A siirrytään tilaan B).</w:t>
+      </w:r>
+    </w:p>
+    <w:p>
+      <w:pPr>
+        <w:pStyle w:val="Normal"/>
+        <w:widowControl/>
+        <w:spacing w:before="240" w:after="240"/>
+        <w:ind w:hanging="0" w:start="0" w:end="0"/>
+        <w:rPr>
+          <w:rFonts w:ascii="Arial" w:hAnsi="Arial"/>
+          <w:lang w:val="fi-FI"/>
+        </w:rPr>
+      </w:pPr>
+      <w:r>
+        <w:rPr>
+          <w:rFonts w:ascii="Arial" w:hAnsi="Arial"/>
+          <w:lang w:val="fi-FI"/>
+        </w:rPr>
+      </w:r>
+    </w:p>
+    <w:p>
+      <w:pPr>
+        <w:pStyle w:val="Normal"/>
+        <w:widowControl/>
+        <w:spacing w:before="240" w:after="240"/>
+        <w:ind w:hanging="0" w:start="0" w:end="0"/>
+        <w:rPr>
+          <w:rFonts w:ascii="Arial" w:hAnsi="Arial"/>
+          <w:lang w:val="fi-FI"/>
+        </w:rPr>
+      </w:pPr>
+      <w:r>
+        <w:rPr>
+          <w:rFonts w:ascii="Arial" w:hAnsi="Arial"/>
+          <w:lang w:val="fi-FI"/>
+        </w:rPr>
       </w:r>
     </w:p>
     <w:sectPr>
@@ -1828,6 +2431,280 @@
   <w:abstractNum w:abstractNumId="3">
     <w:lvl w:ilvl="0">
       <w:start w:val="1"/>
+      <w:numFmt w:val="bullet"/>
+      <w:lvlText w:val=""/>
+      <w:lvlJc w:val="start"/>
+      <w:pPr>
+        <w:tabs>
+          <w:tab w:val="num" w:pos="720"/>
+        </w:tabs>
+        <w:ind w:start="720" w:hanging="360"/>
+      </w:pPr>
+      <w:rPr>
+        <w:rFonts w:ascii="Symbol" w:hAnsi="Symbol" w:cs="Symbol" w:hint="default"/>
+      </w:rPr>
+    </w:lvl>
+    <w:lvl w:ilvl="1">
+      <w:start w:val="1"/>
+      <w:numFmt w:val="bullet"/>
+      <w:lvlText w:val=""/>
+      <w:lvlJc w:val="start"/>
+      <w:pPr>
+        <w:tabs>
+          <w:tab w:val="num" w:pos="1080"/>
+        </w:tabs>
+        <w:ind w:start="1080" w:hanging="360"/>
+      </w:pPr>
+      <w:rPr>
+        <w:rFonts w:ascii="Symbol" w:hAnsi="Symbol" w:cs="Symbol" w:hint="default"/>
+      </w:rPr>
+    </w:lvl>
+    <w:lvl w:ilvl="2">
+      <w:start w:val="1"/>
+      <w:numFmt w:val="bullet"/>
+      <w:lvlText w:val=""/>
+      <w:lvlJc w:val="start"/>
+      <w:pPr>
+        <w:tabs>
+          <w:tab w:val="num" w:pos="1440"/>
+        </w:tabs>
+        <w:ind w:start="1440" w:hanging="360"/>
+      </w:pPr>
+      <w:rPr>
+        <w:rFonts w:ascii="Symbol" w:hAnsi="Symbol" w:cs="Symbol" w:hint="default"/>
+      </w:rPr>
+    </w:lvl>
+    <w:lvl w:ilvl="3">
+      <w:start w:val="1"/>
+      <w:numFmt w:val="bullet"/>
+      <w:lvlText w:val=""/>
+      <w:lvlJc w:val="start"/>
+      <w:pPr>
+        <w:tabs>
+          <w:tab w:val="num" w:pos="1800"/>
+        </w:tabs>
+        <w:ind w:start="1800" w:hanging="360"/>
+      </w:pPr>
+      <w:rPr>
+        <w:rFonts w:ascii="Symbol" w:hAnsi="Symbol" w:cs="Symbol" w:hint="default"/>
+      </w:rPr>
+    </w:lvl>
+    <w:lvl w:ilvl="4">
+      <w:start w:val="1"/>
+      <w:numFmt w:val="bullet"/>
+      <w:lvlText w:val=""/>
+      <w:lvlJc w:val="start"/>
+      <w:pPr>
+        <w:tabs>
+          <w:tab w:val="num" w:pos="2160"/>
+        </w:tabs>
+        <w:ind w:start="2160" w:hanging="360"/>
+      </w:pPr>
+      <w:rPr>
+        <w:rFonts w:ascii="Symbol" w:hAnsi="Symbol" w:cs="Symbol" w:hint="default"/>
+      </w:rPr>
+    </w:lvl>
+    <w:lvl w:ilvl="5">
+      <w:start w:val="1"/>
+      <w:numFmt w:val="bullet"/>
+      <w:lvlText w:val=""/>
+      <w:lvlJc w:val="start"/>
+      <w:pPr>
+        <w:tabs>
+          <w:tab w:val="num" w:pos="2520"/>
+        </w:tabs>
+        <w:ind w:start="2520" w:hanging="360"/>
+      </w:pPr>
+      <w:rPr>
+        <w:rFonts w:ascii="Symbol" w:hAnsi="Symbol" w:cs="Symbol" w:hint="default"/>
+      </w:rPr>
+    </w:lvl>
+    <w:lvl w:ilvl="6">
+      <w:start w:val="1"/>
+      <w:numFmt w:val="bullet"/>
+      <w:lvlText w:val=""/>
+      <w:lvlJc w:val="start"/>
+      <w:pPr>
+        <w:tabs>
+          <w:tab w:val="num" w:pos="2880"/>
+        </w:tabs>
+        <w:ind w:start="2880" w:hanging="360"/>
+      </w:pPr>
+      <w:rPr>
+        <w:rFonts w:ascii="Symbol" w:hAnsi="Symbol" w:cs="Symbol" w:hint="default"/>
+      </w:rPr>
+    </w:lvl>
+    <w:lvl w:ilvl="7">
+      <w:start w:val="1"/>
+      <w:numFmt w:val="bullet"/>
+      <w:lvlText w:val=""/>
+      <w:lvlJc w:val="start"/>
+      <w:pPr>
+        <w:tabs>
+          <w:tab w:val="num" w:pos="3240"/>
+        </w:tabs>
+        <w:ind w:start="3240" w:hanging="360"/>
+      </w:pPr>
+      <w:rPr>
+        <w:rFonts w:ascii="Symbol" w:hAnsi="Symbol" w:cs="Symbol" w:hint="default"/>
+      </w:rPr>
+    </w:lvl>
+    <w:lvl w:ilvl="8">
+      <w:start w:val="1"/>
+      <w:numFmt w:val="bullet"/>
+      <w:lvlText w:val=""/>
+      <w:lvlJc w:val="start"/>
+      <w:pPr>
+        <w:tabs>
+          <w:tab w:val="num" w:pos="3600"/>
+        </w:tabs>
+        <w:ind w:start="3600" w:hanging="360"/>
+      </w:pPr>
+      <w:rPr>
+        <w:rFonts w:ascii="Symbol" w:hAnsi="Symbol" w:cs="Symbol" w:hint="default"/>
+      </w:rPr>
+    </w:lvl>
+  </w:abstractNum>
+  <w:abstractNum w:abstractNumId="4">
+    <w:lvl w:ilvl="0">
+      <w:start w:val="1"/>
+      <w:numFmt w:val="bullet"/>
+      <w:lvlText w:val=""/>
+      <w:lvlJc w:val="start"/>
+      <w:pPr>
+        <w:tabs>
+          <w:tab w:val="num" w:pos="0"/>
+        </w:tabs>
+        <w:ind w:start="0" w:hanging="283"/>
+      </w:pPr>
+      <w:rPr>
+        <w:rFonts w:ascii="Symbol" w:hAnsi="Symbol" w:cs="Symbol" w:hint="default"/>
+      </w:rPr>
+    </w:lvl>
+    <w:lvl w:ilvl="1">
+      <w:start w:val="1"/>
+      <w:numFmt w:val="bullet"/>
+      <w:lvlText w:val=""/>
+      <w:lvlJc w:val="start"/>
+      <w:pPr>
+        <w:tabs>
+          <w:tab w:val="num" w:pos="1418"/>
+        </w:tabs>
+        <w:ind w:start="1418" w:hanging="283"/>
+      </w:pPr>
+      <w:rPr>
+        <w:rFonts w:ascii="Symbol" w:hAnsi="Symbol" w:cs="Symbol" w:hint="default"/>
+      </w:rPr>
+    </w:lvl>
+    <w:lvl w:ilvl="2">
+      <w:start w:val="1"/>
+      <w:numFmt w:val="bullet"/>
+      <w:lvlText w:val=""/>
+      <w:lvlJc w:val="start"/>
+      <w:pPr>
+        <w:tabs>
+          <w:tab w:val="num" w:pos="2127"/>
+        </w:tabs>
+        <w:ind w:start="2127" w:hanging="283"/>
+      </w:pPr>
+      <w:rPr>
+        <w:rFonts w:ascii="Symbol" w:hAnsi="Symbol" w:cs="Symbol" w:hint="default"/>
+      </w:rPr>
+    </w:lvl>
+    <w:lvl w:ilvl="3">
+      <w:start w:val="1"/>
+      <w:numFmt w:val="bullet"/>
+      <w:lvlText w:val=""/>
+      <w:lvlJc w:val="start"/>
+      <w:pPr>
+        <w:tabs>
+          <w:tab w:val="num" w:pos="2836"/>
+        </w:tabs>
+        <w:ind w:start="2836" w:hanging="283"/>
+      </w:pPr>
+      <w:rPr>
+        <w:rFonts w:ascii="Symbol" w:hAnsi="Symbol" w:cs="Symbol" w:hint="default"/>
+      </w:rPr>
+    </w:lvl>
+    <w:lvl w:ilvl="4">
+      <w:start w:val="1"/>
+      <w:numFmt w:val="bullet"/>
+      <w:lvlText w:val=""/>
+      <w:lvlJc w:val="start"/>
+      <w:pPr>
+        <w:tabs>
+          <w:tab w:val="num" w:pos="3545"/>
+        </w:tabs>
+        <w:ind w:start="3545" w:hanging="283"/>
+      </w:pPr>
+      <w:rPr>
+        <w:rFonts w:ascii="Symbol" w:hAnsi="Symbol" w:cs="Symbol" w:hint="default"/>
+      </w:rPr>
+    </w:lvl>
+    <w:lvl w:ilvl="5">
+      <w:start w:val="1"/>
+      <w:numFmt w:val="bullet"/>
+      <w:lvlText w:val=""/>
+      <w:lvlJc w:val="start"/>
+      <w:pPr>
+        <w:tabs>
+          <w:tab w:val="num" w:pos="4254"/>
+        </w:tabs>
+        <w:ind w:start="4254" w:hanging="283"/>
+      </w:pPr>
+      <w:rPr>
+        <w:rFonts w:ascii="Symbol" w:hAnsi="Symbol" w:cs="Symbol" w:hint="default"/>
+      </w:rPr>
+    </w:lvl>
+    <w:lvl w:ilvl="6">
+      <w:start w:val="1"/>
+      <w:numFmt w:val="bullet"/>
+      <w:lvlText w:val=""/>
+      <w:lvlJc w:val="start"/>
+      <w:pPr>
+        <w:tabs>
+          <w:tab w:val="num" w:pos="4963"/>
+        </w:tabs>
+        <w:ind w:start="4963" w:hanging="283"/>
+      </w:pPr>
+      <w:rPr>
+        <w:rFonts w:ascii="Symbol" w:hAnsi="Symbol" w:cs="Symbol" w:hint="default"/>
+      </w:rPr>
+    </w:lvl>
+    <w:lvl w:ilvl="7">
+      <w:start w:val="1"/>
+      <w:numFmt w:val="bullet"/>
+      <w:lvlText w:val=""/>
+      <w:lvlJc w:val="start"/>
+      <w:pPr>
+        <w:tabs>
+          <w:tab w:val="num" w:pos="5672"/>
+        </w:tabs>
+        <w:ind w:start="5672" w:hanging="283"/>
+      </w:pPr>
+      <w:rPr>
+        <w:rFonts w:ascii="Symbol" w:hAnsi="Symbol" w:cs="Symbol" w:hint="default"/>
+      </w:rPr>
+    </w:lvl>
+    <w:lvl w:ilvl="8">
+      <w:start w:val="1"/>
+      <w:numFmt w:val="bullet"/>
+      <w:lvlText w:val=""/>
+      <w:lvlJc w:val="start"/>
+      <w:pPr>
+        <w:tabs>
+          <w:tab w:val="num" w:pos="6381"/>
+        </w:tabs>
+        <w:ind w:start="6381" w:hanging="283"/>
+      </w:pPr>
+      <w:rPr>
+        <w:rFonts w:ascii="Symbol" w:hAnsi="Symbol" w:cs="Symbol" w:hint="default"/>
+      </w:rPr>
+    </w:lvl>
+  </w:abstractNum>
+  <w:abstractNum w:abstractNumId="5">
+    <w:lvl w:ilvl="0">
+      <w:start w:val="1"/>
       <w:numFmt w:val="none"/>
       <w:suff w:val="nothing"/>
       <w:lvlText w:val=""/>
@@ -1952,6 +2829,12 @@
   </w:num>
   <w:num w:numId="3">
     <w:abstractNumId w:val="3"/>
+  </w:num>
+  <w:num w:numId="4">
+    <w:abstractNumId w:val="4"/>
+  </w:num>
+  <w:num w:numId="5">
+    <w:abstractNumId w:val="5"/>
   </w:num>
 </w:numbering>
 </file>
@@ -2029,7 +2912,22 @@
       <w:rFonts w:ascii="OpenSymbol" w:hAnsi="OpenSymbol" w:eastAsia="OpenSymbol" w:cs="OpenSymbol"/>
     </w:rPr>
   </w:style>
-  <w:style w:type="paragraph" w:styleId="Style13">
+  <w:style w:type="character" w:styleId="Strong">
+    <w:name w:val="Strong"/>
+    <w:qFormat/>
+    <w:rPr>
+      <w:b/>
+      <w:bCs/>
+    </w:rPr>
+  </w:style>
+  <w:style w:type="character" w:styleId="Style13">
+    <w:name w:val="Маркеры"/>
+    <w:qFormat/>
+    <w:rPr>
+      <w:rFonts w:ascii="OpenSymbol" w:hAnsi="OpenSymbol" w:eastAsia="OpenSymbol" w:cs="OpenSymbol"/>
+    </w:rPr>
+  </w:style>
+  <w:style w:type="paragraph" w:styleId="Style14">
     <w:name w:val="Заголовок"/>
     <w:basedOn w:val="Normal"/>
     <w:next w:val="BodyText"/>
@@ -2076,7 +2974,7 @@
       <w:szCs w:val="24"/>
     </w:rPr>
   </w:style>
-  <w:style w:type="paragraph" w:styleId="Style14">
+  <w:style w:type="paragraph" w:styleId="Style15">
     <w:name w:val="Указатель"/>
     <w:basedOn w:val="Normal"/>
     <w:qFormat/>
@@ -2111,6 +3009,23 @@
     </w:pPr>
     <w:rPr>
       <w:rFonts w:cs="Lucida Sans"/>
+    </w:rPr>
+  </w:style>
+  <w:style w:type="paragraph" w:styleId="Style16">
+    <w:name w:val="Горизонтальная линия"/>
+    <w:basedOn w:val="Normal"/>
+    <w:next w:val="BodyText"/>
+    <w:qFormat/>
+    <w:pPr>
+      <w:suppressLineNumbers/>
+      <w:pBdr>
+        <w:bottom w:val="double" w:sz="2" w:space="0" w:color="808080"/>
+      </w:pBdr>
+      <w:spacing w:before="0" w:after="283"/>
+    </w:pPr>
+    <w:rPr>
+      <w:sz w:val="12"/>
+      <w:szCs w:val="12"/>
     </w:rPr>
   </w:style>
 </w:styles>

--- a/src/Test1_learning/testi_1.docx
+++ b/src/Test1_learning/testi_1.docx
@@ -85,7 +85,7 @@
       </w:r>
       <w:r>
         <w:rPr>
-          <w:rStyle w:val="user1"/>
+          <w:rStyle w:val="Style14"/>
           <w:rFonts w:ascii="Arial" w:hAnsi="Arial"/>
           <w:b w:val="false"/>
           <w:i w:val="false"/>
@@ -351,7 +351,7 @@
       </w:r>
       <w:r>
         <w:rPr>
-          <w:rStyle w:val="user1"/>
+          <w:rStyle w:val="Style14"/>
           <w:rFonts w:ascii="Arial" w:hAnsi="Arial"/>
           <w:b w:val="false"/>
           <w:i w:val="false"/>
@@ -844,7 +844,7 @@
         <mc:AlternateContent>
           <mc:Choice Requires="wps">
             <w:drawing>
-              <wp:anchor behindDoc="0" distT="0" distB="0" distL="0" distR="0" simplePos="0" locked="0" layoutInCell="1" allowOverlap="1" relativeHeight="8">
+              <wp:anchor behindDoc="0" distT="26035" distB="31750" distL="0" distR="635" simplePos="0" locked="0" layoutInCell="1" allowOverlap="1" relativeHeight="8">
                 <wp:simplePos x="0" y="0"/>
                 <wp:positionH relativeFrom="column">
                   <wp:posOffset>623570</wp:posOffset>
@@ -853,7 +853,7 @@
                   <wp:posOffset>91440</wp:posOffset>
                 </wp:positionV>
                 <wp:extent cx="1250950" cy="6350"/>
-                <wp:effectExtent l="0" t="26035" r="635" b="31750"/>
+                <wp:effectExtent l="0" t="31750" r="635" b="38100"/>
                 <wp:wrapNone/>
                 <wp:docPr id="1" name="Линия 8"/>
                 <a:graphic xmlns:a="http://schemas.openxmlformats.org/drawingml/2006/main">
@@ -925,7 +925,7 @@
         <mc:AlternateContent>
           <mc:Choice Requires="wps">
             <w:drawing>
-              <wp:anchor behindDoc="0" distT="0" distB="0" distL="0" distR="0" simplePos="0" locked="0" layoutInCell="1" allowOverlap="1" relativeHeight="6">
+              <wp:anchor behindDoc="0" distT="0" distB="635" distL="22225" distR="28575" simplePos="0" locked="0" layoutInCell="1" allowOverlap="1" relativeHeight="6">
                 <wp:simplePos x="0" y="0"/>
                 <wp:positionH relativeFrom="column">
                   <wp:posOffset>2204720</wp:posOffset>
@@ -934,7 +934,7 @@
                   <wp:posOffset>30480</wp:posOffset>
                 </wp:positionV>
                 <wp:extent cx="12700" cy="254000"/>
-                <wp:effectExtent l="22225" t="0" r="28575" b="635"/>
+                <wp:effectExtent l="29210" t="0" r="34290" b="635"/>
                 <wp:wrapNone/>
                 <wp:docPr id="2" name="Линия 6"/>
                 <a:graphic xmlns:a="http://schemas.openxmlformats.org/drawingml/2006/main">
@@ -982,16 +982,16 @@
         <mc:AlternateContent>
           <mc:Choice Requires="wps">
             <w:drawing>
-              <wp:anchor behindDoc="0" distT="0" distB="0" distL="0" distR="0" simplePos="0" locked="0" layoutInCell="1" allowOverlap="1" relativeHeight="7">
+              <wp:anchor behindDoc="0" distT="0" distB="635" distL="27305" distR="30480" simplePos="0" locked="0" layoutInCell="1" allowOverlap="1" relativeHeight="7">
                 <wp:simplePos x="0" y="0"/>
                 <wp:positionH relativeFrom="column">
-                  <wp:posOffset>267970</wp:posOffset>
+                  <wp:posOffset>264795</wp:posOffset>
                 </wp:positionH>
                 <wp:positionV relativeFrom="paragraph">
                   <wp:posOffset>55880</wp:posOffset>
                 </wp:positionV>
-                <wp:extent cx="6350" cy="292100"/>
-                <wp:effectExtent l="27305" t="0" r="30480" b="635"/>
+                <wp:extent cx="12700" cy="291465"/>
+                <wp:effectExtent l="28575" t="635" r="34925" b="635"/>
                 <wp:wrapNone/>
                 <wp:docPr id="3" name="Линия 7"/>
                 <a:graphic xmlns:a="http://schemas.openxmlformats.org/drawingml/2006/main">
@@ -1001,7 +1001,7 @@
                       <wps:spPr>
                         <a:xfrm flipV="1">
                           <a:off x="0" y="0"/>
-                          <a:ext cx="6480" cy="291960"/>
+                          <a:ext cx="12600" cy="291600"/>
                         </a:xfrm>
                         <a:prstGeom prst="line">
                           <a:avLst/>
@@ -1028,7 +1028,7 @@
           </mc:Choice>
           <mc:Fallback>
             <w:pict>
-              <v:line id="shape_0" from="21.1pt,4.4pt" to="21.55pt,27.35pt" ID="Линия 7" stroked="t" o:allowincell="f" style="position:absolute;flip:y">
+              <v:line id="shape_0" from="20.85pt,4.4pt" to="21.8pt,27.3pt" ID="Линия 7" stroked="t" o:allowincell="f" style="position:absolute;flip:y">
                 <v:stroke color="#3465a4" endarrow="block" endarrowwidth="medium" endarrowlength="medium" joinstyle="round" endcap="flat"/>
                 <v:fill o:detectmouseclick="t" on="false"/>
                 <w10:wrap type="none"/>
@@ -1092,12 +1092,12 @@
               <wp:anchor behindDoc="0" distT="635" distB="635" distL="635" distR="635" simplePos="0" locked="0" layoutInCell="1" allowOverlap="1" relativeHeight="2">
                 <wp:simplePos x="0" y="0"/>
                 <wp:positionH relativeFrom="column">
-                  <wp:posOffset>245745</wp:posOffset>
+                  <wp:posOffset>247015</wp:posOffset>
                 </wp:positionH>
                 <wp:positionV relativeFrom="paragraph">
-                  <wp:posOffset>36195</wp:posOffset>
+                  <wp:posOffset>35560</wp:posOffset>
                 </wp:positionV>
-                <wp:extent cx="12700" cy="303530"/>
+                <wp:extent cx="10160" cy="304800"/>
                 <wp:effectExtent l="635" t="635" r="635" b="635"/>
                 <wp:wrapNone/>
                 <wp:docPr id="4" name="Линия 1"/>
@@ -1108,7 +1108,7 @@
                       <wps:spPr>
                         <a:xfrm flipH="1">
                           <a:off x="0" y="0"/>
-                          <a:ext cx="12600" cy="303480"/>
+                          <a:ext cx="10080" cy="304920"/>
                         </a:xfrm>
                         <a:prstGeom prst="line">
                           <a:avLst/>
@@ -1134,7 +1134,7 @@
           </mc:Choice>
           <mc:Fallback>
             <w:pict>
-              <v:line id="shape_0" from="19.35pt,2.85pt" to="20.3pt,26.7pt" ID="Линия 1" stroked="t" o:allowincell="f" style="position:absolute;flip:x">
+              <v:line id="shape_0" from="19.45pt,2.8pt" to="20.2pt,26.75pt" ID="Линия 1" stroked="t" o:allowincell="f" style="position:absolute;flip:x">
                 <v:stroke color="#3465a4" joinstyle="round" endcap="flat"/>
                 <v:fill o:detectmouseclick="t" on="false"/>
                 <w10:wrap type="none"/>
@@ -1317,9 +1317,9 @@
                   <wp:posOffset>1790065</wp:posOffset>
                 </wp:positionH>
                 <wp:positionV relativeFrom="paragraph">
-                  <wp:posOffset>87630</wp:posOffset>
+                  <wp:posOffset>86995</wp:posOffset>
                 </wp:positionV>
-                <wp:extent cx="598805" cy="0"/>
+                <wp:extent cx="598805" cy="635"/>
                 <wp:effectExtent l="635" t="635" r="635" b="635"/>
                 <wp:wrapNone/>
                 <wp:docPr id="7" name="Линия 4"/>
@@ -1330,7 +1330,7 @@
                       <wps:spPr>
                         <a:xfrm>
                           <a:off x="0" y="0"/>
-                          <a:ext cx="598680" cy="0"/>
+                          <a:ext cx="598680" cy="720"/>
                         </a:xfrm>
                         <a:prstGeom prst="line">
                           <a:avLst/>
@@ -1356,7 +1356,7 @@
           </mc:Choice>
           <mc:Fallback>
             <w:pict>
-              <v:line id="shape_0" from="140.95pt,6.9pt" to="188.05pt,6.9pt" ID="Линия 4" stroked="t" o:allowincell="f" style="position:absolute">
+              <v:line id="shape_0" from="140.95pt,6.85pt" to="188.05pt,6.85pt" ID="Линия 4" stroked="t" o:allowincell="f" style="position:absolute">
                 <v:stroke color="#3465a4" joinstyle="round" endcap="flat"/>
                 <v:fill o:detectmouseclick="t" on="false"/>
                 <w10:wrap type="none"/>
@@ -1437,13 +1437,13 @@
         <w:bidi w:val="0"/>
         <w:jc w:val="start"/>
         <w:rPr>
-          <w:rFonts w:ascii="Arial" w:hAnsi="Arial"/>
-          <w:lang w:val="fi-FI"/>
-        </w:rPr>
-      </w:pPr>
-      <w:r>
-        <w:rPr>
-          <w:rFonts w:ascii="Arial" w:hAnsi="Arial"/>
+          <w:color w:val="F10D0C"/>
+        </w:rPr>
+      </w:pPr>
+      <w:r>
+        <w:rPr>
+          <w:rFonts w:ascii="Arial" w:hAnsi="Arial"/>
+          <w:color w:val="F10D0C"/>
           <w:lang w:val="fi-FI"/>
         </w:rPr>
         <w:t>a</w:t>
@@ -1526,6 +1526,7 @@
           <w:rFonts w:ascii="Arial" w:hAnsi="Arial"/>
           <w:b/>
           <w:i w:val="false"/>
+          <w:i w:val="false"/>
           <w:caps w:val="false"/>
           <w:smallCaps w:val="false"/>
           <w:color w:val="0F1115"/>
@@ -1640,21 +1641,7 @@
           <w:rFonts w:ascii="Arial" w:hAnsi="Arial"/>
           <w:lang w:val="fi-FI"/>
         </w:rPr>
-        <w:t>Desi</w:t>
-      </w:r>
-      <w:r>
-        <w:rPr>
-          <w:rFonts w:ascii="Arial" w:hAnsi="Arial"/>
-          <w:lang w:val="fi-FI"/>
-        </w:rPr>
-        <w:t>g</w:t>
-      </w:r>
-      <w:r>
-        <w:rPr>
-          <w:rFonts w:ascii="Arial" w:hAnsi="Arial"/>
-          <w:lang w:val="fi-FI"/>
-        </w:rPr>
-        <w:t xml:space="preserve">n paterneila on aina sama nimi esim observer. Sen nimi on aina sama kielestä riipumatta. Jokainen ohjelmoja heti ymmärä mistä puhutaan. Voi sanoa nopeasti olen käytämässä singletonia eli ei pitä keksiä lisä selityksiä. </w:t>
+        <w:t xml:space="preserve">Design paterneila on aina sama nimi esim observer. Sen nimi on aina sama kielestä riipumatta. Jokainen ohjelmoja heti ymmärä mistä puhutaan. Voi sanoa nopeasti olen käytämässä singletonia eli ei pitä keksiä lisä selityksiä. </w:t>
       </w:r>
       <w:r>
         <w:rPr>
@@ -1840,6 +1827,7 @@
           <w:rFonts w:ascii="quote-cjk-patch;Inter;system-ui;apple-system;BlinkMacSystemFont;Segoe UI;Roboto;Oxygen;Ubuntu;Cantarell;Open Sans;Helvetica Neue;sans-serif" w:hAnsi="quote-cjk-patch;Inter;system-ui;apple-system;BlinkMacSystemFont;Segoe UI;Roboto;Oxygen;Ubuntu;Cantarell;Open Sans;Helvetica Neue;sans-serif"/>
           <w:b/>
           <w:i w:val="false"/>
+          <w:i w:val="false"/>
           <w:caps w:val="false"/>
           <w:smallCaps w:val="false"/>
           <w:color w:val="0F1115"/>
@@ -1875,6 +1863,7 @@
           <w:rFonts w:ascii="quote-cjk-patch;Inter;system-ui;apple-system;BlinkMacSystemFont;Segoe UI;Roboto;Oxygen;Ubuntu;Cantarell;Open Sans;Helvetica Neue;sans-serif" w:hAnsi="quote-cjk-patch;Inter;system-ui;apple-system;BlinkMacSystemFont;Segoe UI;Roboto;Oxygen;Ubuntu;Cantarell;Open Sans;Helvetica Neue;sans-serif"/>
           <w:b w:val="false"/>
           <w:i w:val="false"/>
+          <w:i w:val="false"/>
           <w:caps w:val="false"/>
           <w:smallCaps w:val="false"/>
           <w:color w:val="0F1115"/>
@@ -1908,6 +1897,7 @@
           <w:rFonts w:ascii="quote-cjk-patch;Inter;system-ui;apple-system;BlinkMacSystemFont;Segoe UI;Roboto;Oxygen;Ubuntu;Cantarell;Open Sans;Helvetica Neue;sans-serif" w:hAnsi="quote-cjk-patch;Inter;system-ui;apple-system;BlinkMacSystemFont;Segoe UI;Roboto;Oxygen;Ubuntu;Cantarell;Open Sans;Helvetica Neue;sans-serif"/>
           <w:b w:val="false"/>
           <w:i w:val="false"/>
+          <w:i w:val="false"/>
           <w:caps w:val="false"/>
           <w:smallCaps w:val="false"/>
           <w:color w:val="0F1115"/>
@@ -1940,6 +1930,7 @@
         <w:rPr>
           <w:rFonts w:ascii="Google Sans;Arial;sans-serif;Noto Color Emoji" w:hAnsi="Google Sans;Arial;sans-serif;Noto Color Emoji"/>
           <w:b w:val="false"/>
+          <w:i w:val="false"/>
           <w:i w:val="false"/>
           <w:caps w:val="false"/>
           <w:smallCaps w:val="false"/>
@@ -1986,6 +1977,7 @@
           <w:rFonts w:ascii="Google Sans;Arial;sans-serif;Noto Color Emoji" w:hAnsi="Google Sans;Arial;sans-serif;Noto Color Emoji"/>
           <w:b w:val="false"/>
           <w:i w:val="false"/>
+          <w:i w:val="false"/>
           <w:caps w:val="false"/>
           <w:smallCaps w:val="false"/>
           <w:strike w:val="false"/>
@@ -2050,6 +2042,7 @@
           <w:rFonts w:ascii="Google Sans;Arial;sans-serif;Noto Color Emoji" w:hAnsi="Google Sans;Arial;sans-serif;Noto Color Emoji"/>
           <w:b w:val="false"/>
           <w:i w:val="false"/>
+          <w:i w:val="false"/>
           <w:caps w:val="false"/>
           <w:smallCaps w:val="false"/>
           <w:strike w:val="false"/>
@@ -2089,7 +2082,6 @@
           <w:ilvl w:val="0"/>
           <w:numId w:val="0"/>
         </w:numPr>
-        <w:pBdr/>
         <w:spacing w:before="0" w:after="0"/>
         <w:ind w:hanging="0" w:start="0" w:end="0"/>
         <w:rPr>
@@ -2119,6 +2111,3762 @@
         <w:t>Olion käyttäytyminen muuttuu automaattisesti sen sisäisen tilan mukaan. Tila-oliot tietävät usein toisistaan ja ohjaavat itse siirtymistä tilasta seuraavaan (esim. tilasta A siirrytään tilaan B).</w:t>
       </w:r>
     </w:p>
+    <w:p>
+      <w:pPr>
+        <w:pStyle w:val="BodyText"/>
+        <w:numPr>
+          <w:ilvl w:val="0"/>
+          <w:numId w:val="0"/>
+        </w:numPr>
+        <w:spacing w:before="0" w:after="0"/>
+        <w:ind w:hanging="0" w:start="0" w:end="0"/>
+        <w:rPr>
+          <w:rFonts w:ascii="Google Sans;Arial;sans-serif;Noto Color Emoji" w:hAnsi="Google Sans;Arial;sans-serif;Noto Color Emoji"/>
+          <w:b w:val="false"/>
+          <w:strike w:val="false"/>
+          <w:dstrike w:val="false"/>
+          <w:color w:val="0F1115"/>
+          <w:sz w:val="24"/>
+          <w:u w:val="none"/>
+          <w:effect w:val="none"/>
+          <w:lang w:val="fi-FI"/>
+        </w:rPr>
+      </w:pPr>
+      <w:r>
+        <w:rPr>
+          <w:rFonts w:ascii="Google Sans;Arial;sans-serif;Noto Color Emoji" w:hAnsi="Google Sans;Arial;sans-serif;Noto Color Emoji"/>
+          <w:b w:val="false"/>
+          <w:strike w:val="false"/>
+          <w:dstrike w:val="false"/>
+          <w:color w:val="0F1115"/>
+          <w:sz w:val="24"/>
+          <w:u w:val="none"/>
+          <w:effect w:val="none"/>
+          <w:lang w:val="fi-FI"/>
+        </w:rPr>
+      </w:r>
+    </w:p>
+    <w:p>
+      <w:pPr>
+        <w:pStyle w:val="BodyText"/>
+        <w:numPr>
+          <w:ilvl w:val="0"/>
+          <w:numId w:val="0"/>
+        </w:numPr>
+        <w:spacing w:before="0" w:after="0"/>
+        <w:ind w:hanging="0" w:start="0" w:end="0"/>
+        <w:rPr>
+          <w:rFonts w:ascii="Google Sans;Arial;sans-serif;Noto Color Emoji" w:hAnsi="Google Sans;Arial;sans-serif;Noto Color Emoji"/>
+          <w:b w:val="false"/>
+          <w:strike w:val="false"/>
+          <w:dstrike w:val="false"/>
+          <w:color w:val="0F1115"/>
+          <w:sz w:val="24"/>
+          <w:u w:val="none"/>
+          <w:effect w:val="none"/>
+          <w:lang w:val="fi-FI"/>
+        </w:rPr>
+      </w:pPr>
+      <w:r>
+        <w:rPr>
+          <w:rFonts w:ascii="Google Sans;Arial;sans-serif;Noto Color Emoji" w:hAnsi="Google Sans;Arial;sans-serif;Noto Color Emoji"/>
+          <w:b w:val="false"/>
+          <w:strike w:val="false"/>
+          <w:dstrike w:val="false"/>
+          <w:color w:val="0F1115"/>
+          <w:sz w:val="24"/>
+          <w:u w:val="none"/>
+          <w:effect w:val="none"/>
+          <w:lang w:val="fi-FI"/>
+        </w:rPr>
+      </w:r>
+    </w:p>
+    <w:p>
+      <w:pPr>
+        <w:pStyle w:val="BodyText"/>
+        <w:numPr>
+          <w:ilvl w:val="0"/>
+          <w:numId w:val="0"/>
+        </w:numPr>
+        <w:spacing w:before="0" w:after="0"/>
+        <w:ind w:hanging="0" w:start="0" w:end="0"/>
+        <w:rPr>
+          <w:rFonts w:ascii="Google Sans;Arial;sans-serif;Noto Color Emoji" w:hAnsi="Google Sans;Arial;sans-serif;Noto Color Emoji"/>
+          <w:b w:val="false"/>
+          <w:strike w:val="false"/>
+          <w:dstrike w:val="false"/>
+          <w:color w:val="0F1115"/>
+          <w:sz w:val="24"/>
+          <w:u w:val="none"/>
+          <w:effect w:val="none"/>
+          <w:lang w:val="fi-FI"/>
+        </w:rPr>
+      </w:pPr>
+      <w:r>
+        <w:rPr>
+          <w:rFonts w:ascii="Google Sans;Arial;sans-serif;Noto Color Emoji" w:hAnsi="Google Sans;Arial;sans-serif;Noto Color Emoji"/>
+          <w:b w:val="false"/>
+          <w:strike w:val="false"/>
+          <w:dstrike w:val="false"/>
+          <w:color w:val="0F1115"/>
+          <w:sz w:val="24"/>
+          <w:u w:val="none"/>
+          <w:effect w:val="none"/>
+          <w:lang w:val="fi-FI"/>
+        </w:rPr>
+      </w:r>
+    </w:p>
+    <w:p>
+      <w:pPr>
+        <w:pStyle w:val="BodyText"/>
+        <w:numPr>
+          <w:ilvl w:val="0"/>
+          <w:numId w:val="0"/>
+        </w:numPr>
+        <w:spacing w:before="0" w:after="0"/>
+        <w:ind w:hanging="0" w:start="0" w:end="0"/>
+        <w:rPr>
+          <w:rFonts w:ascii="Google Sans;Arial;sans-serif;Noto Color Emoji" w:hAnsi="Google Sans;Arial;sans-serif;Noto Color Emoji"/>
+          <w:b w:val="false"/>
+          <w:strike w:val="false"/>
+          <w:dstrike w:val="false"/>
+          <w:color w:val="0F1115"/>
+          <w:sz w:val="24"/>
+          <w:u w:val="none"/>
+          <w:effect w:val="none"/>
+          <w:lang w:val="fi-FI"/>
+        </w:rPr>
+      </w:pPr>
+      <w:r>
+        <w:rPr>
+          <w:rFonts w:ascii="Google Sans;Arial;sans-serif;Noto Color Emoji" w:hAnsi="Google Sans;Arial;sans-serif;Noto Color Emoji"/>
+          <w:b w:val="false"/>
+          <w:strike w:val="false"/>
+          <w:dstrike w:val="false"/>
+          <w:color w:val="0F1115"/>
+          <w:sz w:val="24"/>
+          <w:u w:val="none"/>
+          <w:effect w:val="none"/>
+          <w:lang w:val="fi-FI"/>
+        </w:rPr>
+      </w:r>
+    </w:p>
+    <w:p>
+      <w:pPr>
+        <w:pStyle w:val="BodyText"/>
+        <w:numPr>
+          <w:ilvl w:val="0"/>
+          <w:numId w:val="0"/>
+        </w:numPr>
+        <w:spacing w:before="0" w:after="0"/>
+        <w:ind w:hanging="0" w:start="0" w:end="0"/>
+        <w:rPr>
+          <w:rFonts w:ascii="Google Sans;Arial;sans-serif;Noto Color Emoji" w:hAnsi="Google Sans;Arial;sans-serif;Noto Color Emoji"/>
+          <w:b w:val="false"/>
+          <w:strike w:val="false"/>
+          <w:dstrike w:val="false"/>
+          <w:color w:val="0F1115"/>
+          <w:sz w:val="24"/>
+          <w:u w:val="none"/>
+          <w:effect w:val="none"/>
+          <w:lang w:val="fi-FI"/>
+        </w:rPr>
+      </w:pPr>
+      <w:r>
+        <w:rPr>
+          <w:rFonts w:ascii="Google Sans;Arial;sans-serif;Noto Color Emoji" w:hAnsi="Google Sans;Arial;sans-serif;Noto Color Emoji"/>
+          <w:b w:val="false"/>
+          <w:strike w:val="false"/>
+          <w:dstrike w:val="false"/>
+          <w:color w:val="0F1115"/>
+          <w:sz w:val="24"/>
+          <w:u w:val="none"/>
+          <w:effect w:val="none"/>
+          <w:lang w:val="fi-FI"/>
+        </w:rPr>
+      </w:r>
+    </w:p>
+    <w:p>
+      <w:pPr>
+        <w:pStyle w:val="Heading3"/>
+        <w:numPr>
+          <w:ilvl w:val="0"/>
+          <w:numId w:val="0"/>
+        </w:numPr>
+        <w:spacing w:before="0" w:after="0"/>
+        <w:ind w:hanging="0" w:start="0" w:end="0"/>
+        <w:rPr>
+          <w:rFonts w:ascii="Google Sans;Arial;sans-serif;Noto Color Emoji" w:hAnsi="Google Sans;Arial;sans-serif;Noto Color Emoji"/>
+          <w:b w:val="false"/>
+          <w:strike w:val="false"/>
+          <w:dstrike w:val="false"/>
+          <w:color w:val="0F1115"/>
+          <w:sz w:val="24"/>
+          <w:u w:val="none"/>
+          <w:effect w:val="none"/>
+          <w:lang w:val="fi-FI"/>
+        </w:rPr>
+      </w:pPr>
+      <w:r>
+        <w:rPr>
+          <w:rFonts w:ascii="quote-cjk-patch;Inter;system-ui;apple-system;BlinkMacSystemFont;Segoe UI;Roboto;Oxygen;Ubuntu;Cantarell;Open Sans;Helvetica Neue;sans-serif" w:hAnsi="quote-cjk-patch;Inter;system-ui;apple-system;BlinkMacSystemFont;Segoe UI;Roboto;Oxygen;Ubuntu;Cantarell;Open Sans;Helvetica Neue;sans-serif"/>
+          <w:b/>
+          <w:i w:val="false"/>
+          <w:caps w:val="false"/>
+          <w:smallCaps w:val="false"/>
+          <w:strike w:val="false"/>
+          <w:dstrike w:val="false"/>
+          <w:color w:val="0F1115"/>
+          <w:spacing w:val="0"/>
+          <w:sz w:val="30"/>
+          <w:szCs w:val="24"/>
+          <w:u w:val="none"/>
+          <w:effect w:val="none"/>
+          <w:lang w:val="fi-FI"/>
+        </w:rPr>
+        <w:t>Tehtävä 8: Luokkakaavio – Composite (10 p)</w:t>
+      </w:r>
+    </w:p>
+    <w:p>
+      <w:pPr>
+        <w:pStyle w:val="BodyText"/>
+        <w:widowControl/>
+        <w:spacing w:before="240" w:after="240"/>
+        <w:ind w:hanging="0" w:start="0" w:end="0"/>
+        <w:rPr>
+          <w:rFonts w:ascii="quote-cjk-patch;Inter;system-ui;apple-system;BlinkMacSystemFont;Segoe UI;Roboto;Oxygen;Ubuntu;Cantarell;Open Sans;Helvetica Neue;sans-serif" w:hAnsi="quote-cjk-patch;Inter;system-ui;apple-system;BlinkMacSystemFont;Segoe UI;Roboto;Oxygen;Ubuntu;Cantarell;Open Sans;Helvetica Neue;sans-serif"/>
+          <w:b w:val="false"/>
+          <w:i w:val="false"/>
+          <w:caps w:val="false"/>
+          <w:smallCaps w:val="false"/>
+          <w:color w:val="0F1115"/>
+          <w:spacing w:val="0"/>
+          <w:sz w:val="24"/>
+          <w:lang w:val="fi-FI"/>
+        </w:rPr>
+      </w:pPr>
+      <w:r>
+        <w:rPr>
+          <w:rFonts w:ascii="quote-cjk-patch;Inter;system-ui;apple-system;BlinkMacSystemFont;Segoe UI;Roboto;Oxygen;Ubuntu;Cantarell;Open Sans;Helvetica Neue;sans-serif" w:hAnsi="quote-cjk-patch;Inter;system-ui;apple-system;BlinkMacSystemFont;Segoe UI;Roboto;Oxygen;Ubuntu;Cantarell;Open Sans;Helvetica Neue;sans-serif"/>
+          <w:b w:val="false"/>
+          <w:i w:val="false"/>
+          <w:caps w:val="false"/>
+          <w:smallCaps w:val="false"/>
+          <w:color w:val="0F1115"/>
+          <w:spacing w:val="0"/>
+          <w:sz w:val="24"/>
+          <w:lang w:val="fi-FI"/>
+        </w:rPr>
+        <w:t>Piirrä Composite-mallin luokkakaavio, jossa on:</w:t>
+      </w:r>
+    </w:p>
+    <w:p>
+      <w:pPr>
+        <w:pStyle w:val="BodyText"/>
+        <w:widowControl/>
+        <w:numPr>
+          <w:ilvl w:val="0"/>
+          <w:numId w:val="4"/>
+        </w:numPr>
+        <w:pBdr/>
+        <w:tabs>
+          <w:tab w:val="clear" w:pos="709"/>
+          <w:tab w:val="left" w:pos="0" w:leader="none"/>
+        </w:tabs>
+        <w:spacing w:lineRule="atLeast" w:line="330" w:before="0" w:after="0"/>
+        <w:ind w:hanging="0" w:start="0" w:end="0"/>
+        <w:rPr>
+          <w:rFonts w:ascii="Google Sans;Arial;sans-serif;Noto Color Emoji" w:hAnsi="Google Sans;Arial;sans-serif;Noto Color Emoji"/>
+          <w:color w:val="0F1115"/>
+          <w:lang w:val="fi-FI"/>
+        </w:rPr>
+      </w:pPr>
+      <w:r>
+        <w:rPr>
+          <w:rStyle w:val="Style14"/>
+          <w:rFonts w:ascii="Menlo;Monaco;Consolas;Cascadia Mono;Ubuntu Mono;DejaVu Sans Mono;Liberation Mono;JetBrains Mono;Fira Code;Cousine;Roboto Mono;Courier New;Courier;sans-serif;system-ui" w:hAnsi="Menlo;Monaco;Consolas;Cascadia Mono;Ubuntu Mono;DejaVu Sans Mono;Liberation Mono;JetBrains Mono;Fira Code;Cousine;Roboto Mono;Courier New;Courier;sans-serif;system-ui"/>
+          <w:b w:val="false"/>
+          <w:i w:val="false"/>
+          <w:caps w:val="false"/>
+          <w:smallCaps w:val="false"/>
+          <w:color w:val="0F1115"/>
+          <w:spacing w:val="0"/>
+          <w:sz w:val="24"/>
+          <w:shd w:fill="EBEEF2" w:val="clear"/>
+          <w:lang w:val="fi-FI"/>
+        </w:rPr>
+        <w:t>Component</w:t>
+      </w:r>
+      <w:r>
+        <w:rPr>
+          <w:rFonts w:ascii="quote-cjk-patch;Inter;system-ui;apple-system;BlinkMacSystemFont;Segoe UI;Roboto;Oxygen;Ubuntu;Cantarell;Open Sans;Helvetica Neue;sans-serif" w:hAnsi="quote-cjk-patch;Inter;system-ui;apple-system;BlinkMacSystemFont;Segoe UI;Roboto;Oxygen;Ubuntu;Cantarell;Open Sans;Helvetica Neue;sans-serif"/>
+          <w:b w:val="false"/>
+          <w:i w:val="false"/>
+          <w:caps w:val="false"/>
+          <w:smallCaps w:val="false"/>
+          <w:color w:val="0F1115"/>
+          <w:spacing w:val="0"/>
+          <w:sz w:val="24"/>
+          <w:lang w:val="fi-FI"/>
+        </w:rPr>
+        <w:t xml:space="preserve"> (rajapinta)</w:t>
+      </w:r>
+    </w:p>
+    <w:p>
+      <w:pPr>
+        <w:pStyle w:val="BodyText"/>
+        <w:widowControl/>
+        <w:numPr>
+          <w:ilvl w:val="0"/>
+          <w:numId w:val="4"/>
+        </w:numPr>
+        <w:pBdr/>
+        <w:tabs>
+          <w:tab w:val="clear" w:pos="709"/>
+          <w:tab w:val="left" w:pos="0" w:leader="none"/>
+        </w:tabs>
+        <w:spacing w:lineRule="atLeast" w:line="330" w:before="0" w:after="0"/>
+        <w:ind w:hanging="0" w:start="0" w:end="0"/>
+        <w:rPr>
+          <w:rFonts w:ascii="Google Sans;Arial;sans-serif;Noto Color Emoji" w:hAnsi="Google Sans;Arial;sans-serif;Noto Color Emoji"/>
+          <w:color w:val="0F1115"/>
+          <w:lang w:val="fi-FI"/>
+        </w:rPr>
+      </w:pPr>
+      <w:r>
+        <w:rPr>
+          <w:rStyle w:val="Style14"/>
+          <w:rFonts w:ascii="Menlo;Monaco;Consolas;Cascadia Mono;Ubuntu Mono;DejaVu Sans Mono;Liberation Mono;JetBrains Mono;Fira Code;Cousine;Roboto Mono;Courier New;Courier;sans-serif;system-ui" w:hAnsi="Menlo;Monaco;Consolas;Cascadia Mono;Ubuntu Mono;DejaVu Sans Mono;Liberation Mono;JetBrains Mono;Fira Code;Cousine;Roboto Mono;Courier New;Courier;sans-serif;system-ui"/>
+          <w:b w:val="false"/>
+          <w:i w:val="false"/>
+          <w:caps w:val="false"/>
+          <w:smallCaps w:val="false"/>
+          <w:color w:val="0F1115"/>
+          <w:spacing w:val="0"/>
+          <w:sz w:val="24"/>
+          <w:shd w:fill="EBEEF2" w:val="clear"/>
+          <w:lang w:val="fi-FI"/>
+        </w:rPr>
+        <w:t>Leaf</w:t>
+      </w:r>
+    </w:p>
+    <w:p>
+      <w:pPr>
+        <w:pStyle w:val="BodyText"/>
+        <w:widowControl/>
+        <w:numPr>
+          <w:ilvl w:val="0"/>
+          <w:numId w:val="4"/>
+        </w:numPr>
+        <w:pBdr/>
+        <w:tabs>
+          <w:tab w:val="clear" w:pos="709"/>
+          <w:tab w:val="left" w:pos="0" w:leader="none"/>
+        </w:tabs>
+        <w:spacing w:lineRule="atLeast" w:line="330" w:before="0" w:after="0"/>
+        <w:ind w:hanging="0" w:start="0" w:end="0"/>
+        <w:rPr>
+          <w:rFonts w:ascii="Google Sans;Arial;sans-serif;Noto Color Emoji" w:hAnsi="Google Sans;Arial;sans-serif;Noto Color Emoji"/>
+          <w:color w:val="0F1115"/>
+          <w:lang w:val="fi-FI"/>
+        </w:rPr>
+      </w:pPr>
+      <w:r>
+        <w:rPr>
+          <w:rStyle w:val="Style14"/>
+          <w:rFonts w:ascii="Menlo;Monaco;Consolas;Cascadia Mono;Ubuntu Mono;DejaVu Sans Mono;Liberation Mono;JetBrains Mono;Fira Code;Cousine;Roboto Mono;Courier New;Courier;sans-serif;system-ui" w:hAnsi="Menlo;Monaco;Consolas;Cascadia Mono;Ubuntu Mono;DejaVu Sans Mono;Liberation Mono;JetBrains Mono;Fira Code;Cousine;Roboto Mono;Courier New;Courier;sans-serif;system-ui"/>
+          <w:b w:val="false"/>
+          <w:i w:val="false"/>
+          <w:caps w:val="false"/>
+          <w:smallCaps w:val="false"/>
+          <w:color w:val="0F1115"/>
+          <w:spacing w:val="0"/>
+          <w:sz w:val="24"/>
+          <w:shd w:fill="EBEEF2" w:val="clear"/>
+          <w:lang w:val="fi-FI"/>
+        </w:rPr>
+        <w:t>Composite</w:t>
+      </w:r>
+      <w:r>
+        <w:rPr>
+          <w:rFonts w:ascii="quote-cjk-patch;Inter;system-ui;apple-system;BlinkMacSystemFont;Segoe UI;Roboto;Oxygen;Ubuntu;Cantarell;Open Sans;Helvetica Neue;sans-serif" w:hAnsi="quote-cjk-patch;Inter;system-ui;apple-system;BlinkMacSystemFont;Segoe UI;Roboto;Oxygen;Ubuntu;Cantarell;Open Sans;Helvetica Neue;sans-serif"/>
+          <w:b w:val="false"/>
+          <w:i w:val="false"/>
+          <w:caps w:val="false"/>
+          <w:smallCaps w:val="false"/>
+          <w:color w:val="0F1115"/>
+          <w:spacing w:val="0"/>
+          <w:sz w:val="24"/>
+          <w:lang w:val="fi-FI"/>
+        </w:rPr>
+        <w:t xml:space="preserve">, joka sisältää listan </w:t>
+      </w:r>
+      <w:r>
+        <w:rPr>
+          <w:rStyle w:val="Style14"/>
+          <w:rFonts w:ascii="Menlo;Monaco;Consolas;Cascadia Mono;Ubuntu Mono;DejaVu Sans Mono;Liberation Mono;JetBrains Mono;Fira Code;Cousine;Roboto Mono;Courier New;Courier;sans-serif;system-ui" w:hAnsi="Menlo;Monaco;Consolas;Cascadia Mono;Ubuntu Mono;DejaVu Sans Mono;Liberation Mono;JetBrains Mono;Fira Code;Cousine;Roboto Mono;Courier New;Courier;sans-serif;system-ui"/>
+          <w:b w:val="false"/>
+          <w:i w:val="false"/>
+          <w:caps w:val="false"/>
+          <w:smallCaps w:val="false"/>
+          <w:color w:val="0F1115"/>
+          <w:spacing w:val="0"/>
+          <w:sz w:val="24"/>
+          <w:shd w:fill="EBEEF2" w:val="clear"/>
+          <w:lang w:val="fi-FI"/>
+        </w:rPr>
+        <w:t>Component</w:t>
+      </w:r>
+      <w:r>
+        <w:rPr>
+          <w:rFonts w:ascii="quote-cjk-patch;Inter;system-ui;apple-system;BlinkMacSystemFont;Segoe UI;Roboto;Oxygen;Ubuntu;Cantarell;Open Sans;Helvetica Neue;sans-serif" w:hAnsi="quote-cjk-patch;Inter;system-ui;apple-system;BlinkMacSystemFont;Segoe UI;Roboto;Oxygen;Ubuntu;Cantarell;Open Sans;Helvetica Neue;sans-serif"/>
+          <w:b w:val="false"/>
+          <w:i w:val="false"/>
+          <w:caps w:val="false"/>
+          <w:smallCaps w:val="false"/>
+          <w:color w:val="0F1115"/>
+          <w:spacing w:val="0"/>
+          <w:sz w:val="24"/>
+          <w:lang w:val="fi-FI"/>
+        </w:rPr>
+        <w:t>-olioita</w:t>
+      </w:r>
+    </w:p>
+    <w:p>
+      <w:pPr>
+        <w:pStyle w:val="BodyText"/>
+        <w:widowControl/>
+        <w:numPr>
+          <w:ilvl w:val="0"/>
+          <w:numId w:val="4"/>
+        </w:numPr>
+        <w:pBdr/>
+        <w:tabs>
+          <w:tab w:val="clear" w:pos="709"/>
+          <w:tab w:val="left" w:pos="0" w:leader="none"/>
+        </w:tabs>
+        <w:spacing w:lineRule="atLeast" w:line="330" w:before="0" w:after="0"/>
+        <w:ind w:hanging="0" w:start="0" w:end="0"/>
+        <w:rPr>
+          <w:rFonts w:ascii="Google Sans;Arial;sans-serif;Noto Color Emoji" w:hAnsi="Google Sans;Arial;sans-serif;Noto Color Emoji"/>
+          <w:color w:val="0F1115"/>
+          <w:lang w:val="fi-FI"/>
+        </w:rPr>
+      </w:pPr>
+      <w:r>
+        <w:rPr>
+          <w:rFonts w:ascii="quote-cjk-patch;Inter;system-ui;apple-system;BlinkMacSystemFont;Segoe UI;Roboto;Oxygen;Ubuntu;Cantarell;Open Sans;Helvetica Neue;sans-serif" w:hAnsi="quote-cjk-patch;Inter;system-ui;apple-system;BlinkMacSystemFont;Segoe UI;Roboto;Oxygen;Ubuntu;Cantarell;Open Sans;Helvetica Neue;sans-serif"/>
+          <w:b w:val="false"/>
+          <w:i w:val="false"/>
+          <w:caps w:val="false"/>
+          <w:smallCaps w:val="false"/>
+          <w:color w:val="0F1115"/>
+          <w:spacing w:val="0"/>
+          <w:sz w:val="24"/>
+          <w:lang w:val="fi-FI"/>
+        </w:rPr>
+        <w:t xml:space="preserve">Metodit </w:t>
+      </w:r>
+      <w:r>
+        <w:rPr>
+          <w:rStyle w:val="Style14"/>
+          <w:rFonts w:ascii="Menlo;Monaco;Consolas;Cascadia Mono;Ubuntu Mono;DejaVu Sans Mono;Liberation Mono;JetBrains Mono;Fira Code;Cousine;Roboto Mono;Courier New;Courier;sans-serif;system-ui" w:hAnsi="Menlo;Monaco;Consolas;Cascadia Mono;Ubuntu Mono;DejaVu Sans Mono;Liberation Mono;JetBrains Mono;Fira Code;Cousine;Roboto Mono;Courier New;Courier;sans-serif;system-ui"/>
+          <w:b w:val="false"/>
+          <w:i w:val="false"/>
+          <w:caps w:val="false"/>
+          <w:smallCaps w:val="false"/>
+          <w:color w:val="0F1115"/>
+          <w:spacing w:val="0"/>
+          <w:sz w:val="24"/>
+          <w:shd w:fill="EBEEF2" w:val="clear"/>
+          <w:lang w:val="fi-FI"/>
+        </w:rPr>
+        <w:t>operation()</w:t>
+      </w:r>
+      <w:r>
+        <w:rPr>
+          <w:rFonts w:ascii="quote-cjk-patch;Inter;system-ui;apple-system;BlinkMacSystemFont;Segoe UI;Roboto;Oxygen;Ubuntu;Cantarell;Open Sans;Helvetica Neue;sans-serif" w:hAnsi="quote-cjk-patch;Inter;system-ui;apple-system;BlinkMacSystemFont;Segoe UI;Roboto;Oxygen;Ubuntu;Cantarell;Open Sans;Helvetica Neue;sans-serif"/>
+          <w:b w:val="false"/>
+          <w:i w:val="false"/>
+          <w:caps w:val="false"/>
+          <w:smallCaps w:val="false"/>
+          <w:color w:val="0F1115"/>
+          <w:spacing w:val="0"/>
+          <w:sz w:val="24"/>
+          <w:lang w:val="fi-FI"/>
+        </w:rPr>
+        <w:t xml:space="preserve">, </w:t>
+      </w:r>
+      <w:r>
+        <w:rPr>
+          <w:rStyle w:val="Style14"/>
+          <w:rFonts w:ascii="Menlo;Monaco;Consolas;Cascadia Mono;Ubuntu Mono;DejaVu Sans Mono;Liberation Mono;JetBrains Mono;Fira Code;Cousine;Roboto Mono;Courier New;Courier;sans-serif;system-ui" w:hAnsi="Menlo;Monaco;Consolas;Cascadia Mono;Ubuntu Mono;DejaVu Sans Mono;Liberation Mono;JetBrains Mono;Fira Code;Cousine;Roboto Mono;Courier New;Courier;sans-serif;system-ui"/>
+          <w:b w:val="false"/>
+          <w:i w:val="false"/>
+          <w:caps w:val="false"/>
+          <w:smallCaps w:val="false"/>
+          <w:color w:val="0F1115"/>
+          <w:spacing w:val="0"/>
+          <w:sz w:val="24"/>
+          <w:shd w:fill="EBEEF2" w:val="clear"/>
+          <w:lang w:val="fi-FI"/>
+        </w:rPr>
+        <w:t>add()</w:t>
+      </w:r>
+      <w:r>
+        <w:rPr>
+          <w:rFonts w:ascii="quote-cjk-patch;Inter;system-ui;apple-system;BlinkMacSystemFont;Segoe UI;Roboto;Oxygen;Ubuntu;Cantarell;Open Sans;Helvetica Neue;sans-serif" w:hAnsi="quote-cjk-patch;Inter;system-ui;apple-system;BlinkMacSystemFont;Segoe UI;Roboto;Oxygen;Ubuntu;Cantarell;Open Sans;Helvetica Neue;sans-serif"/>
+          <w:b w:val="false"/>
+          <w:i w:val="false"/>
+          <w:caps w:val="false"/>
+          <w:smallCaps w:val="false"/>
+          <w:color w:val="0F1115"/>
+          <w:spacing w:val="0"/>
+          <w:sz w:val="24"/>
+          <w:lang w:val="fi-FI"/>
+        </w:rPr>
+        <w:t xml:space="preserve">, </w:t>
+      </w:r>
+      <w:r>
+        <w:rPr>
+          <w:rStyle w:val="Style14"/>
+          <w:rFonts w:ascii="Menlo;Monaco;Consolas;Cascadia Mono;Ubuntu Mono;DejaVu Sans Mono;Liberation Mono;JetBrains Mono;Fira Code;Cousine;Roboto Mono;Courier New;Courier;sans-serif;system-ui" w:hAnsi="Menlo;Monaco;Consolas;Cascadia Mono;Ubuntu Mono;DejaVu Sans Mono;Liberation Mono;JetBrains Mono;Fira Code;Cousine;Roboto Mono;Courier New;Courier;sans-serif;system-ui"/>
+          <w:b w:val="false"/>
+          <w:i w:val="false"/>
+          <w:caps w:val="false"/>
+          <w:smallCaps w:val="false"/>
+          <w:color w:val="0F1115"/>
+          <w:spacing w:val="0"/>
+          <w:sz w:val="24"/>
+          <w:shd w:fill="EBEEF2" w:val="clear"/>
+          <w:lang w:val="fi-FI"/>
+        </w:rPr>
+        <w:t>remove()</w:t>
+      </w:r>
+    </w:p>
+    <w:p>
+      <w:pPr>
+        <w:pStyle w:val="BodyText"/>
+        <w:widowControl/>
+        <w:pBdr/>
+        <w:spacing w:lineRule="atLeast" w:line="330" w:before="0" w:after="0"/>
+        <w:ind w:hanging="0" w:start="0" w:end="0"/>
+        <w:rPr>
+          <w:rStyle w:val="Style14"/>
+          <w:rFonts w:ascii="Menlo;Monaco;Consolas;Cascadia Mono;Ubuntu Mono;DejaVu Sans Mono;Liberation Mono;JetBrains Mono;Fira Code;Cousine;Roboto Mono;Courier New;Courier;sans-serif;system-ui" w:hAnsi="Menlo;Monaco;Consolas;Cascadia Mono;Ubuntu Mono;DejaVu Sans Mono;Liberation Mono;JetBrains Mono;Fira Code;Cousine;Roboto Mono;Courier New;Courier;sans-serif;system-ui"/>
+          <w:b w:val="false"/>
+          <w:i w:val="false"/>
+          <w:caps w:val="false"/>
+          <w:smallCaps w:val="false"/>
+          <w:spacing w:val="0"/>
+          <w:sz w:val="24"/>
+          <w:shd w:fill="EBEEF2" w:val="clear"/>
+        </w:rPr>
+      </w:pPr>
+      <w:r>
+        <w:rPr>
+          <w:rFonts w:ascii="Google Sans;Arial;sans-serif;Noto Color Emoji" w:hAnsi="Google Sans;Arial;sans-serif;Noto Color Emoji"/>
+          <w:color w:val="0F1115"/>
+          <w:lang w:val="fi-FI"/>
+        </w:rPr>
+      </w:r>
+    </w:p>
+    <w:p>
+      <w:pPr>
+        <w:pStyle w:val="BodyText"/>
+        <w:widowControl/>
+        <w:pBdr/>
+        <w:spacing w:lineRule="atLeast" w:line="330" w:before="0" w:after="0"/>
+        <w:ind w:hanging="0" w:start="0" w:end="0"/>
+        <w:rPr>
+          <w:rFonts w:ascii="Google Sans;Arial;sans-serif;Noto Color Emoji" w:hAnsi="Google Sans;Arial;sans-serif;Noto Color Emoji"/>
+          <w:color w:val="0F1115"/>
+          <w:lang w:val="fi-FI"/>
+        </w:rPr>
+      </w:pPr>
+      <w:r>
+        <w:rPr>
+          <w:rStyle w:val="Style14"/>
+          <w:rFonts w:ascii="Menlo;Monaco;Consolas;Cascadia Mono;Ubuntu Mono;DejaVu Sans Mono;Liberation Mono;JetBrains Mono;Fira Code;Cousine;Roboto Mono;Courier New;Courier;sans-serif;system-ui" w:hAnsi="Menlo;Monaco;Consolas;Cascadia Mono;Ubuntu Mono;DejaVu Sans Mono;Liberation Mono;JetBrains Mono;Fira Code;Cousine;Roboto Mono;Courier New;Courier;sans-serif;system-ui"/>
+          <w:b w:val="false"/>
+          <w:i w:val="false"/>
+          <w:caps w:val="false"/>
+          <w:smallCaps w:val="false"/>
+          <w:color w:val="0F1115"/>
+          <w:spacing w:val="0"/>
+          <w:sz w:val="24"/>
+          <w:shd w:fill="FFFFFF" w:val="clear"/>
+          <w:lang w:val="fi-FI"/>
+        </w:rPr>
+        <w:t xml:space="preserve">                    ┌─────────────────────────┐</w:t>
+      </w:r>
+    </w:p>
+    <w:p>
+      <w:pPr>
+        <w:pStyle w:val="BodyText"/>
+        <w:widowControl/>
+        <w:pBdr/>
+        <w:spacing w:lineRule="atLeast" w:line="330" w:before="0" w:after="0"/>
+        <w:ind w:hanging="0" w:start="0" w:end="0"/>
+        <w:rPr>
+          <w:rFonts w:ascii="Google Sans;Arial;sans-serif;Noto Color Emoji" w:hAnsi="Google Sans;Arial;sans-serif;Noto Color Emoji"/>
+          <w:color w:val="0F1115"/>
+          <w:lang w:val="fi-FI"/>
+        </w:rPr>
+      </w:pPr>
+      <w:r>
+        <w:rPr>
+          <w:rStyle w:val="Style14"/>
+          <w:rFonts w:ascii="Menlo;Monaco;Consolas;Cascadia Mono;Ubuntu Mono;DejaVu Sans Mono;Liberation Mono;JetBrains Mono;Fira Code;Cousine;Roboto Mono;Courier New;Courier;sans-serif;system-ui" w:hAnsi="Menlo;Monaco;Consolas;Cascadia Mono;Ubuntu Mono;DejaVu Sans Mono;Liberation Mono;JetBrains Mono;Fira Code;Cousine;Roboto Mono;Courier New;Courier;sans-serif;system-ui"/>
+          <w:b w:val="false"/>
+          <w:i w:val="false"/>
+          <w:caps w:val="false"/>
+          <w:smallCaps w:val="false"/>
+          <w:color w:val="0F1115"/>
+          <w:spacing w:val="0"/>
+          <w:sz w:val="24"/>
+          <w:shd w:fill="FFFFFF" w:val="clear"/>
+          <w:lang w:val="fi-FI"/>
+        </w:rPr>
+        <w:t xml:space="preserve">                    │      </w:t>
+      </w:r>
+      <w:r>
+        <w:rPr>
+          <w:rStyle w:val="Style14"/>
+          <w:rFonts w:ascii="Menlo;Monaco;Consolas;Cascadia Mono;Ubuntu Mono;DejaVu Sans Mono;Liberation Mono;JetBrains Mono;Fira Code;Cousine;Roboto Mono;Courier New;Courier;sans-serif;system-ui" w:hAnsi="Menlo;Monaco;Consolas;Cascadia Mono;Ubuntu Mono;DejaVu Sans Mono;Liberation Mono;JetBrains Mono;Fira Code;Cousine;Roboto Mono;Courier New;Courier;sans-serif;system-ui"/>
+          <w:b w:val="false"/>
+          <w:i w:val="false"/>
+          <w:caps w:val="false"/>
+          <w:smallCaps w:val="false"/>
+          <w:color w:val="0F1115"/>
+          <w:spacing w:val="0"/>
+          <w:sz w:val="24"/>
+          <w:shd w:fill="FFFFFF" w:val="clear"/>
+          <w:lang w:val="fi-FI"/>
+        </w:rPr>
+        <w:t>«interface»        │</w:t>
+      </w:r>
+    </w:p>
+    <w:p>
+      <w:pPr>
+        <w:pStyle w:val="BodyText"/>
+        <w:widowControl/>
+        <w:pBdr/>
+        <w:spacing w:lineRule="atLeast" w:line="330" w:before="0" w:after="0"/>
+        <w:ind w:hanging="0" w:start="0" w:end="0"/>
+        <w:rPr>
+          <w:rFonts w:ascii="Google Sans;Arial;sans-serif;Noto Color Emoji" w:hAnsi="Google Sans;Arial;sans-serif;Noto Color Emoji"/>
+          <w:color w:val="0F1115"/>
+          <w:lang w:val="fi-FI"/>
+        </w:rPr>
+      </w:pPr>
+      <w:r>
+        <w:rPr>
+          <w:rStyle w:val="Style14"/>
+          <w:rFonts w:ascii="Menlo;Monaco;Consolas;Cascadia Mono;Ubuntu Mono;DejaVu Sans Mono;Liberation Mono;JetBrains Mono;Fira Code;Cousine;Roboto Mono;Courier New;Courier;sans-serif;system-ui" w:hAnsi="Menlo;Monaco;Consolas;Cascadia Mono;Ubuntu Mono;DejaVu Sans Mono;Liberation Mono;JetBrains Mono;Fira Code;Cousine;Roboto Mono;Courier New;Courier;sans-serif;system-ui"/>
+          <w:b w:val="false"/>
+          <w:i w:val="false"/>
+          <w:caps w:val="false"/>
+          <w:smallCaps w:val="false"/>
+          <w:color w:val="0F1115"/>
+          <w:spacing w:val="0"/>
+          <w:sz w:val="24"/>
+          <w:shd w:fill="FFFFFF" w:val="clear"/>
+          <w:lang w:val="fi-FI"/>
+        </w:rPr>
+        <w:t xml:space="preserve">                    │       </w:t>
+      </w:r>
+      <w:r>
+        <w:rPr>
+          <w:rStyle w:val="Style14"/>
+          <w:rFonts w:ascii="Menlo;Monaco;Consolas;Cascadia Mono;Ubuntu Mono;DejaVu Sans Mono;Liberation Mono;JetBrains Mono;Fira Code;Cousine;Roboto Mono;Courier New;Courier;sans-serif;system-ui" w:hAnsi="Menlo;Monaco;Consolas;Cascadia Mono;Ubuntu Mono;DejaVu Sans Mono;Liberation Mono;JetBrains Mono;Fira Code;Cousine;Roboto Mono;Courier New;Courier;sans-serif;system-ui"/>
+          <w:b w:val="false"/>
+          <w:i w:val="false"/>
+          <w:caps w:val="false"/>
+          <w:smallCaps w:val="false"/>
+          <w:color w:val="0F1115"/>
+          <w:spacing w:val="0"/>
+          <w:sz w:val="24"/>
+          <w:shd w:fill="FFFFFF" w:val="clear"/>
+          <w:lang w:val="fi-FI"/>
+        </w:rPr>
+        <w:t>Component         │</w:t>
+      </w:r>
+    </w:p>
+    <w:p>
+      <w:pPr>
+        <w:pStyle w:val="BodyText"/>
+        <w:widowControl/>
+        <w:pBdr/>
+        <w:spacing w:lineRule="atLeast" w:line="330" w:before="0" w:after="0"/>
+        <w:ind w:hanging="0" w:start="0" w:end="0"/>
+        <w:rPr>
+          <w:rFonts w:ascii="Google Sans;Arial;sans-serif;Noto Color Emoji" w:hAnsi="Google Sans;Arial;sans-serif;Noto Color Emoji"/>
+          <w:color w:val="0F1115"/>
+          <w:lang w:val="fi-FI"/>
+        </w:rPr>
+      </w:pPr>
+      <w:r>
+        <w:rPr>
+          <w:rStyle w:val="Style14"/>
+          <w:rFonts w:ascii="Menlo;Monaco;Consolas;Cascadia Mono;Ubuntu Mono;DejaVu Sans Mono;Liberation Mono;JetBrains Mono;Fira Code;Cousine;Roboto Mono;Courier New;Courier;sans-serif;system-ui" w:hAnsi="Menlo;Monaco;Consolas;Cascadia Mono;Ubuntu Mono;DejaVu Sans Mono;Liberation Mono;JetBrains Mono;Fira Code;Cousine;Roboto Mono;Courier New;Courier;sans-serif;system-ui"/>
+          <w:b w:val="false"/>
+          <w:i w:val="false"/>
+          <w:caps w:val="false"/>
+          <w:smallCaps w:val="false"/>
+          <w:color w:val="0F1115"/>
+          <w:spacing w:val="0"/>
+          <w:sz w:val="24"/>
+          <w:shd w:fill="FFFFFF" w:val="clear"/>
+          <w:lang w:val="fi-FI"/>
+        </w:rPr>
+        <w:t xml:space="preserve">                    ├─────────────────────────┤</w:t>
+      </w:r>
+    </w:p>
+    <w:p>
+      <w:pPr>
+        <w:pStyle w:val="BodyText"/>
+        <w:widowControl/>
+        <w:pBdr/>
+        <w:spacing w:lineRule="atLeast" w:line="330" w:before="0" w:after="0"/>
+        <w:ind w:hanging="0" w:start="0" w:end="0"/>
+        <w:rPr>
+          <w:rFonts w:ascii="Google Sans;Arial;sans-serif;Noto Color Emoji" w:hAnsi="Google Sans;Arial;sans-serif;Noto Color Emoji"/>
+          <w:color w:val="0F1115"/>
+          <w:lang w:val="fi-FI"/>
+        </w:rPr>
+      </w:pPr>
+      <w:r>
+        <w:rPr>
+          <w:rStyle w:val="Style14"/>
+          <w:rFonts w:ascii="Menlo;Monaco;Consolas;Cascadia Mono;Ubuntu Mono;DejaVu Sans Mono;Liberation Mono;JetBrains Mono;Fira Code;Cousine;Roboto Mono;Courier New;Courier;sans-serif;system-ui" w:hAnsi="Menlo;Monaco;Consolas;Cascadia Mono;Ubuntu Mono;DejaVu Sans Mono;Liberation Mono;JetBrains Mono;Fira Code;Cousine;Roboto Mono;Courier New;Courier;sans-serif;system-ui"/>
+          <w:b w:val="false"/>
+          <w:i w:val="false"/>
+          <w:caps w:val="false"/>
+          <w:smallCaps w:val="false"/>
+          <w:color w:val="0F1115"/>
+          <w:spacing w:val="0"/>
+          <w:sz w:val="24"/>
+          <w:shd w:fill="FFFFFF" w:val="clear"/>
+          <w:lang w:val="fi-FI"/>
+        </w:rPr>
+        <w:t xml:space="preserve">                    │ </w:t>
+      </w:r>
+      <w:r>
+        <w:rPr>
+          <w:rStyle w:val="Style14"/>
+          <w:rFonts w:ascii="Menlo;Monaco;Consolas;Cascadia Mono;Ubuntu Mono;DejaVu Sans Mono;Liberation Mono;JetBrains Mono;Fira Code;Cousine;Roboto Mono;Courier New;Courier;sans-serif;system-ui" w:hAnsi="Menlo;Monaco;Consolas;Cascadia Mono;Ubuntu Mono;DejaVu Sans Mono;Liberation Mono;JetBrains Mono;Fira Code;Cousine;Roboto Mono;Courier New;Courier;sans-serif;system-ui"/>
+          <w:b w:val="false"/>
+          <w:i w:val="false"/>
+          <w:caps w:val="false"/>
+          <w:smallCaps w:val="false"/>
+          <w:color w:val="0F1115"/>
+          <w:spacing w:val="0"/>
+          <w:sz w:val="24"/>
+          <w:shd w:fill="FFFFFF" w:val="clear"/>
+          <w:lang w:val="fi-FI"/>
+        </w:rPr>
+        <w:t>+ operation(): void     │</w:t>
+      </w:r>
+    </w:p>
+    <w:p>
+      <w:pPr>
+        <w:pStyle w:val="BodyText"/>
+        <w:widowControl/>
+        <w:pBdr/>
+        <w:spacing w:lineRule="atLeast" w:line="330" w:before="0" w:after="0"/>
+        <w:ind w:hanging="0" w:start="0" w:end="0"/>
+        <w:rPr>
+          <w:rFonts w:ascii="Google Sans;Arial;sans-serif;Noto Color Emoji" w:hAnsi="Google Sans;Arial;sans-serif;Noto Color Emoji"/>
+          <w:color w:val="0F1115"/>
+          <w:lang w:val="fi-FI"/>
+        </w:rPr>
+      </w:pPr>
+      <w:r>
+        <w:rPr>
+          <w:rStyle w:val="Style14"/>
+          <w:rFonts w:ascii="Menlo;Monaco;Consolas;Cascadia Mono;Ubuntu Mono;DejaVu Sans Mono;Liberation Mono;JetBrains Mono;Fira Code;Cousine;Roboto Mono;Courier New;Courier;sans-serif;system-ui" w:hAnsi="Menlo;Monaco;Consolas;Cascadia Mono;Ubuntu Mono;DejaVu Sans Mono;Liberation Mono;JetBrains Mono;Fira Code;Cousine;Roboto Mono;Courier New;Courier;sans-serif;system-ui"/>
+          <w:b w:val="false"/>
+          <w:i w:val="false"/>
+          <w:caps w:val="false"/>
+          <w:smallCaps w:val="false"/>
+          <w:color w:val="0F1115"/>
+          <w:spacing w:val="0"/>
+          <w:sz w:val="24"/>
+          <w:shd w:fill="FFFFFF" w:val="clear"/>
+          <w:lang w:val="fi-FI"/>
+        </w:rPr>
+        <w:t xml:space="preserve">                    │ </w:t>
+      </w:r>
+      <w:r>
+        <w:rPr>
+          <w:rStyle w:val="Style14"/>
+          <w:rFonts w:ascii="Menlo;Monaco;Consolas;Cascadia Mono;Ubuntu Mono;DejaVu Sans Mono;Liberation Mono;JetBrains Mono;Fira Code;Cousine;Roboto Mono;Courier New;Courier;sans-serif;system-ui" w:hAnsi="Menlo;Monaco;Consolas;Cascadia Mono;Ubuntu Mono;DejaVu Sans Mono;Liberation Mono;JetBrains Mono;Fira Code;Cousine;Roboto Mono;Courier New;Courier;sans-serif;system-ui"/>
+          <w:b w:val="false"/>
+          <w:i w:val="false"/>
+          <w:caps w:val="false"/>
+          <w:smallCaps w:val="false"/>
+          <w:color w:val="0F1115"/>
+          <w:spacing w:val="0"/>
+          <w:sz w:val="24"/>
+          <w:shd w:fill="FFFFFF" w:val="clear"/>
+          <w:lang w:val="fi-FI"/>
+        </w:rPr>
+        <w:t>+ add(c: Component)     │</w:t>
+      </w:r>
+    </w:p>
+    <w:p>
+      <w:pPr>
+        <w:pStyle w:val="BodyText"/>
+        <w:widowControl/>
+        <w:pBdr/>
+        <w:spacing w:lineRule="atLeast" w:line="330" w:before="0" w:after="0"/>
+        <w:ind w:hanging="0" w:start="0" w:end="0"/>
+        <w:rPr>
+          <w:rFonts w:ascii="Google Sans;Arial;sans-serif;Noto Color Emoji" w:hAnsi="Google Sans;Arial;sans-serif;Noto Color Emoji"/>
+          <w:color w:val="0F1115"/>
+          <w:lang w:val="fi-FI"/>
+        </w:rPr>
+      </w:pPr>
+      <w:r>
+        <w:rPr>
+          <w:rStyle w:val="Style14"/>
+          <w:rFonts w:ascii="Menlo;Monaco;Consolas;Cascadia Mono;Ubuntu Mono;DejaVu Sans Mono;Liberation Mono;JetBrains Mono;Fira Code;Cousine;Roboto Mono;Courier New;Courier;sans-serif;system-ui" w:hAnsi="Menlo;Monaco;Consolas;Cascadia Mono;Ubuntu Mono;DejaVu Sans Mono;Liberation Mono;JetBrains Mono;Fira Code;Cousine;Roboto Mono;Courier New;Courier;sans-serif;system-ui"/>
+          <w:b w:val="false"/>
+          <w:i w:val="false"/>
+          <w:caps w:val="false"/>
+          <w:smallCaps w:val="false"/>
+          <w:color w:val="0F1115"/>
+          <w:spacing w:val="0"/>
+          <w:sz w:val="24"/>
+          <w:shd w:fill="FFFFFF" w:val="clear"/>
+          <w:lang w:val="fi-FI"/>
+        </w:rPr>
+        <w:t xml:space="preserve">                    │ </w:t>
+      </w:r>
+      <w:r>
+        <w:rPr>
+          <w:rStyle w:val="Style14"/>
+          <w:rFonts w:ascii="Menlo;Monaco;Consolas;Cascadia Mono;Ubuntu Mono;DejaVu Sans Mono;Liberation Mono;JetBrains Mono;Fira Code;Cousine;Roboto Mono;Courier New;Courier;sans-serif;system-ui" w:hAnsi="Menlo;Monaco;Consolas;Cascadia Mono;Ubuntu Mono;DejaVu Sans Mono;Liberation Mono;JetBrains Mono;Fira Code;Cousine;Roboto Mono;Courier New;Courier;sans-serif;system-ui"/>
+          <w:b w:val="false"/>
+          <w:i w:val="false"/>
+          <w:caps w:val="false"/>
+          <w:smallCaps w:val="false"/>
+          <w:color w:val="0F1115"/>
+          <w:spacing w:val="0"/>
+          <w:sz w:val="24"/>
+          <w:shd w:fill="FFFFFF" w:val="clear"/>
+          <w:lang w:val="fi-FI"/>
+        </w:rPr>
+        <w:t>+ remove(c: Component)  │</w:t>
+      </w:r>
+    </w:p>
+    <w:p>
+      <w:pPr>
+        <w:pStyle w:val="BodyText"/>
+        <w:widowControl/>
+        <w:pBdr/>
+        <w:spacing w:lineRule="atLeast" w:line="330" w:before="0" w:after="0"/>
+        <w:ind w:hanging="0" w:start="0" w:end="0"/>
+        <w:rPr>
+          <w:rFonts w:ascii="Google Sans;Arial;sans-serif;Noto Color Emoji" w:hAnsi="Google Sans;Arial;sans-serif;Noto Color Emoji"/>
+          <w:color w:val="0F1115"/>
+          <w:lang w:val="fi-FI"/>
+        </w:rPr>
+      </w:pPr>
+      <w:r>
+        <w:rPr>
+          <w:rStyle w:val="Style14"/>
+          <w:rFonts w:ascii="Menlo;Monaco;Consolas;Cascadia Mono;Ubuntu Mono;DejaVu Sans Mono;Liberation Mono;JetBrains Mono;Fira Code;Cousine;Roboto Mono;Courier New;Courier;sans-serif;system-ui" w:hAnsi="Menlo;Monaco;Consolas;Cascadia Mono;Ubuntu Mono;DejaVu Sans Mono;Liberation Mono;JetBrains Mono;Fira Code;Cousine;Roboto Mono;Courier New;Courier;sans-serif;system-ui"/>
+          <w:b w:val="false"/>
+          <w:i w:val="false"/>
+          <w:caps w:val="false"/>
+          <w:smallCaps w:val="false"/>
+          <w:color w:val="0F1115"/>
+          <w:spacing w:val="0"/>
+          <w:sz w:val="24"/>
+          <w:shd w:fill="FFFFFF" w:val="clear"/>
+          <w:lang w:val="fi-FI"/>
+        </w:rPr>
+        <w:t xml:space="preserve">                    │ </w:t>
+      </w:r>
+      <w:r>
+        <w:rPr>
+          <w:rStyle w:val="Style14"/>
+          <w:rFonts w:ascii="Menlo;Monaco;Consolas;Cascadia Mono;Ubuntu Mono;DejaVu Sans Mono;Liberation Mono;JetBrains Mono;Fira Code;Cousine;Roboto Mono;Courier New;Courier;sans-serif;system-ui" w:hAnsi="Menlo;Monaco;Consolas;Cascadia Mono;Ubuntu Mono;DejaVu Sans Mono;Liberation Mono;JetBrains Mono;Fira Code;Cousine;Roboto Mono;Courier New;Courier;sans-serif;system-ui"/>
+          <w:b w:val="false"/>
+          <w:i w:val="false"/>
+          <w:caps w:val="false"/>
+          <w:smallCaps w:val="false"/>
+          <w:color w:val="0F1115"/>
+          <w:spacing w:val="0"/>
+          <w:sz w:val="24"/>
+          <w:shd w:fill="FFFFFF" w:val="clear"/>
+          <w:lang w:val="fi-FI"/>
+        </w:rPr>
+        <w:t>+ getChild(i: int):     │</w:t>
+      </w:r>
+    </w:p>
+    <w:p>
+      <w:pPr>
+        <w:pStyle w:val="BodyText"/>
+        <w:widowControl/>
+        <w:pBdr/>
+        <w:spacing w:lineRule="atLeast" w:line="330" w:before="0" w:after="0"/>
+        <w:ind w:hanging="0" w:start="0" w:end="0"/>
+        <w:rPr>
+          <w:rFonts w:ascii="Google Sans;Arial;sans-serif;Noto Color Emoji" w:hAnsi="Google Sans;Arial;sans-serif;Noto Color Emoji"/>
+          <w:color w:val="0F1115"/>
+          <w:lang w:val="fi-FI"/>
+        </w:rPr>
+      </w:pPr>
+      <w:r>
+        <w:rPr>
+          <w:rStyle w:val="Style14"/>
+          <w:rFonts w:ascii="Menlo;Monaco;Consolas;Cascadia Mono;Ubuntu Mono;DejaVu Sans Mono;Liberation Mono;JetBrains Mono;Fira Code;Cousine;Roboto Mono;Courier New;Courier;sans-serif;system-ui" w:hAnsi="Menlo;Monaco;Consolas;Cascadia Mono;Ubuntu Mono;DejaVu Sans Mono;Liberation Mono;JetBrains Mono;Fira Code;Cousine;Roboto Mono;Courier New;Courier;sans-serif;system-ui"/>
+          <w:b w:val="false"/>
+          <w:i w:val="false"/>
+          <w:caps w:val="false"/>
+          <w:smallCaps w:val="false"/>
+          <w:color w:val="0F1115"/>
+          <w:spacing w:val="0"/>
+          <w:sz w:val="24"/>
+          <w:shd w:fill="FFFFFF" w:val="clear"/>
+          <w:lang w:val="fi-FI"/>
+        </w:rPr>
+        <w:t xml:space="preserve">                    │        </w:t>
+      </w:r>
+      <w:r>
+        <w:rPr>
+          <w:rStyle w:val="Style14"/>
+          <w:rFonts w:ascii="Menlo;Monaco;Consolas;Cascadia Mono;Ubuntu Mono;DejaVu Sans Mono;Liberation Mono;JetBrains Mono;Fira Code;Cousine;Roboto Mono;Courier New;Courier;sans-serif;system-ui" w:hAnsi="Menlo;Monaco;Consolas;Cascadia Mono;Ubuntu Mono;DejaVu Sans Mono;Liberation Mono;JetBrains Mono;Fira Code;Cousine;Roboto Mono;Courier New;Courier;sans-serif;system-ui"/>
+          <w:b w:val="false"/>
+          <w:i w:val="false"/>
+          <w:caps w:val="false"/>
+          <w:smallCaps w:val="false"/>
+          <w:color w:val="0F1115"/>
+          <w:spacing w:val="0"/>
+          <w:sz w:val="24"/>
+          <w:shd w:fill="FFFFFF" w:val="clear"/>
+          <w:lang w:val="fi-FI"/>
+        </w:rPr>
+        <w:t>Component        │</w:t>
+      </w:r>
+    </w:p>
+    <w:p>
+      <w:pPr>
+        <w:pStyle w:val="BodyText"/>
+        <w:widowControl/>
+        <w:pBdr/>
+        <w:spacing w:lineRule="atLeast" w:line="330" w:before="0" w:after="0"/>
+        <w:ind w:hanging="0" w:start="0" w:end="0"/>
+        <w:rPr>
+          <w:rFonts w:ascii="Google Sans;Arial;sans-serif;Noto Color Emoji" w:hAnsi="Google Sans;Arial;sans-serif;Noto Color Emoji"/>
+          <w:color w:val="0F1115"/>
+          <w:lang w:val="fi-FI"/>
+        </w:rPr>
+      </w:pPr>
+      <w:r>
+        <w:rPr>
+          <w:rStyle w:val="Style14"/>
+          <w:rFonts w:ascii="Menlo;Monaco;Consolas;Cascadia Mono;Ubuntu Mono;DejaVu Sans Mono;Liberation Mono;JetBrains Mono;Fira Code;Cousine;Roboto Mono;Courier New;Courier;sans-serif;system-ui" w:hAnsi="Menlo;Monaco;Consolas;Cascadia Mono;Ubuntu Mono;DejaVu Sans Mono;Liberation Mono;JetBrains Mono;Fira Code;Cousine;Roboto Mono;Courier New;Courier;sans-serif;system-ui"/>
+          <w:b w:val="false"/>
+          <w:i w:val="false"/>
+          <w:caps w:val="false"/>
+          <w:smallCaps w:val="false"/>
+          <w:color w:val="0F1115"/>
+          <w:spacing w:val="0"/>
+          <w:sz w:val="24"/>
+          <w:shd w:fill="FFFFFF" w:val="clear"/>
+          <w:lang w:val="fi-FI"/>
+        </w:rPr>
+        <w:t xml:space="preserve">                    └────────────┬────────────┘</w:t>
+      </w:r>
+    </w:p>
+    <w:p>
+      <w:pPr>
+        <w:pStyle w:val="BodyText"/>
+        <w:widowControl/>
+        <w:pBdr/>
+        <w:spacing w:lineRule="atLeast" w:line="330" w:before="0" w:after="0"/>
+        <w:ind w:hanging="0" w:start="0" w:end="0"/>
+        <w:rPr>
+          <w:rFonts w:ascii="Google Sans;Arial;sans-serif;Noto Color Emoji" w:hAnsi="Google Sans;Arial;sans-serif;Noto Color Emoji"/>
+          <w:color w:val="0F1115"/>
+          <w:lang w:val="fi-FI"/>
+        </w:rPr>
+      </w:pPr>
+      <w:r>
+        <w:rPr>
+          <w:rStyle w:val="Style14"/>
+          <w:rFonts w:ascii="Menlo;Monaco;Consolas;Cascadia Mono;Ubuntu Mono;DejaVu Sans Mono;Liberation Mono;JetBrains Mono;Fira Code;Cousine;Roboto Mono;Courier New;Courier;sans-serif;system-ui" w:hAnsi="Menlo;Monaco;Consolas;Cascadia Mono;Ubuntu Mono;DejaVu Sans Mono;Liberation Mono;JetBrains Mono;Fira Code;Cousine;Roboto Mono;Courier New;Courier;sans-serif;system-ui"/>
+          <w:b w:val="false"/>
+          <w:i w:val="false"/>
+          <w:caps w:val="false"/>
+          <w:smallCaps w:val="false"/>
+          <w:color w:val="0F1115"/>
+          <w:spacing w:val="0"/>
+          <w:sz w:val="24"/>
+          <w:shd w:fill="FFFFFF" w:val="clear"/>
+          <w:lang w:val="fi-FI"/>
+        </w:rPr>
+        <w:t xml:space="preserve">                                 △</w:t>
+      </w:r>
+    </w:p>
+    <w:p>
+      <w:pPr>
+        <w:pStyle w:val="BodyText"/>
+        <w:widowControl/>
+        <w:pBdr/>
+        <w:spacing w:lineRule="atLeast" w:line="330" w:before="0" w:after="0"/>
+        <w:ind w:hanging="0" w:start="0" w:end="0"/>
+        <w:rPr>
+          <w:rFonts w:ascii="Google Sans;Arial;sans-serif;Noto Color Emoji" w:hAnsi="Google Sans;Arial;sans-serif;Noto Color Emoji"/>
+          <w:color w:val="0F1115"/>
+          <w:lang w:val="fi-FI"/>
+        </w:rPr>
+      </w:pPr>
+      <w:r>
+        <w:rPr>
+          <w:rStyle w:val="Style14"/>
+          <w:rFonts w:ascii="Menlo;Monaco;Consolas;Cascadia Mono;Ubuntu Mono;DejaVu Sans Mono;Liberation Mono;JetBrains Mono;Fira Code;Cousine;Roboto Mono;Courier New;Courier;sans-serif;system-ui" w:hAnsi="Menlo;Monaco;Consolas;Cascadia Mono;Ubuntu Mono;DejaVu Sans Mono;Liberation Mono;JetBrains Mono;Fira Code;Cousine;Roboto Mono;Courier New;Courier;sans-serif;system-ui"/>
+          <w:b w:val="false"/>
+          <w:i w:val="false"/>
+          <w:caps w:val="false"/>
+          <w:smallCaps w:val="false"/>
+          <w:color w:val="0F1115"/>
+          <w:spacing w:val="0"/>
+          <w:sz w:val="24"/>
+          <w:shd w:fill="FFFFFF" w:val="clear"/>
+          <w:lang w:val="fi-FI"/>
+        </w:rPr>
+        <w:t xml:space="preserve">                                 │ </w:t>
+      </w:r>
+      <w:r>
+        <w:rPr>
+          <w:rStyle w:val="Style14"/>
+          <w:rFonts w:ascii="Menlo;Monaco;Consolas;Cascadia Mono;Ubuntu Mono;DejaVu Sans Mono;Liberation Mono;JetBrains Mono;Fira Code;Cousine;Roboto Mono;Courier New;Courier;sans-serif;system-ui" w:hAnsi="Menlo;Monaco;Consolas;Cascadia Mono;Ubuntu Mono;DejaVu Sans Mono;Liberation Mono;JetBrains Mono;Fira Code;Cousine;Roboto Mono;Courier New;Courier;sans-serif;system-ui"/>
+          <w:b w:val="false"/>
+          <w:i w:val="false"/>
+          <w:caps w:val="false"/>
+          <w:smallCaps w:val="false"/>
+          <w:color w:val="0F1115"/>
+          <w:spacing w:val="0"/>
+          <w:sz w:val="24"/>
+          <w:shd w:fill="FFFFFF" w:val="clear"/>
+          <w:lang w:val="fi-FI"/>
+        </w:rPr>
+        <w:t>(periytyminen / implements)</w:t>
+      </w:r>
+    </w:p>
+    <w:p>
+      <w:pPr>
+        <w:pStyle w:val="BodyText"/>
+        <w:widowControl/>
+        <w:pBdr/>
+        <w:spacing w:lineRule="atLeast" w:line="330" w:before="0" w:after="0"/>
+        <w:ind w:hanging="0" w:start="0" w:end="0"/>
+        <w:rPr>
+          <w:rFonts w:ascii="Google Sans;Arial;sans-serif;Noto Color Emoji" w:hAnsi="Google Sans;Arial;sans-serif;Noto Color Emoji"/>
+          <w:color w:val="0F1115"/>
+          <w:lang w:val="fi-FI"/>
+        </w:rPr>
+      </w:pPr>
+      <w:r>
+        <w:rPr>
+          <w:rStyle w:val="Style14"/>
+          <w:rFonts w:ascii="Menlo;Monaco;Consolas;Cascadia Mono;Ubuntu Mono;DejaVu Sans Mono;Liberation Mono;JetBrains Mono;Fira Code;Cousine;Roboto Mono;Courier New;Courier;sans-serif;system-ui" w:hAnsi="Menlo;Monaco;Consolas;Cascadia Mono;Ubuntu Mono;DejaVu Sans Mono;Liberation Mono;JetBrains Mono;Fira Code;Cousine;Roboto Mono;Courier New;Courier;sans-serif;system-ui"/>
+          <w:b w:val="false"/>
+          <w:i w:val="false"/>
+          <w:caps w:val="false"/>
+          <w:smallCaps w:val="false"/>
+          <w:color w:val="0F1115"/>
+          <w:spacing w:val="0"/>
+          <w:sz w:val="24"/>
+          <w:shd w:fill="FFFFFF" w:val="clear"/>
+          <w:lang w:val="fi-FI"/>
+        </w:rPr>
+        <w:t xml:space="preserve">                    ┌────────────┴────────────┐</w:t>
+      </w:r>
+    </w:p>
+    <w:p>
+      <w:pPr>
+        <w:pStyle w:val="BodyText"/>
+        <w:widowControl/>
+        <w:pBdr/>
+        <w:spacing w:lineRule="atLeast" w:line="330" w:before="0" w:after="0"/>
+        <w:ind w:hanging="0" w:start="0" w:end="0"/>
+        <w:rPr>
+          <w:rFonts w:ascii="Google Sans;Arial;sans-serif;Noto Color Emoji" w:hAnsi="Google Sans;Arial;sans-serif;Noto Color Emoji"/>
+          <w:color w:val="0F1115"/>
+          <w:lang w:val="fi-FI"/>
+        </w:rPr>
+      </w:pPr>
+      <w:r>
+        <w:rPr>
+          <w:rStyle w:val="Style14"/>
+          <w:rFonts w:ascii="Menlo;Monaco;Consolas;Cascadia Mono;Ubuntu Mono;DejaVu Sans Mono;Liberation Mono;JetBrains Mono;Fira Code;Cousine;Roboto Mono;Courier New;Courier;sans-serif;system-ui" w:hAnsi="Menlo;Monaco;Consolas;Cascadia Mono;Ubuntu Mono;DejaVu Sans Mono;Liberation Mono;JetBrains Mono;Fira Code;Cousine;Roboto Mono;Courier New;Courier;sans-serif;system-ui"/>
+          <w:b w:val="false"/>
+          <w:i w:val="false"/>
+          <w:caps w:val="false"/>
+          <w:smallCaps w:val="false"/>
+          <w:color w:val="0F1115"/>
+          <w:spacing w:val="0"/>
+          <w:sz w:val="24"/>
+          <w:shd w:fill="FFFFFF" w:val="clear"/>
+          <w:lang w:val="fi-FI"/>
+        </w:rPr>
+        <w:t xml:space="preserve">                    │                         │</w:t>
+      </w:r>
+    </w:p>
+    <w:p>
+      <w:pPr>
+        <w:pStyle w:val="BodyText"/>
+        <w:widowControl/>
+        <w:pBdr/>
+        <w:spacing w:lineRule="atLeast" w:line="330" w:before="0" w:after="0"/>
+        <w:ind w:hanging="0" w:start="0" w:end="0"/>
+        <w:rPr>
+          <w:rFonts w:ascii="Google Sans;Arial;sans-serif;Noto Color Emoji" w:hAnsi="Google Sans;Arial;sans-serif;Noto Color Emoji"/>
+          <w:color w:val="0F1115"/>
+          <w:lang w:val="fi-FI"/>
+        </w:rPr>
+      </w:pPr>
+      <w:r>
+        <w:rPr>
+          <w:rStyle w:val="Style14"/>
+          <w:rFonts w:ascii="Menlo;Monaco;Consolas;Cascadia Mono;Ubuntu Mono;DejaVu Sans Mono;Liberation Mono;JetBrains Mono;Fira Code;Cousine;Roboto Mono;Courier New;Courier;sans-serif;system-ui" w:hAnsi="Menlo;Monaco;Consolas;Cascadia Mono;Ubuntu Mono;DejaVu Sans Mono;Liberation Mono;JetBrains Mono;Fira Code;Cousine;Roboto Mono;Courier New;Courier;sans-serif;system-ui"/>
+          <w:b w:val="false"/>
+          <w:i w:val="false"/>
+          <w:caps w:val="false"/>
+          <w:smallCaps w:val="false"/>
+          <w:color w:val="0F1115"/>
+          <w:spacing w:val="0"/>
+          <w:sz w:val="24"/>
+          <w:shd w:fill="FFFFFF" w:val="clear"/>
+          <w:lang w:val="fi-FI"/>
+        </w:rPr>
+        <w:t xml:space="preserve">          ┌─────────┴─────────┐     ┌─────────┴──────────┐</w:t>
+      </w:r>
+    </w:p>
+    <w:p>
+      <w:pPr>
+        <w:pStyle w:val="BodyText"/>
+        <w:widowControl/>
+        <w:pBdr/>
+        <w:spacing w:lineRule="atLeast" w:line="330" w:before="0" w:after="0"/>
+        <w:ind w:hanging="0" w:start="0" w:end="0"/>
+        <w:rPr>
+          <w:rFonts w:ascii="Google Sans;Arial;sans-serif;Noto Color Emoji" w:hAnsi="Google Sans;Arial;sans-serif;Noto Color Emoji"/>
+          <w:color w:val="0F1115"/>
+          <w:lang w:val="fi-FI"/>
+        </w:rPr>
+      </w:pPr>
+      <w:r>
+        <w:rPr>
+          <w:rStyle w:val="Style14"/>
+          <w:rFonts w:ascii="Menlo;Monaco;Consolas;Cascadia Mono;Ubuntu Mono;DejaVu Sans Mono;Liberation Mono;JetBrains Mono;Fira Code;Cousine;Roboto Mono;Courier New;Courier;sans-serif;system-ui" w:hAnsi="Menlo;Monaco;Consolas;Cascadia Mono;Ubuntu Mono;DejaVu Sans Mono;Liberation Mono;JetBrains Mono;Fira Code;Cousine;Roboto Mono;Courier New;Courier;sans-serif;system-ui"/>
+          <w:b w:val="false"/>
+          <w:i w:val="false"/>
+          <w:caps w:val="false"/>
+          <w:smallCaps w:val="false"/>
+          <w:color w:val="0F1115"/>
+          <w:spacing w:val="0"/>
+          <w:sz w:val="24"/>
+          <w:shd w:fill="FFFFFF" w:val="clear"/>
+          <w:lang w:val="fi-FI"/>
+        </w:rPr>
+        <w:t xml:space="preserve">          │       </w:t>
+      </w:r>
+      <w:r>
+        <w:rPr>
+          <w:rStyle w:val="Style14"/>
+          <w:rFonts w:ascii="Menlo;Monaco;Consolas;Cascadia Mono;Ubuntu Mono;DejaVu Sans Mono;Liberation Mono;JetBrains Mono;Fira Code;Cousine;Roboto Mono;Courier New;Courier;sans-serif;system-ui" w:hAnsi="Menlo;Monaco;Consolas;Cascadia Mono;Ubuntu Mono;DejaVu Sans Mono;Liberation Mono;JetBrains Mono;Fira Code;Cousine;Roboto Mono;Courier New;Courier;sans-serif;system-ui"/>
+          <w:b w:val="false"/>
+          <w:i w:val="false"/>
+          <w:caps w:val="false"/>
+          <w:smallCaps w:val="false"/>
+          <w:color w:val="0F1115"/>
+          <w:spacing w:val="0"/>
+          <w:sz w:val="24"/>
+          <w:shd w:fill="FFFFFF" w:val="clear"/>
+          <w:lang w:val="fi-FI"/>
+        </w:rPr>
+        <w:t>Leaf        │     │     Composite      │</w:t>
+      </w:r>
+    </w:p>
+    <w:p>
+      <w:pPr>
+        <w:pStyle w:val="BodyText"/>
+        <w:widowControl/>
+        <w:pBdr/>
+        <w:spacing w:lineRule="atLeast" w:line="330" w:before="0" w:after="0"/>
+        <w:ind w:hanging="0" w:start="0" w:end="0"/>
+        <w:rPr>
+          <w:rFonts w:ascii="Google Sans;Arial;sans-serif;Noto Color Emoji" w:hAnsi="Google Sans;Arial;sans-serif;Noto Color Emoji"/>
+          <w:color w:val="0F1115"/>
+          <w:lang w:val="fi-FI"/>
+        </w:rPr>
+      </w:pPr>
+      <w:r>
+        <w:rPr>
+          <w:rStyle w:val="Style14"/>
+          <w:rFonts w:ascii="Menlo;Monaco;Consolas;Cascadia Mono;Ubuntu Mono;DejaVu Sans Mono;Liberation Mono;JetBrains Mono;Fira Code;Cousine;Roboto Mono;Courier New;Courier;sans-serif;system-ui" w:hAnsi="Menlo;Monaco;Consolas;Cascadia Mono;Ubuntu Mono;DejaVu Sans Mono;Liberation Mono;JetBrains Mono;Fira Code;Cousine;Roboto Mono;Courier New;Courier;sans-serif;system-ui"/>
+          <w:b w:val="false"/>
+          <w:i w:val="false"/>
+          <w:caps w:val="false"/>
+          <w:smallCaps w:val="false"/>
+          <w:color w:val="0F1115"/>
+          <w:spacing w:val="0"/>
+          <w:sz w:val="24"/>
+          <w:shd w:fill="FFFFFF" w:val="clear"/>
+          <w:lang w:val="fi-FI"/>
+        </w:rPr>
+        <w:t xml:space="preserve">          ├───────────────────┤     ├────────────────────┤</w:t>
+      </w:r>
+    </w:p>
+    <w:p>
+      <w:pPr>
+        <w:pStyle w:val="BodyText"/>
+        <w:widowControl/>
+        <w:pBdr/>
+        <w:spacing w:lineRule="atLeast" w:line="330" w:before="0" w:after="0"/>
+        <w:ind w:hanging="0" w:start="0" w:end="0"/>
+        <w:rPr>
+          <w:rFonts w:ascii="Google Sans;Arial;sans-serif;Noto Color Emoji" w:hAnsi="Google Sans;Arial;sans-serif;Noto Color Emoji"/>
+          <w:color w:val="0F1115"/>
+          <w:lang w:val="fi-FI"/>
+        </w:rPr>
+      </w:pPr>
+      <w:r>
+        <w:rPr>
+          <w:rStyle w:val="Style14"/>
+          <w:rFonts w:ascii="Menlo;Monaco;Consolas;Cascadia Mono;Ubuntu Mono;DejaVu Sans Mono;Liberation Mono;JetBrains Mono;Fira Code;Cousine;Roboto Mono;Courier New;Courier;sans-serif;system-ui" w:hAnsi="Menlo;Monaco;Consolas;Cascadia Mono;Ubuntu Mono;DejaVu Sans Mono;Liberation Mono;JetBrains Mono;Fira Code;Cousine;Roboto Mono;Courier New;Courier;sans-serif;system-ui"/>
+          <w:b w:val="false"/>
+          <w:i w:val="false"/>
+          <w:caps w:val="false"/>
+          <w:smallCaps w:val="false"/>
+          <w:color w:val="0F1115"/>
+          <w:spacing w:val="0"/>
+          <w:sz w:val="24"/>
+          <w:shd w:fill="FFFFFF" w:val="clear"/>
+          <w:lang w:val="fi-FI"/>
+        </w:rPr>
+        <w:t xml:space="preserve">          │ </w:t>
+      </w:r>
+      <w:r>
+        <w:rPr>
+          <w:rStyle w:val="Style14"/>
+          <w:rFonts w:ascii="Menlo;Monaco;Consolas;Cascadia Mono;Ubuntu Mono;DejaVu Sans Mono;Liberation Mono;JetBrains Mono;Fira Code;Cousine;Roboto Mono;Courier New;Courier;sans-serif;system-ui" w:hAnsi="Menlo;Monaco;Consolas;Cascadia Mono;Ubuntu Mono;DejaVu Sans Mono;Liberation Mono;JetBrains Mono;Fira Code;Cousine;Roboto Mono;Courier New;Courier;sans-serif;system-ui"/>
+          <w:b w:val="false"/>
+          <w:i w:val="false"/>
+          <w:caps w:val="false"/>
+          <w:smallCaps w:val="false"/>
+          <w:color w:val="0F1115"/>
+          <w:spacing w:val="0"/>
+          <w:sz w:val="24"/>
+          <w:shd w:fill="FFFFFF" w:val="clear"/>
+          <w:lang w:val="fi-FI"/>
+        </w:rPr>
+        <w:t>+ operation():void│     │ - children:        │</w:t>
+      </w:r>
+    </w:p>
+    <w:p>
+      <w:pPr>
+        <w:pStyle w:val="BodyText"/>
+        <w:widowControl/>
+        <w:pBdr/>
+        <w:spacing w:lineRule="atLeast" w:line="330" w:before="0" w:after="0"/>
+        <w:ind w:hanging="0" w:start="0" w:end="0"/>
+        <w:rPr>
+          <w:rFonts w:ascii="Google Sans;Arial;sans-serif;Noto Color Emoji" w:hAnsi="Google Sans;Arial;sans-serif;Noto Color Emoji"/>
+          <w:color w:val="0F1115"/>
+          <w:lang w:val="fi-FI"/>
+        </w:rPr>
+      </w:pPr>
+      <w:r>
+        <w:rPr>
+          <w:rStyle w:val="Style14"/>
+          <w:rFonts w:ascii="Menlo;Monaco;Consolas;Cascadia Mono;Ubuntu Mono;DejaVu Sans Mono;Liberation Mono;JetBrains Mono;Fira Code;Cousine;Roboto Mono;Courier New;Courier;sans-serif;system-ui" w:hAnsi="Menlo;Monaco;Consolas;Cascadia Mono;Ubuntu Mono;DejaVu Sans Mono;Liberation Mono;JetBrains Mono;Fira Code;Cousine;Roboto Mono;Courier New;Courier;sans-serif;system-ui"/>
+          <w:b w:val="false"/>
+          <w:i w:val="false"/>
+          <w:caps w:val="false"/>
+          <w:smallCaps w:val="false"/>
+          <w:color w:val="0F1115"/>
+          <w:spacing w:val="0"/>
+          <w:sz w:val="24"/>
+          <w:shd w:fill="FFFFFF" w:val="clear"/>
+          <w:lang w:val="fi-FI"/>
+        </w:rPr>
+        <w:t xml:space="preserve">          │                   │     │   </w:t>
+      </w:r>
+      <w:r>
+        <w:rPr>
+          <w:rStyle w:val="Style14"/>
+          <w:rFonts w:ascii="Menlo;Monaco;Consolas;Cascadia Mono;Ubuntu Mono;DejaVu Sans Mono;Liberation Mono;JetBrains Mono;Fira Code;Cousine;Roboto Mono;Courier New;Courier;sans-serif;system-ui" w:hAnsi="Menlo;Monaco;Consolas;Cascadia Mono;Ubuntu Mono;DejaVu Sans Mono;Liberation Mono;JetBrains Mono;Fira Code;Cousine;Roboto Mono;Courier New;Courier;sans-serif;system-ui"/>
+          <w:b w:val="false"/>
+          <w:i w:val="false"/>
+          <w:caps w:val="false"/>
+          <w:smallCaps w:val="false"/>
+          <w:color w:val="0F1115"/>
+          <w:spacing w:val="0"/>
+          <w:sz w:val="24"/>
+          <w:shd w:fill="FFFFFF" w:val="clear"/>
+          <w:lang w:val="fi-FI"/>
+        </w:rPr>
+        <w:t>List&lt;Component&gt;  │</w:t>
+      </w:r>
+    </w:p>
+    <w:p>
+      <w:pPr>
+        <w:pStyle w:val="BodyText"/>
+        <w:widowControl/>
+        <w:pBdr/>
+        <w:spacing w:lineRule="atLeast" w:line="330" w:before="0" w:after="0"/>
+        <w:ind w:hanging="0" w:start="0" w:end="0"/>
+        <w:rPr>
+          <w:rFonts w:ascii="Google Sans;Arial;sans-serif;Noto Color Emoji" w:hAnsi="Google Sans;Arial;sans-serif;Noto Color Emoji"/>
+          <w:color w:val="0F1115"/>
+          <w:lang w:val="fi-FI"/>
+        </w:rPr>
+      </w:pPr>
+      <w:r>
+        <w:rPr>
+          <w:rStyle w:val="Style14"/>
+          <w:rFonts w:ascii="Menlo;Monaco;Consolas;Cascadia Mono;Ubuntu Mono;DejaVu Sans Mono;Liberation Mono;JetBrains Mono;Fira Code;Cousine;Roboto Mono;Courier New;Courier;sans-serif;system-ui" w:hAnsi="Menlo;Monaco;Consolas;Cascadia Mono;Ubuntu Mono;DejaVu Sans Mono;Liberation Mono;JetBrains Mono;Fira Code;Cousine;Roboto Mono;Courier New;Courier;sans-serif;system-ui"/>
+          <w:b w:val="false"/>
+          <w:i w:val="false"/>
+          <w:caps w:val="false"/>
+          <w:smallCaps w:val="false"/>
+          <w:color w:val="0F1115"/>
+          <w:spacing w:val="0"/>
+          <w:sz w:val="24"/>
+          <w:shd w:fill="FFFFFF" w:val="clear"/>
+          <w:lang w:val="fi-FI"/>
+        </w:rPr>
+        <w:t xml:space="preserve">          │                   │     ├────────────────────┤</w:t>
+      </w:r>
+    </w:p>
+    <w:p>
+      <w:pPr>
+        <w:pStyle w:val="BodyText"/>
+        <w:widowControl/>
+        <w:pBdr/>
+        <w:spacing w:lineRule="atLeast" w:line="330" w:before="0" w:after="0"/>
+        <w:ind w:hanging="0" w:start="0" w:end="0"/>
+        <w:rPr>
+          <w:rFonts w:ascii="Google Sans;Arial;sans-serif;Noto Color Emoji" w:hAnsi="Google Sans;Arial;sans-serif;Noto Color Emoji"/>
+          <w:color w:val="0F1115"/>
+          <w:lang w:val="fi-FI"/>
+        </w:rPr>
+      </w:pPr>
+      <w:r>
+        <w:rPr>
+          <w:rStyle w:val="Style14"/>
+          <w:rFonts w:ascii="Menlo;Monaco;Consolas;Cascadia Mono;Ubuntu Mono;DejaVu Sans Mono;Liberation Mono;JetBrains Mono;Fira Code;Cousine;Roboto Mono;Courier New;Courier;sans-serif;system-ui" w:hAnsi="Menlo;Monaco;Consolas;Cascadia Mono;Ubuntu Mono;DejaVu Sans Mono;Liberation Mono;JetBrains Mono;Fira Code;Cousine;Roboto Mono;Courier New;Courier;sans-serif;system-ui"/>
+          <w:b w:val="false"/>
+          <w:i w:val="false"/>
+          <w:caps w:val="false"/>
+          <w:smallCaps w:val="false"/>
+          <w:color w:val="0F1115"/>
+          <w:spacing w:val="0"/>
+          <w:sz w:val="24"/>
+          <w:shd w:fill="FFFFFF" w:val="clear"/>
+          <w:lang w:val="fi-FI"/>
+        </w:rPr>
+        <w:t xml:space="preserve">          │                   │     │ </w:t>
+      </w:r>
+      <w:r>
+        <w:rPr>
+          <w:rStyle w:val="Style14"/>
+          <w:rFonts w:ascii="Menlo;Monaco;Consolas;Cascadia Mono;Ubuntu Mono;DejaVu Sans Mono;Liberation Mono;JetBrains Mono;Fira Code;Cousine;Roboto Mono;Courier New;Courier;sans-serif;system-ui" w:hAnsi="Menlo;Monaco;Consolas;Cascadia Mono;Ubuntu Mono;DejaVu Sans Mono;Liberation Mono;JetBrains Mono;Fira Code;Cousine;Roboto Mono;Courier New;Courier;sans-serif;system-ui"/>
+          <w:b w:val="false"/>
+          <w:i w:val="false"/>
+          <w:caps w:val="false"/>
+          <w:smallCaps w:val="false"/>
+          <w:color w:val="0F1115"/>
+          <w:spacing w:val="0"/>
+          <w:sz w:val="24"/>
+          <w:shd w:fill="FFFFFF" w:val="clear"/>
+          <w:lang w:val="fi-FI"/>
+        </w:rPr>
+        <w:t>+ operation():void │</w:t>
+      </w:r>
+    </w:p>
+    <w:p>
+      <w:pPr>
+        <w:pStyle w:val="BodyText"/>
+        <w:widowControl/>
+        <w:pBdr/>
+        <w:spacing w:lineRule="atLeast" w:line="330" w:before="0" w:after="0"/>
+        <w:ind w:hanging="0" w:start="0" w:end="0"/>
+        <w:rPr>
+          <w:rFonts w:ascii="Google Sans;Arial;sans-serif;Noto Color Emoji" w:hAnsi="Google Sans;Arial;sans-serif;Noto Color Emoji"/>
+          <w:color w:val="0F1115"/>
+          <w:lang w:val="fi-FI"/>
+        </w:rPr>
+      </w:pPr>
+      <w:r>
+        <w:rPr>
+          <w:rStyle w:val="Style14"/>
+          <w:rFonts w:ascii="Menlo;Monaco;Consolas;Cascadia Mono;Ubuntu Mono;DejaVu Sans Mono;Liberation Mono;JetBrains Mono;Fira Code;Cousine;Roboto Mono;Courier New;Courier;sans-serif;system-ui" w:hAnsi="Menlo;Monaco;Consolas;Cascadia Mono;Ubuntu Mono;DejaVu Sans Mono;Liberation Mono;JetBrains Mono;Fira Code;Cousine;Roboto Mono;Courier New;Courier;sans-serif;system-ui"/>
+          <w:b w:val="false"/>
+          <w:i w:val="false"/>
+          <w:caps w:val="false"/>
+          <w:smallCaps w:val="false"/>
+          <w:color w:val="0F1115"/>
+          <w:spacing w:val="0"/>
+          <w:sz w:val="24"/>
+          <w:shd w:fill="FFFFFF" w:val="clear"/>
+          <w:lang w:val="fi-FI"/>
+        </w:rPr>
+        <w:t xml:space="preserve">          │                   │     │ </w:t>
+      </w:r>
+      <w:r>
+        <w:rPr>
+          <w:rStyle w:val="Style14"/>
+          <w:rFonts w:ascii="Menlo;Monaco;Consolas;Cascadia Mono;Ubuntu Mono;DejaVu Sans Mono;Liberation Mono;JetBrains Mono;Fira Code;Cousine;Roboto Mono;Courier New;Courier;sans-serif;system-ui" w:hAnsi="Menlo;Monaco;Consolas;Cascadia Mono;Ubuntu Mono;DejaVu Sans Mono;Liberation Mono;JetBrains Mono;Fira Code;Cousine;Roboto Mono;Courier New;Courier;sans-serif;system-ui"/>
+          <w:b w:val="false"/>
+          <w:i w:val="false"/>
+          <w:caps w:val="false"/>
+          <w:smallCaps w:val="false"/>
+          <w:color w:val="0F1115"/>
+          <w:spacing w:val="0"/>
+          <w:sz w:val="24"/>
+          <w:shd w:fill="FFFFFF" w:val="clear"/>
+          <w:lang w:val="fi-FI"/>
+        </w:rPr>
+        <w:t>+ add(c:Component) │</w:t>
+      </w:r>
+    </w:p>
+    <w:p>
+      <w:pPr>
+        <w:pStyle w:val="BodyText"/>
+        <w:widowControl/>
+        <w:pBdr/>
+        <w:spacing w:lineRule="atLeast" w:line="330" w:before="0" w:after="0"/>
+        <w:ind w:hanging="0" w:start="0" w:end="0"/>
+        <w:rPr>
+          <w:rFonts w:ascii="Google Sans;Arial;sans-serif;Noto Color Emoji" w:hAnsi="Google Sans;Arial;sans-serif;Noto Color Emoji"/>
+          <w:color w:val="0F1115"/>
+          <w:lang w:val="fi-FI"/>
+        </w:rPr>
+      </w:pPr>
+      <w:r>
+        <w:rPr>
+          <w:rStyle w:val="Style14"/>
+          <w:rFonts w:ascii="Menlo;Monaco;Consolas;Cascadia Mono;Ubuntu Mono;DejaVu Sans Mono;Liberation Mono;JetBrains Mono;Fira Code;Cousine;Roboto Mono;Courier New;Courier;sans-serif;system-ui" w:hAnsi="Menlo;Monaco;Consolas;Cascadia Mono;Ubuntu Mono;DejaVu Sans Mono;Liberation Mono;JetBrains Mono;Fira Code;Cousine;Roboto Mono;Courier New;Courier;sans-serif;system-ui"/>
+          <w:b w:val="false"/>
+          <w:i w:val="false"/>
+          <w:caps w:val="false"/>
+          <w:smallCaps w:val="false"/>
+          <w:color w:val="0F1115"/>
+          <w:spacing w:val="0"/>
+          <w:sz w:val="24"/>
+          <w:shd w:fill="FFFFFF" w:val="clear"/>
+          <w:lang w:val="fi-FI"/>
+        </w:rPr>
+        <w:t xml:space="preserve">          │                   │     │ </w:t>
+      </w:r>
+      <w:r>
+        <w:rPr>
+          <w:rStyle w:val="Style14"/>
+          <w:rFonts w:ascii="Menlo;Monaco;Consolas;Cascadia Mono;Ubuntu Mono;DejaVu Sans Mono;Liberation Mono;JetBrains Mono;Fira Code;Cousine;Roboto Mono;Courier New;Courier;sans-serif;system-ui" w:hAnsi="Menlo;Monaco;Consolas;Cascadia Mono;Ubuntu Mono;DejaVu Sans Mono;Liberation Mono;JetBrains Mono;Fira Code;Cousine;Roboto Mono;Courier New;Courier;sans-serif;system-ui"/>
+          <w:b w:val="false"/>
+          <w:i w:val="false"/>
+          <w:caps w:val="false"/>
+          <w:smallCaps w:val="false"/>
+          <w:color w:val="0F1115"/>
+          <w:spacing w:val="0"/>
+          <w:sz w:val="24"/>
+          <w:shd w:fill="FFFFFF" w:val="clear"/>
+          <w:lang w:val="fi-FI"/>
+        </w:rPr>
+        <w:t>+ remove(c:Comp.)  │</w:t>
+      </w:r>
+    </w:p>
+    <w:p>
+      <w:pPr>
+        <w:pStyle w:val="BodyText"/>
+        <w:widowControl/>
+        <w:pBdr/>
+        <w:spacing w:lineRule="atLeast" w:line="330" w:before="0" w:after="0"/>
+        <w:ind w:hanging="0" w:start="0" w:end="0"/>
+        <w:rPr>
+          <w:rFonts w:ascii="Google Sans;Arial;sans-serif;Noto Color Emoji" w:hAnsi="Google Sans;Arial;sans-serif;Noto Color Emoji"/>
+          <w:color w:val="0F1115"/>
+          <w:lang w:val="fi-FI"/>
+        </w:rPr>
+      </w:pPr>
+      <w:r>
+        <w:rPr>
+          <w:rStyle w:val="Style14"/>
+          <w:rFonts w:ascii="Menlo;Monaco;Consolas;Cascadia Mono;Ubuntu Mono;DejaVu Sans Mono;Liberation Mono;JetBrains Mono;Fira Code;Cousine;Roboto Mono;Courier New;Courier;sans-serif;system-ui" w:hAnsi="Menlo;Monaco;Consolas;Cascadia Mono;Ubuntu Mono;DejaVu Sans Mono;Liberation Mono;JetBrains Mono;Fira Code;Cousine;Roboto Mono;Courier New;Courier;sans-serif;system-ui"/>
+          <w:b w:val="false"/>
+          <w:i w:val="false"/>
+          <w:caps w:val="false"/>
+          <w:smallCaps w:val="false"/>
+          <w:color w:val="0F1115"/>
+          <w:spacing w:val="0"/>
+          <w:sz w:val="24"/>
+          <w:shd w:fill="FFFFFF" w:val="clear"/>
+          <w:lang w:val="fi-FI"/>
+        </w:rPr>
+        <w:t xml:space="preserve">          │                   │     │ </w:t>
+      </w:r>
+      <w:r>
+        <w:rPr>
+          <w:rStyle w:val="Style14"/>
+          <w:rFonts w:ascii="Menlo;Monaco;Consolas;Cascadia Mono;Ubuntu Mono;DejaVu Sans Mono;Liberation Mono;JetBrains Mono;Fira Code;Cousine;Roboto Mono;Courier New;Courier;sans-serif;system-ui" w:hAnsi="Menlo;Monaco;Consolas;Cascadia Mono;Ubuntu Mono;DejaVu Sans Mono;Liberation Mono;JetBrains Mono;Fira Code;Cousine;Roboto Mono;Courier New;Courier;sans-serif;system-ui"/>
+          <w:b w:val="false"/>
+          <w:i w:val="false"/>
+          <w:caps w:val="false"/>
+          <w:smallCaps w:val="false"/>
+          <w:color w:val="0F1115"/>
+          <w:spacing w:val="0"/>
+          <w:sz w:val="24"/>
+          <w:shd w:fill="FFFFFF" w:val="clear"/>
+          <w:lang w:val="fi-FI"/>
+        </w:rPr>
+        <w:t>+ getChild(i):Comp.│</w:t>
+      </w:r>
+    </w:p>
+    <w:p>
+      <w:pPr>
+        <w:pStyle w:val="BodyText"/>
+        <w:widowControl/>
+        <w:pBdr/>
+        <w:spacing w:lineRule="atLeast" w:line="330" w:before="0" w:after="0"/>
+        <w:ind w:hanging="0" w:start="0" w:end="0"/>
+        <w:rPr>
+          <w:rFonts w:ascii="Google Sans;Arial;sans-serif;Noto Color Emoji" w:hAnsi="Google Sans;Arial;sans-serif;Noto Color Emoji"/>
+          <w:color w:val="0F1115"/>
+          <w:lang w:val="fi-FI"/>
+        </w:rPr>
+      </w:pPr>
+      <w:r>
+        <w:rPr>
+          <w:rStyle w:val="Style14"/>
+          <w:rFonts w:ascii="Menlo;Monaco;Consolas;Cascadia Mono;Ubuntu Mono;DejaVu Sans Mono;Liberation Mono;JetBrains Mono;Fira Code;Cousine;Roboto Mono;Courier New;Courier;sans-serif;system-ui" w:hAnsi="Menlo;Monaco;Consolas;Cascadia Mono;Ubuntu Mono;DejaVu Sans Mono;Liberation Mono;JetBrains Mono;Fira Code;Cousine;Roboto Mono;Courier New;Courier;sans-serif;system-ui"/>
+          <w:b w:val="false"/>
+          <w:i w:val="false"/>
+          <w:caps w:val="false"/>
+          <w:smallCaps w:val="false"/>
+          <w:color w:val="0F1115"/>
+          <w:spacing w:val="0"/>
+          <w:sz w:val="24"/>
+          <w:shd w:fill="FFFFFF" w:val="clear"/>
+          <w:lang w:val="fi-FI"/>
+        </w:rPr>
+        <w:t xml:space="preserve">          └───────────────────┘     └─────────┬──────────┘</w:t>
+      </w:r>
+    </w:p>
+    <w:p>
+      <w:pPr>
+        <w:pStyle w:val="BodyText"/>
+        <w:widowControl/>
+        <w:pBdr/>
+        <w:spacing w:lineRule="atLeast" w:line="330" w:before="0" w:after="0"/>
+        <w:ind w:hanging="0" w:start="0" w:end="0"/>
+        <w:rPr>
+          <w:rFonts w:ascii="Google Sans;Arial;sans-serif;Noto Color Emoji" w:hAnsi="Google Sans;Arial;sans-serif;Noto Color Emoji"/>
+          <w:color w:val="0F1115"/>
+          <w:lang w:val="fi-FI"/>
+        </w:rPr>
+      </w:pPr>
+      <w:r>
+        <w:rPr>
+          <w:rStyle w:val="Style14"/>
+          <w:rFonts w:ascii="Menlo;Monaco;Consolas;Cascadia Mono;Ubuntu Mono;DejaVu Sans Mono;Liberation Mono;JetBrains Mono;Fira Code;Cousine;Roboto Mono;Courier New;Courier;sans-serif;system-ui" w:hAnsi="Menlo;Monaco;Consolas;Cascadia Mono;Ubuntu Mono;DejaVu Sans Mono;Liberation Mono;JetBrains Mono;Fira Code;Cousine;Roboto Mono;Courier New;Courier;sans-serif;system-ui"/>
+          <w:b w:val="false"/>
+          <w:i w:val="false"/>
+          <w:caps w:val="false"/>
+          <w:smallCaps w:val="false"/>
+          <w:color w:val="0F1115"/>
+          <w:spacing w:val="0"/>
+          <w:sz w:val="24"/>
+          <w:shd w:fill="FFFFFF" w:val="clear"/>
+          <w:lang w:val="fi-FI"/>
+        </w:rPr>
+        <w:t xml:space="preserve">                                              │</w:t>
+      </w:r>
+    </w:p>
+    <w:p>
+      <w:pPr>
+        <w:pStyle w:val="BodyText"/>
+        <w:widowControl/>
+        <w:pBdr/>
+        <w:spacing w:lineRule="atLeast" w:line="330" w:before="0" w:after="0"/>
+        <w:ind w:hanging="0" w:start="0" w:end="0"/>
+        <w:rPr>
+          <w:rFonts w:ascii="Google Sans;Arial;sans-serif;Noto Color Emoji" w:hAnsi="Google Sans;Arial;sans-serif;Noto Color Emoji"/>
+          <w:color w:val="0F1115"/>
+          <w:lang w:val="fi-FI"/>
+        </w:rPr>
+      </w:pPr>
+      <w:r>
+        <w:rPr>
+          <w:rStyle w:val="Style14"/>
+          <w:rFonts w:ascii="Menlo;Monaco;Consolas;Cascadia Mono;Ubuntu Mono;DejaVu Sans Mono;Liberation Mono;JetBrains Mono;Fira Code;Cousine;Roboto Mono;Courier New;Courier;sans-serif;system-ui" w:hAnsi="Menlo;Monaco;Consolas;Cascadia Mono;Ubuntu Mono;DejaVu Sans Mono;Liberation Mono;JetBrains Mono;Fira Code;Cousine;Roboto Mono;Courier New;Courier;sans-serif;system-ui"/>
+          <w:b w:val="false"/>
+          <w:i w:val="false"/>
+          <w:caps w:val="false"/>
+          <w:smallCaps w:val="false"/>
+          <w:color w:val="0F1115"/>
+          <w:spacing w:val="0"/>
+          <w:sz w:val="24"/>
+          <w:shd w:fill="FFFFFF" w:val="clear"/>
+          <w:lang w:val="fi-FI"/>
+        </w:rPr>
+        <w:t xml:space="preserve">                                              │ </w:t>
+      </w:r>
+      <w:r>
+        <w:rPr>
+          <w:rStyle w:val="Style14"/>
+          <w:rFonts w:ascii="Menlo;Monaco;Consolas;Cascadia Mono;Ubuntu Mono;DejaVu Sans Mono;Liberation Mono;JetBrains Mono;Fira Code;Cousine;Roboto Mono;Courier New;Courier;sans-serif;system-ui" w:hAnsi="Menlo;Monaco;Consolas;Cascadia Mono;Ubuntu Mono;DejaVu Sans Mono;Liberation Mono;JetBrains Mono;Fira Code;Cousine;Roboto Mono;Courier New;Courier;sans-serif;system-ui"/>
+          <w:b w:val="false"/>
+          <w:i w:val="false"/>
+          <w:caps w:val="false"/>
+          <w:smallCaps w:val="false"/>
+          <w:color w:val="0F1115"/>
+          <w:spacing w:val="0"/>
+          <w:sz w:val="24"/>
+          <w:shd w:fill="FFFFFF" w:val="clear"/>
+          <w:lang w:val="fi-FI"/>
+        </w:rPr>
+        <w:t>1</w:t>
+      </w:r>
+    </w:p>
+    <w:p>
+      <w:pPr>
+        <w:pStyle w:val="BodyText"/>
+        <w:widowControl/>
+        <w:pBdr/>
+        <w:spacing w:lineRule="atLeast" w:line="330" w:before="0" w:after="0"/>
+        <w:ind w:hanging="0" w:start="0" w:end="0"/>
+        <w:rPr>
+          <w:rFonts w:ascii="Google Sans;Arial;sans-serif;Noto Color Emoji" w:hAnsi="Google Sans;Arial;sans-serif;Noto Color Emoji"/>
+          <w:color w:val="0F1115"/>
+          <w:lang w:val="fi-FI"/>
+        </w:rPr>
+      </w:pPr>
+      <w:r>
+        <w:rPr>
+          <w:rStyle w:val="Style14"/>
+          <w:rFonts w:ascii="Menlo;Monaco;Consolas;Cascadia Mono;Ubuntu Mono;DejaVu Sans Mono;Liberation Mono;JetBrains Mono;Fira Code;Cousine;Roboto Mono;Courier New;Courier;sans-serif;system-ui" w:hAnsi="Menlo;Monaco;Consolas;Cascadia Mono;Ubuntu Mono;DejaVu Sans Mono;Liberation Mono;JetBrains Mono;Fira Code;Cousine;Roboto Mono;Courier New;Courier;sans-serif;system-ui"/>
+          <w:b w:val="false"/>
+          <w:i w:val="false"/>
+          <w:caps w:val="false"/>
+          <w:smallCaps w:val="false"/>
+          <w:color w:val="0F1115"/>
+          <w:spacing w:val="0"/>
+          <w:sz w:val="24"/>
+          <w:shd w:fill="FFFFFF" w:val="clear"/>
+          <w:lang w:val="fi-FI"/>
+        </w:rPr>
+        <w:t xml:space="preserve">                                              │</w:t>
+      </w:r>
+    </w:p>
+    <w:p>
+      <w:pPr>
+        <w:pStyle w:val="BodyText"/>
+        <w:widowControl/>
+        <w:pBdr/>
+        <w:spacing w:lineRule="atLeast" w:line="330" w:before="0" w:after="0"/>
+        <w:ind w:hanging="0" w:start="0" w:end="0"/>
+        <w:rPr>
+          <w:rFonts w:ascii="Google Sans;Arial;sans-serif;Noto Color Emoji" w:hAnsi="Google Sans;Arial;sans-serif;Noto Color Emoji"/>
+          <w:color w:val="0F1115"/>
+          <w:lang w:val="fi-FI"/>
+        </w:rPr>
+      </w:pPr>
+      <w:r>
+        <w:rPr>
+          <w:rStyle w:val="Style14"/>
+          <w:rFonts w:ascii="Menlo;Monaco;Consolas;Cascadia Mono;Ubuntu Mono;DejaVu Sans Mono;Liberation Mono;JetBrains Mono;Fira Code;Cousine;Roboto Mono;Courier New;Courier;sans-serif;system-ui" w:hAnsi="Menlo;Monaco;Consolas;Cascadia Mono;Ubuntu Mono;DejaVu Sans Mono;Liberation Mono;JetBrains Mono;Fira Code;Cousine;Roboto Mono;Courier New;Courier;sans-serif;system-ui"/>
+          <w:b w:val="false"/>
+          <w:i w:val="false"/>
+          <w:caps w:val="false"/>
+          <w:smallCaps w:val="false"/>
+          <w:color w:val="0F1115"/>
+          <w:spacing w:val="0"/>
+          <w:sz w:val="24"/>
+          <w:shd w:fill="FFFFFF" w:val="clear"/>
+          <w:lang w:val="fi-FI"/>
+        </w:rPr>
+        <w:t xml:space="preserve">                                              │ </w:t>
+      </w:r>
+      <w:r>
+        <w:rPr>
+          <w:rStyle w:val="Style14"/>
+          <w:rFonts w:ascii="Menlo;Monaco;Consolas;Cascadia Mono;Ubuntu Mono;DejaVu Sans Mono;Liberation Mono;JetBrains Mono;Fira Code;Cousine;Roboto Mono;Courier New;Courier;sans-serif;system-ui" w:hAnsi="Menlo;Monaco;Consolas;Cascadia Mono;Ubuntu Mono;DejaVu Sans Mono;Liberation Mono;JetBrains Mono;Fira Code;Cousine;Roboto Mono;Courier New;Courier;sans-serif;system-ui"/>
+          <w:b w:val="false"/>
+          <w:i w:val="false"/>
+          <w:caps w:val="false"/>
+          <w:smallCaps w:val="false"/>
+          <w:color w:val="0F1115"/>
+          <w:spacing w:val="0"/>
+          <w:sz w:val="24"/>
+          <w:shd w:fill="FFFFFF" w:val="clear"/>
+          <w:lang w:val="fi-FI"/>
+        </w:rPr>
+        <w:t>*</w:t>
+      </w:r>
+    </w:p>
+    <w:p>
+      <w:pPr>
+        <w:pStyle w:val="BodyText"/>
+        <w:widowControl/>
+        <w:pBdr/>
+        <w:spacing w:lineRule="atLeast" w:line="330" w:before="0" w:after="0"/>
+        <w:ind w:hanging="0" w:start="0" w:end="0"/>
+        <w:rPr>
+          <w:rFonts w:ascii="Google Sans;Arial;sans-serif;Noto Color Emoji" w:hAnsi="Google Sans;Arial;sans-serif;Noto Color Emoji"/>
+          <w:color w:val="0F1115"/>
+          <w:lang w:val="fi-FI"/>
+        </w:rPr>
+      </w:pPr>
+      <w:r>
+        <w:rPr>
+          <w:rStyle w:val="Style14"/>
+          <w:rFonts w:ascii="Menlo;Monaco;Consolas;Cascadia Mono;Ubuntu Mono;DejaVu Sans Mono;Liberation Mono;JetBrains Mono;Fira Code;Cousine;Roboto Mono;Courier New;Courier;sans-serif;system-ui" w:hAnsi="Menlo;Monaco;Consolas;Cascadia Mono;Ubuntu Mono;DejaVu Sans Mono;Liberation Mono;JetBrains Mono;Fira Code;Cousine;Roboto Mono;Courier New;Courier;sans-serif;system-ui"/>
+          <w:b w:val="false"/>
+          <w:i w:val="false"/>
+          <w:caps w:val="false"/>
+          <w:smallCaps w:val="false"/>
+          <w:color w:val="0F1115"/>
+          <w:spacing w:val="0"/>
+          <w:sz w:val="24"/>
+          <w:shd w:fill="FFFFFF" w:val="clear"/>
+          <w:lang w:val="fi-FI"/>
+        </w:rPr>
+        <w:t xml:space="preserve">                                    ┌─────────┴─────────┐</w:t>
+      </w:r>
+    </w:p>
+    <w:p>
+      <w:pPr>
+        <w:pStyle w:val="BodyText"/>
+        <w:widowControl/>
+        <w:pBdr/>
+        <w:spacing w:lineRule="atLeast" w:line="330" w:before="0" w:after="0"/>
+        <w:ind w:hanging="0" w:start="0" w:end="0"/>
+        <w:rPr>
+          <w:rFonts w:ascii="Google Sans;Arial;sans-serif;Noto Color Emoji" w:hAnsi="Google Sans;Arial;sans-serif;Noto Color Emoji"/>
+          <w:color w:val="0F1115"/>
+          <w:lang w:val="fi-FI"/>
+        </w:rPr>
+      </w:pPr>
+      <w:r>
+        <w:rPr>
+          <w:rStyle w:val="Style14"/>
+          <w:rFonts w:ascii="Menlo;Monaco;Consolas;Cascadia Mono;Ubuntu Mono;DejaVu Sans Mono;Liberation Mono;JetBrains Mono;Fira Code;Cousine;Roboto Mono;Courier New;Courier;sans-serif;system-ui" w:hAnsi="Menlo;Monaco;Consolas;Cascadia Mono;Ubuntu Mono;DejaVu Sans Mono;Liberation Mono;JetBrains Mono;Fira Code;Cousine;Roboto Mono;Courier New;Courier;sans-serif;system-ui"/>
+          <w:b w:val="false"/>
+          <w:i w:val="false"/>
+          <w:caps w:val="false"/>
+          <w:smallCaps w:val="false"/>
+          <w:color w:val="0F1115"/>
+          <w:spacing w:val="0"/>
+          <w:sz w:val="24"/>
+          <w:shd w:fill="FFFFFF" w:val="clear"/>
+          <w:lang w:val="fi-FI"/>
+        </w:rPr>
+        <w:t xml:space="preserve">                                    │     </w:t>
+      </w:r>
+      <w:r>
+        <w:rPr>
+          <w:rStyle w:val="Style14"/>
+          <w:rFonts w:ascii="Menlo;Monaco;Consolas;Cascadia Mono;Ubuntu Mono;DejaVu Sans Mono;Liberation Mono;JetBrains Mono;Fira Code;Cousine;Roboto Mono;Courier New;Courier;sans-serif;system-ui" w:hAnsi="Menlo;Monaco;Consolas;Cascadia Mono;Ubuntu Mono;DejaVu Sans Mono;Liberation Mono;JetBrains Mono;Fira Code;Cousine;Roboto Mono;Courier New;Courier;sans-serif;system-ui"/>
+          <w:b w:val="false"/>
+          <w:i w:val="false"/>
+          <w:caps w:val="false"/>
+          <w:smallCaps w:val="false"/>
+          <w:color w:val="0F1115"/>
+          <w:spacing w:val="0"/>
+          <w:sz w:val="24"/>
+          <w:shd w:fill="FFFFFF" w:val="clear"/>
+          <w:lang w:val="fi-FI"/>
+        </w:rPr>
+        <w:t>Component     │</w:t>
+      </w:r>
+    </w:p>
+    <w:p>
+      <w:pPr>
+        <w:pStyle w:val="BodyText"/>
+        <w:widowControl/>
+        <w:pBdr/>
+        <w:spacing w:lineRule="atLeast" w:line="330" w:before="0" w:after="0"/>
+        <w:ind w:hanging="0" w:start="0" w:end="0"/>
+        <w:rPr>
+          <w:rFonts w:ascii="Google Sans;Arial;sans-serif;Noto Color Emoji" w:hAnsi="Google Sans;Arial;sans-serif;Noto Color Emoji"/>
+          <w:color w:val="0F1115"/>
+          <w:lang w:val="fi-FI"/>
+        </w:rPr>
+      </w:pPr>
+      <w:r>
+        <w:rPr>
+          <w:rStyle w:val="Style14"/>
+          <w:rFonts w:ascii="Menlo;Monaco;Consolas;Cascadia Mono;Ubuntu Mono;DejaVu Sans Mono;Liberation Mono;JetBrains Mono;Fira Code;Cousine;Roboto Mono;Courier New;Courier;sans-serif;system-ui" w:hAnsi="Menlo;Monaco;Consolas;Cascadia Mono;Ubuntu Mono;DejaVu Sans Mono;Liberation Mono;JetBrains Mono;Fira Code;Cousine;Roboto Mono;Courier New;Courier;sans-serif;system-ui"/>
+          <w:b w:val="false"/>
+          <w:i w:val="false"/>
+          <w:caps w:val="false"/>
+          <w:smallCaps w:val="false"/>
+          <w:color w:val="0F1115"/>
+          <w:spacing w:val="0"/>
+          <w:sz w:val="24"/>
+          <w:shd w:fill="FFFFFF" w:val="clear"/>
+          <w:lang w:val="fi-FI"/>
+        </w:rPr>
+        <w:t xml:space="preserve">                                    │   </w:t>
+      </w:r>
+      <w:r>
+        <w:rPr>
+          <w:rStyle w:val="Style14"/>
+          <w:rFonts w:ascii="Menlo;Monaco;Consolas;Cascadia Mono;Ubuntu Mono;DejaVu Sans Mono;Liberation Mono;JetBrains Mono;Fira Code;Cousine;Roboto Mono;Courier New;Courier;sans-serif;system-ui" w:hAnsi="Menlo;Monaco;Consolas;Cascadia Mono;Ubuntu Mono;DejaVu Sans Mono;Liberation Mono;JetBrains Mono;Fira Code;Cousine;Roboto Mono;Courier New;Courier;sans-serif;system-ui"/>
+          <w:b w:val="false"/>
+          <w:i w:val="false"/>
+          <w:caps w:val="false"/>
+          <w:smallCaps w:val="false"/>
+          <w:color w:val="0F1115"/>
+          <w:spacing w:val="0"/>
+          <w:sz w:val="24"/>
+          <w:shd w:fill="FFFFFF" w:val="clear"/>
+          <w:lang w:val="fi-FI"/>
+        </w:rPr>
+        <w:t>(children-lista │</w:t>
+      </w:r>
+    </w:p>
+    <w:p>
+      <w:pPr>
+        <w:pStyle w:val="BodyText"/>
+        <w:widowControl/>
+        <w:pBdr/>
+        <w:spacing w:lineRule="atLeast" w:line="330" w:before="0" w:after="0"/>
+        <w:ind w:hanging="0" w:start="0" w:end="0"/>
+        <w:rPr>
+          <w:rFonts w:ascii="Google Sans;Arial;sans-serif;Noto Color Emoji" w:hAnsi="Google Sans;Arial;sans-serif;Noto Color Emoji"/>
+          <w:color w:val="0F1115"/>
+          <w:lang w:val="fi-FI"/>
+        </w:rPr>
+      </w:pPr>
+      <w:r>
+        <w:rPr>
+          <w:rStyle w:val="Style14"/>
+          <w:rFonts w:ascii="Menlo;Monaco;Consolas;Cascadia Mono;Ubuntu Mono;DejaVu Sans Mono;Liberation Mono;JetBrains Mono;Fira Code;Cousine;Roboto Mono;Courier New;Courier;sans-serif;system-ui" w:hAnsi="Menlo;Monaco;Consolas;Cascadia Mono;Ubuntu Mono;DejaVu Sans Mono;Liberation Mono;JetBrains Mono;Fira Code;Cousine;Roboto Mono;Courier New;Courier;sans-serif;system-ui"/>
+          <w:b w:val="false"/>
+          <w:i w:val="false"/>
+          <w:caps w:val="false"/>
+          <w:smallCaps w:val="false"/>
+          <w:color w:val="0F1115"/>
+          <w:spacing w:val="0"/>
+          <w:sz w:val="24"/>
+          <w:shd w:fill="FFFFFF" w:val="clear"/>
+          <w:lang w:val="fi-FI"/>
+        </w:rPr>
+        <w:t xml:space="preserve">                                    │    </w:t>
+      </w:r>
+      <w:r>
+        <w:rPr>
+          <w:rStyle w:val="Style14"/>
+          <w:rFonts w:ascii="Menlo;Monaco;Consolas;Cascadia Mono;Ubuntu Mono;DejaVu Sans Mono;Liberation Mono;JetBrains Mono;Fira Code;Cousine;Roboto Mono;Courier New;Courier;sans-serif;system-ui" w:hAnsi="Menlo;Monaco;Consolas;Cascadia Mono;Ubuntu Mono;DejaVu Sans Mono;Liberation Mono;JetBrains Mono;Fira Code;Cousine;Roboto Mono;Courier New;Courier;sans-serif;system-ui"/>
+          <w:b w:val="false"/>
+          <w:i w:val="false"/>
+          <w:caps w:val="false"/>
+          <w:smallCaps w:val="false"/>
+          <w:color w:val="0F1115"/>
+          <w:spacing w:val="0"/>
+          <w:sz w:val="24"/>
+          <w:shd w:fill="FFFFFF" w:val="clear"/>
+          <w:lang w:val="fi-FI"/>
+        </w:rPr>
+        <w:t>sisältää näitä)│</w:t>
+      </w:r>
+    </w:p>
+    <w:p>
+      <w:pPr>
+        <w:pStyle w:val="BodyText"/>
+        <w:widowControl/>
+        <w:pBdr/>
+        <w:spacing w:lineRule="atLeast" w:line="330" w:before="0" w:after="0"/>
+        <w:ind w:hanging="0" w:start="0" w:end="0"/>
+        <w:rPr>
+          <w:rFonts w:ascii="Google Sans;Arial;sans-serif;Noto Color Emoji" w:hAnsi="Google Sans;Arial;sans-serif;Noto Color Emoji"/>
+          <w:color w:val="0F1115"/>
+          <w:lang w:val="fi-FI"/>
+        </w:rPr>
+      </w:pPr>
+      <w:r>
+        <w:rPr>
+          <w:rStyle w:val="Style14"/>
+          <w:rFonts w:ascii="Menlo;Monaco;Consolas;Cascadia Mono;Ubuntu Mono;DejaVu Sans Mono;Liberation Mono;JetBrains Mono;Fira Code;Cousine;Roboto Mono;Courier New;Courier;sans-serif;system-ui" w:hAnsi="Menlo;Monaco;Consolas;Cascadia Mono;Ubuntu Mono;DejaVu Sans Mono;Liberation Mono;JetBrains Mono;Fira Code;Cousine;Roboto Mono;Courier New;Courier;sans-serif;system-ui"/>
+          <w:b w:val="false"/>
+          <w:i w:val="false"/>
+          <w:caps w:val="false"/>
+          <w:smallCaps w:val="false"/>
+          <w:color w:val="0F1115"/>
+          <w:spacing w:val="0"/>
+          <w:sz w:val="24"/>
+          <w:shd w:fill="FFFFFF" w:val="clear"/>
+          <w:lang w:val="fi-FI"/>
+        </w:rPr>
+        <w:t xml:space="preserve">                                    └───────────────────┘</w:t>
+      </w:r>
+    </w:p>
+    <w:p>
+      <w:pPr>
+        <w:pStyle w:val="BodyText"/>
+        <w:numPr>
+          <w:ilvl w:val="0"/>
+          <w:numId w:val="0"/>
+        </w:numPr>
+        <w:spacing w:before="0" w:after="0"/>
+        <w:ind w:hanging="0" w:start="0" w:end="0"/>
+        <w:rPr>
+          <w:rFonts w:ascii="Google Sans;Arial;sans-serif;Noto Color Emoji" w:hAnsi="Google Sans;Arial;sans-serif;Noto Color Emoji"/>
+          <w:b w:val="false"/>
+          <w:strike w:val="false"/>
+          <w:dstrike w:val="false"/>
+          <w:color w:val="0F1115"/>
+          <w:sz w:val="24"/>
+          <w:u w:val="none"/>
+          <w:effect w:val="none"/>
+          <w:lang w:val="fi-FI"/>
+        </w:rPr>
+      </w:pPr>
+      <w:r>
+        <w:rPr>
+          <w:rFonts w:ascii="Arial" w:hAnsi="Arial"/>
+          <w:lang w:val="fi-FI"/>
+        </w:rPr>
+      </w:r>
+    </w:p>
+    <w:p>
+      <w:pPr>
+        <w:pStyle w:val="Heading3"/>
+        <w:widowControl/>
+        <w:spacing w:before="240" w:after="240"/>
+        <w:ind w:hanging="0" w:start="0" w:end="0"/>
+        <w:rPr>
+          <w:rFonts w:ascii="Arial" w:hAnsi="Arial"/>
+          <w:lang w:val="fi-FI"/>
+        </w:rPr>
+      </w:pPr>
+      <w:r>
+        <w:rPr>
+          <w:rFonts w:ascii="quote-cjk-patch;Inter;system-ui;apple-system;BlinkMacSystemFont;Segoe UI;Roboto;Oxygen;Ubuntu;Cantarell;Open Sans;Helvetica Neue;sans-serif" w:hAnsi="quote-cjk-patch;Inter;system-ui;apple-system;BlinkMacSystemFont;Segoe UI;Roboto;Oxygen;Ubuntu;Cantarell;Open Sans;Helvetica Neue;sans-serif"/>
+          <w:b/>
+          <w:i w:val="false"/>
+          <w:caps w:val="false"/>
+          <w:smallCaps w:val="false"/>
+          <w:color w:val="0F1115"/>
+          <w:spacing w:val="0"/>
+          <w:sz w:val="30"/>
+          <w:szCs w:val="24"/>
+          <w:lang w:val="fi-FI"/>
+        </w:rPr>
+        <w:t>Tehtävä 10: Yhdistä malli ja kuvaus (10 p)</w:t>
+      </w:r>
+    </w:p>
+    <w:p>
+      <w:pPr>
+        <w:pStyle w:val="BodyText"/>
+        <w:widowControl/>
+        <w:spacing w:before="240" w:after="240"/>
+        <w:ind w:hanging="0" w:start="0" w:end="0"/>
+        <w:rPr>
+          <w:rFonts w:ascii="quote-cjk-patch;Inter;system-ui;apple-system;BlinkMacSystemFont;Segoe UI;Roboto;Oxygen;Ubuntu;Cantarell;Open Sans;Helvetica Neue;sans-serif" w:hAnsi="quote-cjk-patch;Inter;system-ui;apple-system;BlinkMacSystemFont;Segoe UI;Roboto;Oxygen;Ubuntu;Cantarell;Open Sans;Helvetica Neue;sans-serif"/>
+          <w:b w:val="false"/>
+          <w:i w:val="false"/>
+          <w:caps w:val="false"/>
+          <w:smallCaps w:val="false"/>
+          <w:color w:val="0F1115"/>
+          <w:spacing w:val="0"/>
+          <w:sz w:val="24"/>
+          <w:szCs w:val="24"/>
+          <w:lang w:val="fi-FI"/>
+        </w:rPr>
+      </w:pPr>
+      <w:r>
+        <w:rPr>
+          <w:rFonts w:ascii="quote-cjk-patch;Inter;system-ui;apple-system;BlinkMacSystemFont;Segoe UI;Roboto;Oxygen;Ubuntu;Cantarell;Open Sans;Helvetica Neue;sans-serif" w:hAnsi="quote-cjk-patch;Inter;system-ui;apple-system;BlinkMacSystemFont;Segoe UI;Roboto;Oxygen;Ubuntu;Cantarell;Open Sans;Helvetica Neue;sans-serif"/>
+          <w:b w:val="false"/>
+          <w:i w:val="false"/>
+          <w:caps w:val="false"/>
+          <w:smallCaps w:val="false"/>
+          <w:color w:val="0F1115"/>
+          <w:spacing w:val="0"/>
+          <w:sz w:val="24"/>
+          <w:szCs w:val="24"/>
+          <w:lang w:val="fi-FI"/>
+        </w:rPr>
+        <w:t>Yhdistä mallin nimi (1–10) oikeaan kuvaukseen (A–J).</w:t>
+      </w:r>
+    </w:p>
+    <w:tbl>
+      <w:tblPr>
+        <w:tblW w:w="9750" w:type="dxa"/>
+        <w:jc w:val="start"/>
+        <w:tblInd w:w="0" w:type="dxa"/>
+        <w:tblLayout w:type="fixed"/>
+        <w:tblCellMar>
+          <w:top w:w="0" w:type="dxa"/>
+          <w:start w:w="0" w:type="dxa"/>
+          <w:bottom w:w="150" w:type="dxa"/>
+          <w:end w:w="0" w:type="dxa"/>
+        </w:tblCellMar>
+      </w:tblPr>
+      <w:tblGrid>
+        <w:gridCol w:w="363"/>
+        <w:gridCol w:w="2355"/>
+        <w:gridCol w:w="1422"/>
+        <w:gridCol w:w="5610"/>
+      </w:tblGrid>
+      <w:tr>
+        <w:trPr>
+          <w:tblHeader w:val="true"/>
+        </w:trPr>
+        <w:tc>
+          <w:tcPr>
+            <w:tcW w:w="363" w:type="dxa"/>
+            <w:tcBorders>
+              <w:bottom w:val="single" w:sz="2" w:space="0" w:color="000000"/>
+            </w:tcBorders>
+            <w:vAlign w:val="center"/>
+          </w:tcPr>
+          <w:p>
+            <w:pPr>
+              <w:pStyle w:val="Style19"/>
+              <w:spacing w:lineRule="atLeast" w:line="375"/>
+              <w:ind w:hanging="0" w:start="0" w:end="0"/>
+              <w:jc w:val="center"/>
+              <w:rPr>
+                <w:rFonts w:ascii="quote-cjk-patch;Inter;system-ui;apple-system;BlinkMacSystemFont;Segoe UI;Roboto;Oxygen;Ubuntu;Cantarell;Open Sans;Helvetica Neue;sans-serif" w:hAnsi="quote-cjk-patch;Inter;system-ui;apple-system;BlinkMacSystemFont;Segoe UI;Roboto;Oxygen;Ubuntu;Cantarell;Open Sans;Helvetica Neue;sans-serif"/>
+                <w:b/>
+                <w:i w:val="false"/>
+                <w:caps w:val="false"/>
+                <w:smallCaps w:val="false"/>
+                <w:sz w:val="24"/>
+                <w:szCs w:val="24"/>
+              </w:rPr>
+            </w:pPr>
+            <w:r>
+              <w:rPr>
+                <w:rFonts w:ascii="quote-cjk-patch;Inter;system-ui;apple-system;BlinkMacSystemFont;Segoe UI;Roboto;Oxygen;Ubuntu;Cantarell;Open Sans;Helvetica Neue;sans-serif" w:hAnsi="quote-cjk-patch;Inter;system-ui;apple-system;BlinkMacSystemFont;Segoe UI;Roboto;Oxygen;Ubuntu;Cantarell;Open Sans;Helvetica Neue;sans-serif"/>
+                <w:b/>
+                <w:i w:val="false"/>
+                <w:caps w:val="false"/>
+                <w:smallCaps w:val="false"/>
+                <w:sz w:val="24"/>
+                <w:szCs w:val="24"/>
+              </w:rPr>
+              <w:t>#</w:t>
+            </w:r>
+          </w:p>
+        </w:tc>
+        <w:tc>
+          <w:tcPr>
+            <w:tcW w:w="2355" w:type="dxa"/>
+            <w:tcBorders>
+              <w:bottom w:val="single" w:sz="2" w:space="0" w:color="000000"/>
+            </w:tcBorders>
+            <w:vAlign w:val="center"/>
+          </w:tcPr>
+          <w:p>
+            <w:pPr>
+              <w:pStyle w:val="Style19"/>
+              <w:spacing w:lineRule="atLeast" w:line="375"/>
+              <w:ind w:hanging="0" w:start="0" w:end="0"/>
+              <w:jc w:val="center"/>
+              <w:rPr>
+                <w:rFonts w:ascii="quote-cjk-patch;Inter;system-ui;apple-system;BlinkMacSystemFont;Segoe UI;Roboto;Oxygen;Ubuntu;Cantarell;Open Sans;Helvetica Neue;sans-serif" w:hAnsi="quote-cjk-patch;Inter;system-ui;apple-system;BlinkMacSystemFont;Segoe UI;Roboto;Oxygen;Ubuntu;Cantarell;Open Sans;Helvetica Neue;sans-serif"/>
+                <w:b/>
+                <w:i w:val="false"/>
+                <w:caps w:val="false"/>
+                <w:smallCaps w:val="false"/>
+                <w:sz w:val="24"/>
+                <w:szCs w:val="24"/>
+              </w:rPr>
+            </w:pPr>
+            <w:r>
+              <w:rPr>
+                <w:rFonts w:ascii="quote-cjk-patch;Inter;system-ui;apple-system;BlinkMacSystemFont;Segoe UI;Roboto;Oxygen;Ubuntu;Cantarell;Open Sans;Helvetica Neue;sans-serif" w:hAnsi="quote-cjk-patch;Inter;system-ui;apple-system;BlinkMacSystemFont;Segoe UI;Roboto;Oxygen;Ubuntu;Cantarell;Open Sans;Helvetica Neue;sans-serif"/>
+                <w:b/>
+                <w:i w:val="false"/>
+                <w:caps w:val="false"/>
+                <w:smallCaps w:val="false"/>
+                <w:sz w:val="24"/>
+                <w:szCs w:val="24"/>
+              </w:rPr>
+              <w:t>Malli</w:t>
+            </w:r>
+          </w:p>
+        </w:tc>
+        <w:tc>
+          <w:tcPr>
+            <w:tcW w:w="1422" w:type="dxa"/>
+            <w:tcBorders>
+              <w:bottom w:val="single" w:sz="2" w:space="0" w:color="000000"/>
+            </w:tcBorders>
+            <w:vAlign w:val="center"/>
+          </w:tcPr>
+          <w:p>
+            <w:pPr>
+              <w:pStyle w:val="Style19"/>
+              <w:spacing w:lineRule="atLeast" w:line="375"/>
+              <w:ind w:hanging="0" w:start="0" w:end="0"/>
+              <w:jc w:val="center"/>
+              <w:rPr>
+                <w:rFonts w:ascii="quote-cjk-patch;Inter;system-ui;apple-system;BlinkMacSystemFont;Segoe UI;Roboto;Oxygen;Ubuntu;Cantarell;Open Sans;Helvetica Neue;sans-serif" w:hAnsi="quote-cjk-patch;Inter;system-ui;apple-system;BlinkMacSystemFont;Segoe UI;Roboto;Oxygen;Ubuntu;Cantarell;Open Sans;Helvetica Neue;sans-serif"/>
+                <w:b/>
+                <w:i w:val="false"/>
+                <w:caps w:val="false"/>
+                <w:smallCaps w:val="false"/>
+                <w:sz w:val="24"/>
+                <w:szCs w:val="24"/>
+              </w:rPr>
+            </w:pPr>
+            <w:r>
+              <w:rPr>
+                <w:rFonts w:ascii="quote-cjk-patch;Inter;system-ui;apple-system;BlinkMacSystemFont;Segoe UI;Roboto;Oxygen;Ubuntu;Cantarell;Open Sans;Helvetica Neue;sans-serif" w:hAnsi="quote-cjk-patch;Inter;system-ui;apple-system;BlinkMacSystemFont;Segoe UI;Roboto;Oxygen;Ubuntu;Cantarell;Open Sans;Helvetica Neue;sans-serif"/>
+                <w:b/>
+                <w:i w:val="false"/>
+                <w:caps w:val="false"/>
+                <w:smallCaps w:val="false"/>
+                <w:sz w:val="24"/>
+                <w:szCs w:val="24"/>
+              </w:rPr>
+              <w:t>Kirjain</w:t>
+            </w:r>
+          </w:p>
+        </w:tc>
+        <w:tc>
+          <w:tcPr>
+            <w:tcW w:w="5610" w:type="dxa"/>
+            <w:tcBorders>
+              <w:bottom w:val="single" w:sz="2" w:space="0" w:color="000000"/>
+            </w:tcBorders>
+            <w:vAlign w:val="center"/>
+          </w:tcPr>
+          <w:p>
+            <w:pPr>
+              <w:pStyle w:val="Style19"/>
+              <w:spacing w:lineRule="atLeast" w:line="375"/>
+              <w:ind w:hanging="0" w:start="0" w:end="0"/>
+              <w:jc w:val="center"/>
+              <w:rPr>
+                <w:rFonts w:ascii="quote-cjk-patch;Inter;system-ui;apple-system;BlinkMacSystemFont;Segoe UI;Roboto;Oxygen;Ubuntu;Cantarell;Open Sans;Helvetica Neue;sans-serif" w:hAnsi="quote-cjk-patch;Inter;system-ui;apple-system;BlinkMacSystemFont;Segoe UI;Roboto;Oxygen;Ubuntu;Cantarell;Open Sans;Helvetica Neue;sans-serif"/>
+                <w:b/>
+                <w:i w:val="false"/>
+                <w:caps w:val="false"/>
+                <w:smallCaps w:val="false"/>
+                <w:sz w:val="24"/>
+                <w:szCs w:val="24"/>
+              </w:rPr>
+            </w:pPr>
+            <w:r>
+              <w:rPr>
+                <w:rFonts w:ascii="quote-cjk-patch;Inter;system-ui;apple-system;BlinkMacSystemFont;Segoe UI;Roboto;Oxygen;Ubuntu;Cantarell;Open Sans;Helvetica Neue;sans-serif" w:hAnsi="quote-cjk-patch;Inter;system-ui;apple-system;BlinkMacSystemFont;Segoe UI;Roboto;Oxygen;Ubuntu;Cantarell;Open Sans;Helvetica Neue;sans-serif"/>
+                <w:b/>
+                <w:i w:val="false"/>
+                <w:caps w:val="false"/>
+                <w:smallCaps w:val="false"/>
+                <w:sz w:val="24"/>
+                <w:szCs w:val="24"/>
+              </w:rPr>
+              <w:t>Kuvaus</w:t>
+            </w:r>
+          </w:p>
+        </w:tc>
+      </w:tr>
+      <w:tr>
+        <w:trPr/>
+        <w:tc>
+          <w:tcPr>
+            <w:tcW w:w="363" w:type="dxa"/>
+            <w:tcBorders>
+              <w:bottom w:val="single" w:sz="2" w:space="0" w:color="000000"/>
+            </w:tcBorders>
+            <w:vAlign w:val="center"/>
+          </w:tcPr>
+          <w:p>
+            <w:pPr>
+              <w:pStyle w:val="Style18"/>
+              <w:spacing w:lineRule="atLeast" w:line="375"/>
+              <w:ind w:hanging="0" w:start="0" w:end="0"/>
+              <w:jc w:val="center"/>
+              <w:rPr>
+                <w:rFonts w:ascii="quote-cjk-patch;Inter;system-ui;apple-system;BlinkMacSystemFont;Segoe UI;Roboto;Oxygen;Ubuntu;Cantarell;Open Sans;Helvetica Neue;sans-serif" w:hAnsi="quote-cjk-patch;Inter;system-ui;apple-system;BlinkMacSystemFont;Segoe UI;Roboto;Oxygen;Ubuntu;Cantarell;Open Sans;Helvetica Neue;sans-serif"/>
+                <w:b w:val="false"/>
+                <w:i w:val="false"/>
+                <w:caps w:val="false"/>
+                <w:smallCaps w:val="false"/>
+                <w:sz w:val="24"/>
+                <w:szCs w:val="24"/>
+              </w:rPr>
+            </w:pPr>
+            <w:r>
+              <w:rPr>
+                <w:rFonts w:ascii="quote-cjk-patch;Inter;system-ui;apple-system;BlinkMacSystemFont;Segoe UI;Roboto;Oxygen;Ubuntu;Cantarell;Open Sans;Helvetica Neue;sans-serif" w:hAnsi="quote-cjk-patch;Inter;system-ui;apple-system;BlinkMacSystemFont;Segoe UI;Roboto;Oxygen;Ubuntu;Cantarell;Open Sans;Helvetica Neue;sans-serif"/>
+                <w:b w:val="false"/>
+                <w:i w:val="false"/>
+                <w:caps w:val="false"/>
+                <w:smallCaps w:val="false"/>
+                <w:sz w:val="24"/>
+                <w:szCs w:val="24"/>
+              </w:rPr>
+              <w:t>1</w:t>
+            </w:r>
+          </w:p>
+        </w:tc>
+        <w:tc>
+          <w:tcPr>
+            <w:tcW w:w="2355" w:type="dxa"/>
+            <w:tcBorders>
+              <w:bottom w:val="single" w:sz="2" w:space="0" w:color="000000"/>
+            </w:tcBorders>
+            <w:vAlign w:val="center"/>
+          </w:tcPr>
+          <w:p>
+            <w:pPr>
+              <w:pStyle w:val="Style18"/>
+              <w:spacing w:lineRule="atLeast" w:line="375"/>
+              <w:ind w:hanging="0" w:start="0" w:end="0"/>
+              <w:jc w:val="center"/>
+              <w:rPr>
+                <w:rFonts w:ascii="quote-cjk-patch;Inter;system-ui;apple-system;BlinkMacSystemFont;Segoe UI;Roboto;Oxygen;Ubuntu;Cantarell;Open Sans;Helvetica Neue;sans-serif" w:hAnsi="quote-cjk-patch;Inter;system-ui;apple-system;BlinkMacSystemFont;Segoe UI;Roboto;Oxygen;Ubuntu;Cantarell;Open Sans;Helvetica Neue;sans-serif"/>
+                <w:b w:val="false"/>
+                <w:i w:val="false"/>
+                <w:caps w:val="false"/>
+                <w:smallCaps w:val="false"/>
+                <w:sz w:val="24"/>
+                <w:szCs w:val="24"/>
+              </w:rPr>
+            </w:pPr>
+            <w:r>
+              <w:rPr>
+                <w:rFonts w:ascii="quote-cjk-patch;Inter;system-ui;apple-system;BlinkMacSystemFont;Segoe UI;Roboto;Oxygen;Ubuntu;Cantarell;Open Sans;Helvetica Neue;sans-serif" w:hAnsi="quote-cjk-patch;Inter;system-ui;apple-system;BlinkMacSystemFont;Segoe UI;Roboto;Oxygen;Ubuntu;Cantarell;Open Sans;Helvetica Neue;sans-serif"/>
+                <w:b w:val="false"/>
+                <w:i w:val="false"/>
+                <w:caps w:val="false"/>
+                <w:smallCaps w:val="false"/>
+                <w:sz w:val="24"/>
+                <w:szCs w:val="24"/>
+              </w:rPr>
+              <w:t>Factory Method</w:t>
+            </w:r>
+          </w:p>
+        </w:tc>
+        <w:tc>
+          <w:tcPr>
+            <w:tcW w:w="1422" w:type="dxa"/>
+            <w:tcBorders>
+              <w:bottom w:val="single" w:sz="2" w:space="0" w:color="000000"/>
+            </w:tcBorders>
+            <w:vAlign w:val="center"/>
+          </w:tcPr>
+          <w:p>
+            <w:pPr>
+              <w:pStyle w:val="Style18"/>
+              <w:ind w:hanging="0" w:start="0" w:end="0"/>
+              <w:jc w:val="center"/>
+              <w:rPr>
+                <w:sz w:val="24"/>
+                <w:szCs w:val="24"/>
+                <w:lang w:val="fi-FI"/>
+              </w:rPr>
+            </w:pPr>
+            <w:r>
+              <w:rPr>
+                <w:sz w:val="24"/>
+                <w:szCs w:val="24"/>
+                <w:lang w:val="fi-FI"/>
+              </w:rPr>
+              <w:t>E</w:t>
+            </w:r>
+          </w:p>
+        </w:tc>
+        <w:tc>
+          <w:tcPr>
+            <w:tcW w:w="5610" w:type="dxa"/>
+            <w:tcBorders>
+              <w:bottom w:val="single" w:sz="2" w:space="0" w:color="000000"/>
+            </w:tcBorders>
+            <w:vAlign w:val="center"/>
+          </w:tcPr>
+          <w:p>
+            <w:pPr>
+              <w:pStyle w:val="Style18"/>
+              <w:spacing w:lineRule="atLeast" w:line="375"/>
+              <w:ind w:hanging="0" w:start="0" w:end="0"/>
+              <w:jc w:val="center"/>
+              <w:rPr>
+                <w:rFonts w:ascii="quote-cjk-patch;Inter;system-ui;apple-system;BlinkMacSystemFont;Segoe UI;Roboto;Oxygen;Ubuntu;Cantarell;Open Sans;Helvetica Neue;sans-serif" w:hAnsi="quote-cjk-patch;Inter;system-ui;apple-system;BlinkMacSystemFont;Segoe UI;Roboto;Oxygen;Ubuntu;Cantarell;Open Sans;Helvetica Neue;sans-serif"/>
+                <w:b w:val="false"/>
+                <w:i w:val="false"/>
+                <w:caps w:val="false"/>
+                <w:smallCaps w:val="false"/>
+                <w:sz w:val="24"/>
+                <w:szCs w:val="24"/>
+              </w:rPr>
+            </w:pPr>
+            <w:r>
+              <w:rPr>
+                <w:rFonts w:ascii="quote-cjk-patch;Inter;system-ui;apple-system;BlinkMacSystemFont;Segoe UI;Roboto;Oxygen;Ubuntu;Cantarell;Open Sans;Helvetica Neue;sans-serif" w:hAnsi="quote-cjk-patch;Inter;system-ui;apple-system;BlinkMacSystemFont;Segoe UI;Roboto;Oxygen;Ubuntu;Cantarell;Open Sans;Helvetica Neue;sans-serif"/>
+                <w:b w:val="false"/>
+                <w:i w:val="false"/>
+                <w:caps w:val="false"/>
+                <w:smallCaps w:val="false"/>
+                <w:sz w:val="24"/>
+                <w:szCs w:val="24"/>
+              </w:rPr>
+              <w:t xml:space="preserve">A. Pyyntö kulkee ketjussa </w:t>
+            </w:r>
+            <w:r>
+              <w:rPr>
+                <w:rFonts w:ascii="quote-cjk-patch;Inter;system-ui;apple-system;BlinkMacSystemFont;Segoe UI;Roboto;Oxygen;Ubuntu;Cantarell;Open Sans;Helvetica Neue;sans-serif" w:hAnsi="quote-cjk-patch;Inter;system-ui;apple-system;BlinkMacSystemFont;Segoe UI;Roboto;Oxygen;Ubuntu;Cantarell;Open Sans;Helvetica Neue;sans-serif"/>
+                <w:b w:val="false"/>
+                <w:i w:val="false"/>
+                <w:caps w:val="false"/>
+                <w:smallCaps w:val="false"/>
+                <w:sz w:val="24"/>
+                <w:szCs w:val="24"/>
+                <w:lang w:val="fi-FI"/>
+              </w:rPr>
+              <w:t>x</w:t>
+            </w:r>
+          </w:p>
+        </w:tc>
+      </w:tr>
+      <w:tr>
+        <w:trPr/>
+        <w:tc>
+          <w:tcPr>
+            <w:tcW w:w="363" w:type="dxa"/>
+            <w:tcBorders>
+              <w:bottom w:val="single" w:sz="2" w:space="0" w:color="000000"/>
+            </w:tcBorders>
+            <w:vAlign w:val="center"/>
+          </w:tcPr>
+          <w:p>
+            <w:pPr>
+              <w:pStyle w:val="Style18"/>
+              <w:spacing w:lineRule="atLeast" w:line="375"/>
+              <w:ind w:hanging="0" w:start="0" w:end="0"/>
+              <w:jc w:val="center"/>
+              <w:rPr>
+                <w:rFonts w:ascii="quote-cjk-patch;Inter;system-ui;apple-system;BlinkMacSystemFont;Segoe UI;Roboto;Oxygen;Ubuntu;Cantarell;Open Sans;Helvetica Neue;sans-serif" w:hAnsi="quote-cjk-patch;Inter;system-ui;apple-system;BlinkMacSystemFont;Segoe UI;Roboto;Oxygen;Ubuntu;Cantarell;Open Sans;Helvetica Neue;sans-serif"/>
+                <w:b w:val="false"/>
+                <w:i w:val="false"/>
+                <w:caps w:val="false"/>
+                <w:smallCaps w:val="false"/>
+                <w:sz w:val="24"/>
+                <w:szCs w:val="24"/>
+              </w:rPr>
+            </w:pPr>
+            <w:r>
+              <w:rPr>
+                <w:rFonts w:ascii="quote-cjk-patch;Inter;system-ui;apple-system;BlinkMacSystemFont;Segoe UI;Roboto;Oxygen;Ubuntu;Cantarell;Open Sans;Helvetica Neue;sans-serif" w:hAnsi="quote-cjk-patch;Inter;system-ui;apple-system;BlinkMacSystemFont;Segoe UI;Roboto;Oxygen;Ubuntu;Cantarell;Open Sans;Helvetica Neue;sans-serif"/>
+                <w:b w:val="false"/>
+                <w:i w:val="false"/>
+                <w:caps w:val="false"/>
+                <w:smallCaps w:val="false"/>
+                <w:sz w:val="24"/>
+                <w:szCs w:val="24"/>
+              </w:rPr>
+              <w:t>2</w:t>
+            </w:r>
+          </w:p>
+        </w:tc>
+        <w:tc>
+          <w:tcPr>
+            <w:tcW w:w="2355" w:type="dxa"/>
+            <w:tcBorders>
+              <w:bottom w:val="single" w:sz="2" w:space="0" w:color="000000"/>
+            </w:tcBorders>
+            <w:vAlign w:val="center"/>
+          </w:tcPr>
+          <w:p>
+            <w:pPr>
+              <w:pStyle w:val="Style18"/>
+              <w:spacing w:lineRule="atLeast" w:line="375"/>
+              <w:ind w:hanging="0" w:start="0" w:end="0"/>
+              <w:jc w:val="center"/>
+              <w:rPr>
+                <w:rFonts w:ascii="quote-cjk-patch;Inter;system-ui;apple-system;BlinkMacSystemFont;Segoe UI;Roboto;Oxygen;Ubuntu;Cantarell;Open Sans;Helvetica Neue;sans-serif" w:hAnsi="quote-cjk-patch;Inter;system-ui;apple-system;BlinkMacSystemFont;Segoe UI;Roboto;Oxygen;Ubuntu;Cantarell;Open Sans;Helvetica Neue;sans-serif"/>
+                <w:b w:val="false"/>
+                <w:i w:val="false"/>
+                <w:caps w:val="false"/>
+                <w:smallCaps w:val="false"/>
+                <w:sz w:val="24"/>
+                <w:szCs w:val="24"/>
+              </w:rPr>
+            </w:pPr>
+            <w:r>
+              <w:rPr>
+                <w:rFonts w:ascii="quote-cjk-patch;Inter;system-ui;apple-system;BlinkMacSystemFont;Segoe UI;Roboto;Oxygen;Ubuntu;Cantarell;Open Sans;Helvetica Neue;sans-serif" w:hAnsi="quote-cjk-patch;Inter;system-ui;apple-system;BlinkMacSystemFont;Segoe UI;Roboto;Oxygen;Ubuntu;Cantarell;Open Sans;Helvetica Neue;sans-serif"/>
+                <w:b w:val="false"/>
+                <w:i w:val="false"/>
+                <w:caps w:val="false"/>
+                <w:smallCaps w:val="false"/>
+                <w:sz w:val="24"/>
+                <w:szCs w:val="24"/>
+              </w:rPr>
+              <w:t>Abstract Factory</w:t>
+            </w:r>
+          </w:p>
+        </w:tc>
+        <w:tc>
+          <w:tcPr>
+            <w:tcW w:w="1422" w:type="dxa"/>
+            <w:tcBorders>
+              <w:bottom w:val="single" w:sz="2" w:space="0" w:color="000000"/>
+            </w:tcBorders>
+            <w:vAlign w:val="center"/>
+          </w:tcPr>
+          <w:p>
+            <w:pPr>
+              <w:pStyle w:val="Style18"/>
+              <w:ind w:hanging="0" w:start="0" w:end="0"/>
+              <w:jc w:val="center"/>
+              <w:rPr>
+                <w:sz w:val="24"/>
+                <w:szCs w:val="24"/>
+                <w:lang w:val="fi-FI"/>
+              </w:rPr>
+            </w:pPr>
+            <w:r>
+              <w:rPr>
+                <w:sz w:val="24"/>
+                <w:szCs w:val="24"/>
+                <w:lang w:val="fi-FI"/>
+              </w:rPr>
+              <w:t>G</w:t>
+            </w:r>
+          </w:p>
+        </w:tc>
+        <w:tc>
+          <w:tcPr>
+            <w:tcW w:w="5610" w:type="dxa"/>
+            <w:tcBorders>
+              <w:bottom w:val="single" w:sz="2" w:space="0" w:color="000000"/>
+            </w:tcBorders>
+            <w:vAlign w:val="center"/>
+          </w:tcPr>
+          <w:p>
+            <w:pPr>
+              <w:pStyle w:val="Style18"/>
+              <w:spacing w:lineRule="atLeast" w:line="375"/>
+              <w:ind w:hanging="0" w:start="0" w:end="0"/>
+              <w:jc w:val="center"/>
+              <w:rPr>
+                <w:rFonts w:ascii="quote-cjk-patch;Inter;system-ui;apple-system;BlinkMacSystemFont;Segoe UI;Roboto;Oxygen;Ubuntu;Cantarell;Open Sans;Helvetica Neue;sans-serif" w:hAnsi="quote-cjk-patch;Inter;system-ui;apple-system;BlinkMacSystemFont;Segoe UI;Roboto;Oxygen;Ubuntu;Cantarell;Open Sans;Helvetica Neue;sans-serif"/>
+                <w:b w:val="false"/>
+                <w:i w:val="false"/>
+                <w:caps w:val="false"/>
+                <w:smallCaps w:val="false"/>
+                <w:sz w:val="24"/>
+                <w:szCs w:val="24"/>
+              </w:rPr>
+            </w:pPr>
+            <w:r>
+              <w:rPr>
+                <w:rFonts w:ascii="quote-cjk-patch;Inter;system-ui;apple-system;BlinkMacSystemFont;Segoe UI;Roboto;Oxygen;Ubuntu;Cantarell;Open Sans;Helvetica Neue;sans-serif" w:hAnsi="quote-cjk-patch;Inter;system-ui;apple-system;BlinkMacSystemFont;Segoe UI;Roboto;Oxygen;Ubuntu;Cantarell;Open Sans;Helvetica Neue;sans-serif"/>
+                <w:b w:val="false"/>
+                <w:i w:val="false"/>
+                <w:caps w:val="false"/>
+                <w:smallCaps w:val="false"/>
+                <w:sz w:val="24"/>
+                <w:szCs w:val="24"/>
+              </w:rPr>
+              <w:t xml:space="preserve">B. Yksi instanssi </w:t>
+            </w:r>
+            <w:r>
+              <w:rPr>
+                <w:rFonts w:ascii="quote-cjk-patch;Inter;system-ui;apple-system;BlinkMacSystemFont;Segoe UI;Roboto;Oxygen;Ubuntu;Cantarell;Open Sans;Helvetica Neue;sans-serif" w:hAnsi="quote-cjk-patch;Inter;system-ui;apple-system;BlinkMacSystemFont;Segoe UI;Roboto;Oxygen;Ubuntu;Cantarell;Open Sans;Helvetica Neue;sans-serif"/>
+                <w:b w:val="false"/>
+                <w:i w:val="false"/>
+                <w:caps w:val="false"/>
+                <w:smallCaps w:val="false"/>
+                <w:sz w:val="24"/>
+                <w:szCs w:val="24"/>
+                <w:lang w:val="fi-FI"/>
+              </w:rPr>
+              <w:t>x</w:t>
+            </w:r>
+          </w:p>
+        </w:tc>
+      </w:tr>
+      <w:tr>
+        <w:trPr/>
+        <w:tc>
+          <w:tcPr>
+            <w:tcW w:w="363" w:type="dxa"/>
+            <w:tcBorders>
+              <w:bottom w:val="single" w:sz="2" w:space="0" w:color="000000"/>
+            </w:tcBorders>
+            <w:vAlign w:val="center"/>
+          </w:tcPr>
+          <w:p>
+            <w:pPr>
+              <w:pStyle w:val="Style18"/>
+              <w:spacing w:lineRule="atLeast" w:line="375"/>
+              <w:ind w:hanging="0" w:start="0" w:end="0"/>
+              <w:jc w:val="center"/>
+              <w:rPr>
+                <w:rFonts w:ascii="quote-cjk-patch;Inter;system-ui;apple-system;BlinkMacSystemFont;Segoe UI;Roboto;Oxygen;Ubuntu;Cantarell;Open Sans;Helvetica Neue;sans-serif" w:hAnsi="quote-cjk-patch;Inter;system-ui;apple-system;BlinkMacSystemFont;Segoe UI;Roboto;Oxygen;Ubuntu;Cantarell;Open Sans;Helvetica Neue;sans-serif"/>
+                <w:b w:val="false"/>
+                <w:i w:val="false"/>
+                <w:caps w:val="false"/>
+                <w:smallCaps w:val="false"/>
+                <w:sz w:val="24"/>
+                <w:szCs w:val="24"/>
+              </w:rPr>
+            </w:pPr>
+            <w:r>
+              <w:rPr>
+                <w:rFonts w:ascii="quote-cjk-patch;Inter;system-ui;apple-system;BlinkMacSystemFont;Segoe UI;Roboto;Oxygen;Ubuntu;Cantarell;Open Sans;Helvetica Neue;sans-serif" w:hAnsi="quote-cjk-patch;Inter;system-ui;apple-system;BlinkMacSystemFont;Segoe UI;Roboto;Oxygen;Ubuntu;Cantarell;Open Sans;Helvetica Neue;sans-serif"/>
+                <w:b w:val="false"/>
+                <w:i w:val="false"/>
+                <w:caps w:val="false"/>
+                <w:smallCaps w:val="false"/>
+                <w:sz w:val="24"/>
+                <w:szCs w:val="24"/>
+              </w:rPr>
+              <w:t>3</w:t>
+            </w:r>
+          </w:p>
+        </w:tc>
+        <w:tc>
+          <w:tcPr>
+            <w:tcW w:w="2355" w:type="dxa"/>
+            <w:tcBorders>
+              <w:bottom w:val="single" w:sz="2" w:space="0" w:color="000000"/>
+            </w:tcBorders>
+            <w:vAlign w:val="center"/>
+          </w:tcPr>
+          <w:p>
+            <w:pPr>
+              <w:pStyle w:val="Style18"/>
+              <w:spacing w:lineRule="atLeast" w:line="375"/>
+              <w:ind w:hanging="0" w:start="0" w:end="0"/>
+              <w:jc w:val="center"/>
+              <w:rPr>
+                <w:rFonts w:ascii="quote-cjk-patch;Inter;system-ui;apple-system;BlinkMacSystemFont;Segoe UI;Roboto;Oxygen;Ubuntu;Cantarell;Open Sans;Helvetica Neue;sans-serif" w:hAnsi="quote-cjk-patch;Inter;system-ui;apple-system;BlinkMacSystemFont;Segoe UI;Roboto;Oxygen;Ubuntu;Cantarell;Open Sans;Helvetica Neue;sans-serif"/>
+                <w:b w:val="false"/>
+                <w:i w:val="false"/>
+                <w:caps w:val="false"/>
+                <w:smallCaps w:val="false"/>
+                <w:sz w:val="24"/>
+                <w:szCs w:val="24"/>
+              </w:rPr>
+            </w:pPr>
+            <w:r>
+              <w:rPr>
+                <w:rFonts w:ascii="quote-cjk-patch;Inter;system-ui;apple-system;BlinkMacSystemFont;Segoe UI;Roboto;Oxygen;Ubuntu;Cantarell;Open Sans;Helvetica Neue;sans-serif" w:hAnsi="quote-cjk-patch;Inter;system-ui;apple-system;BlinkMacSystemFont;Segoe UI;Roboto;Oxygen;Ubuntu;Cantarell;Open Sans;Helvetica Neue;sans-serif"/>
+                <w:b w:val="false"/>
+                <w:i w:val="false"/>
+                <w:caps w:val="false"/>
+                <w:smallCaps w:val="false"/>
+                <w:sz w:val="24"/>
+                <w:szCs w:val="24"/>
+              </w:rPr>
+              <w:t>Singleton</w:t>
+            </w:r>
+          </w:p>
+        </w:tc>
+        <w:tc>
+          <w:tcPr>
+            <w:tcW w:w="1422" w:type="dxa"/>
+            <w:tcBorders>
+              <w:bottom w:val="single" w:sz="2" w:space="0" w:color="000000"/>
+            </w:tcBorders>
+            <w:vAlign w:val="center"/>
+          </w:tcPr>
+          <w:p>
+            <w:pPr>
+              <w:pStyle w:val="Style18"/>
+              <w:ind w:hanging="0" w:start="0" w:end="0"/>
+              <w:jc w:val="center"/>
+              <w:rPr>
+                <w:sz w:val="24"/>
+                <w:szCs w:val="24"/>
+                <w:lang w:val="fi-FI"/>
+              </w:rPr>
+            </w:pPr>
+            <w:r>
+              <w:rPr>
+                <w:sz w:val="24"/>
+                <w:szCs w:val="24"/>
+                <w:lang w:val="fi-FI"/>
+              </w:rPr>
+              <w:t>B</w:t>
+            </w:r>
+          </w:p>
+        </w:tc>
+        <w:tc>
+          <w:tcPr>
+            <w:tcW w:w="5610" w:type="dxa"/>
+            <w:tcBorders>
+              <w:bottom w:val="single" w:sz="2" w:space="0" w:color="000000"/>
+            </w:tcBorders>
+            <w:vAlign w:val="center"/>
+          </w:tcPr>
+          <w:p>
+            <w:pPr>
+              <w:pStyle w:val="Style18"/>
+              <w:spacing w:lineRule="atLeast" w:line="375"/>
+              <w:ind w:hanging="0" w:start="0" w:end="0"/>
+              <w:jc w:val="center"/>
+              <w:rPr>
+                <w:rFonts w:ascii="quote-cjk-patch;Inter;system-ui;apple-system;BlinkMacSystemFont;Segoe UI;Roboto;Oxygen;Ubuntu;Cantarell;Open Sans;Helvetica Neue;sans-serif" w:hAnsi="quote-cjk-patch;Inter;system-ui;apple-system;BlinkMacSystemFont;Segoe UI;Roboto;Oxygen;Ubuntu;Cantarell;Open Sans;Helvetica Neue;sans-serif"/>
+                <w:b w:val="false"/>
+                <w:i w:val="false"/>
+                <w:caps w:val="false"/>
+                <w:smallCaps w:val="false"/>
+                <w:sz w:val="24"/>
+                <w:szCs w:val="24"/>
+              </w:rPr>
+            </w:pPr>
+            <w:r>
+              <w:rPr>
+                <w:rFonts w:ascii="quote-cjk-patch;Inter;system-ui;apple-system;BlinkMacSystemFont;Segoe UI;Roboto;Oxygen;Ubuntu;Cantarell;Open Sans;Helvetica Neue;sans-serif" w:hAnsi="quote-cjk-patch;Inter;system-ui;apple-system;BlinkMacSystemFont;Segoe UI;Roboto;Oxygen;Ubuntu;Cantarell;Open Sans;Helvetica Neue;sans-serif"/>
+                <w:b w:val="false"/>
+                <w:i w:val="false"/>
+                <w:caps w:val="false"/>
+                <w:smallCaps w:val="false"/>
+                <w:sz w:val="24"/>
+                <w:szCs w:val="24"/>
+              </w:rPr>
+              <w:t xml:space="preserve">C. Puurakenne </w:t>
+            </w:r>
+            <w:r>
+              <w:rPr>
+                <w:rFonts w:ascii="quote-cjk-patch;Inter;system-ui;apple-system;BlinkMacSystemFont;Segoe UI;Roboto;Oxygen;Ubuntu;Cantarell;Open Sans;Helvetica Neue;sans-serif" w:hAnsi="quote-cjk-patch;Inter;system-ui;apple-system;BlinkMacSystemFont;Segoe UI;Roboto;Oxygen;Ubuntu;Cantarell;Open Sans;Helvetica Neue;sans-serif"/>
+                <w:b w:val="false"/>
+                <w:i w:val="false"/>
+                <w:caps w:val="false"/>
+                <w:smallCaps w:val="false"/>
+                <w:sz w:val="24"/>
+                <w:szCs w:val="24"/>
+                <w:lang w:val="fi-FI"/>
+              </w:rPr>
+              <w:t>x</w:t>
+            </w:r>
+          </w:p>
+        </w:tc>
+      </w:tr>
+      <w:tr>
+        <w:trPr/>
+        <w:tc>
+          <w:tcPr>
+            <w:tcW w:w="363" w:type="dxa"/>
+            <w:tcBorders>
+              <w:bottom w:val="single" w:sz="2" w:space="0" w:color="000000"/>
+            </w:tcBorders>
+            <w:vAlign w:val="center"/>
+          </w:tcPr>
+          <w:p>
+            <w:pPr>
+              <w:pStyle w:val="Style18"/>
+              <w:spacing w:lineRule="atLeast" w:line="375"/>
+              <w:ind w:hanging="0" w:start="0" w:end="0"/>
+              <w:jc w:val="center"/>
+              <w:rPr>
+                <w:rFonts w:ascii="quote-cjk-patch;Inter;system-ui;apple-system;BlinkMacSystemFont;Segoe UI;Roboto;Oxygen;Ubuntu;Cantarell;Open Sans;Helvetica Neue;sans-serif" w:hAnsi="quote-cjk-patch;Inter;system-ui;apple-system;BlinkMacSystemFont;Segoe UI;Roboto;Oxygen;Ubuntu;Cantarell;Open Sans;Helvetica Neue;sans-serif"/>
+                <w:b w:val="false"/>
+                <w:i w:val="false"/>
+                <w:caps w:val="false"/>
+                <w:smallCaps w:val="false"/>
+                <w:sz w:val="24"/>
+                <w:szCs w:val="24"/>
+              </w:rPr>
+            </w:pPr>
+            <w:r>
+              <w:rPr>
+                <w:rFonts w:ascii="quote-cjk-patch;Inter;system-ui;apple-system;BlinkMacSystemFont;Segoe UI;Roboto;Oxygen;Ubuntu;Cantarell;Open Sans;Helvetica Neue;sans-serif" w:hAnsi="quote-cjk-patch;Inter;system-ui;apple-system;BlinkMacSystemFont;Segoe UI;Roboto;Oxygen;Ubuntu;Cantarell;Open Sans;Helvetica Neue;sans-serif"/>
+                <w:b w:val="false"/>
+                <w:i w:val="false"/>
+                <w:caps w:val="false"/>
+                <w:smallCaps w:val="false"/>
+                <w:sz w:val="24"/>
+                <w:szCs w:val="24"/>
+              </w:rPr>
+              <w:t>4</w:t>
+            </w:r>
+          </w:p>
+        </w:tc>
+        <w:tc>
+          <w:tcPr>
+            <w:tcW w:w="2355" w:type="dxa"/>
+            <w:tcBorders>
+              <w:bottom w:val="single" w:sz="2" w:space="0" w:color="000000"/>
+            </w:tcBorders>
+            <w:vAlign w:val="center"/>
+          </w:tcPr>
+          <w:p>
+            <w:pPr>
+              <w:pStyle w:val="Style18"/>
+              <w:spacing w:lineRule="atLeast" w:line="375"/>
+              <w:ind w:hanging="0" w:start="0" w:end="0"/>
+              <w:jc w:val="center"/>
+              <w:rPr>
+                <w:rFonts w:ascii="quote-cjk-patch;Inter;system-ui;apple-system;BlinkMacSystemFont;Segoe UI;Roboto;Oxygen;Ubuntu;Cantarell;Open Sans;Helvetica Neue;sans-serif" w:hAnsi="quote-cjk-patch;Inter;system-ui;apple-system;BlinkMacSystemFont;Segoe UI;Roboto;Oxygen;Ubuntu;Cantarell;Open Sans;Helvetica Neue;sans-serif"/>
+                <w:b w:val="false"/>
+                <w:i w:val="false"/>
+                <w:caps w:val="false"/>
+                <w:smallCaps w:val="false"/>
+                <w:sz w:val="24"/>
+                <w:szCs w:val="24"/>
+              </w:rPr>
+            </w:pPr>
+            <w:r>
+              <w:rPr>
+                <w:rFonts w:ascii="quote-cjk-patch;Inter;system-ui;apple-system;BlinkMacSystemFont;Segoe UI;Roboto;Oxygen;Ubuntu;Cantarell;Open Sans;Helvetica Neue;sans-serif" w:hAnsi="quote-cjk-patch;Inter;system-ui;apple-system;BlinkMacSystemFont;Segoe UI;Roboto;Oxygen;Ubuntu;Cantarell;Open Sans;Helvetica Neue;sans-serif"/>
+                <w:b w:val="false"/>
+                <w:i w:val="false"/>
+                <w:caps w:val="false"/>
+                <w:smallCaps w:val="false"/>
+                <w:sz w:val="24"/>
+                <w:szCs w:val="24"/>
+              </w:rPr>
+              <w:t>Composite</w:t>
+            </w:r>
+          </w:p>
+        </w:tc>
+        <w:tc>
+          <w:tcPr>
+            <w:tcW w:w="1422" w:type="dxa"/>
+            <w:tcBorders>
+              <w:bottom w:val="single" w:sz="2" w:space="0" w:color="000000"/>
+            </w:tcBorders>
+            <w:vAlign w:val="center"/>
+          </w:tcPr>
+          <w:p>
+            <w:pPr>
+              <w:pStyle w:val="Style18"/>
+              <w:ind w:hanging="0" w:start="0" w:end="0"/>
+              <w:jc w:val="center"/>
+              <w:rPr>
+                <w:sz w:val="24"/>
+                <w:szCs w:val="24"/>
+                <w:lang w:val="fi-FI"/>
+              </w:rPr>
+            </w:pPr>
+            <w:r>
+              <w:rPr>
+                <w:sz w:val="24"/>
+                <w:szCs w:val="24"/>
+                <w:lang w:val="fi-FI"/>
+              </w:rPr>
+              <w:t>C</w:t>
+            </w:r>
+          </w:p>
+        </w:tc>
+        <w:tc>
+          <w:tcPr>
+            <w:tcW w:w="5610" w:type="dxa"/>
+            <w:tcBorders>
+              <w:bottom w:val="single" w:sz="2" w:space="0" w:color="000000"/>
+            </w:tcBorders>
+            <w:vAlign w:val="center"/>
+          </w:tcPr>
+          <w:p>
+            <w:pPr>
+              <w:pStyle w:val="Style18"/>
+              <w:spacing w:lineRule="atLeast" w:line="375"/>
+              <w:ind w:hanging="0" w:start="0" w:end="0"/>
+              <w:jc w:val="center"/>
+              <w:rPr>
+                <w:rFonts w:ascii="quote-cjk-patch;Inter;system-ui;apple-system;BlinkMacSystemFont;Segoe UI;Roboto;Oxygen;Ubuntu;Cantarell;Open Sans;Helvetica Neue;sans-serif" w:hAnsi="quote-cjk-patch;Inter;system-ui;apple-system;BlinkMacSystemFont;Segoe UI;Roboto;Oxygen;Ubuntu;Cantarell;Open Sans;Helvetica Neue;sans-serif"/>
+                <w:b w:val="false"/>
+                <w:i w:val="false"/>
+                <w:caps w:val="false"/>
+                <w:smallCaps w:val="false"/>
+                <w:sz w:val="24"/>
+                <w:szCs w:val="24"/>
+              </w:rPr>
+            </w:pPr>
+            <w:r>
+              <w:rPr>
+                <w:rFonts w:ascii="quote-cjk-patch;Inter;system-ui;apple-system;BlinkMacSystemFont;Segoe UI;Roboto;Oxygen;Ubuntu;Cantarell;Open Sans;Helvetica Neue;sans-serif" w:hAnsi="quote-cjk-patch;Inter;system-ui;apple-system;BlinkMacSystemFont;Segoe UI;Roboto;Oxygen;Ubuntu;Cantarell;Open Sans;Helvetica Neue;sans-serif"/>
+                <w:b w:val="false"/>
+                <w:i w:val="false"/>
+                <w:caps w:val="false"/>
+                <w:smallCaps w:val="false"/>
+                <w:sz w:val="24"/>
+                <w:szCs w:val="24"/>
+              </w:rPr>
+              <w:t xml:space="preserve">D. Ilmoitukset usealle </w:t>
+            </w:r>
+            <w:r>
+              <w:rPr>
+                <w:rFonts w:ascii="quote-cjk-patch;Inter;system-ui;apple-system;BlinkMacSystemFont;Segoe UI;Roboto;Oxygen;Ubuntu;Cantarell;Open Sans;Helvetica Neue;sans-serif" w:hAnsi="quote-cjk-patch;Inter;system-ui;apple-system;BlinkMacSystemFont;Segoe UI;Roboto;Oxygen;Ubuntu;Cantarell;Open Sans;Helvetica Neue;sans-serif"/>
+                <w:b w:val="false"/>
+                <w:i w:val="false"/>
+                <w:caps w:val="false"/>
+                <w:smallCaps w:val="false"/>
+                <w:sz w:val="24"/>
+                <w:szCs w:val="24"/>
+                <w:lang w:val="fi-FI"/>
+              </w:rPr>
+              <w:t>x</w:t>
+            </w:r>
+          </w:p>
+        </w:tc>
+      </w:tr>
+      <w:tr>
+        <w:trPr/>
+        <w:tc>
+          <w:tcPr>
+            <w:tcW w:w="363" w:type="dxa"/>
+            <w:tcBorders>
+              <w:bottom w:val="single" w:sz="2" w:space="0" w:color="000000"/>
+            </w:tcBorders>
+            <w:vAlign w:val="center"/>
+          </w:tcPr>
+          <w:p>
+            <w:pPr>
+              <w:pStyle w:val="Style18"/>
+              <w:spacing w:lineRule="atLeast" w:line="375"/>
+              <w:ind w:hanging="0" w:start="0" w:end="0"/>
+              <w:jc w:val="center"/>
+              <w:rPr>
+                <w:rFonts w:ascii="quote-cjk-patch;Inter;system-ui;apple-system;BlinkMacSystemFont;Segoe UI;Roboto;Oxygen;Ubuntu;Cantarell;Open Sans;Helvetica Neue;sans-serif" w:hAnsi="quote-cjk-patch;Inter;system-ui;apple-system;BlinkMacSystemFont;Segoe UI;Roboto;Oxygen;Ubuntu;Cantarell;Open Sans;Helvetica Neue;sans-serif"/>
+                <w:b w:val="false"/>
+                <w:i w:val="false"/>
+                <w:caps w:val="false"/>
+                <w:smallCaps w:val="false"/>
+                <w:sz w:val="24"/>
+                <w:szCs w:val="24"/>
+              </w:rPr>
+            </w:pPr>
+            <w:r>
+              <w:rPr>
+                <w:rFonts w:ascii="quote-cjk-patch;Inter;system-ui;apple-system;BlinkMacSystemFont;Segoe UI;Roboto;Oxygen;Ubuntu;Cantarell;Open Sans;Helvetica Neue;sans-serif" w:hAnsi="quote-cjk-patch;Inter;system-ui;apple-system;BlinkMacSystemFont;Segoe UI;Roboto;Oxygen;Ubuntu;Cantarell;Open Sans;Helvetica Neue;sans-serif"/>
+                <w:b w:val="false"/>
+                <w:i w:val="false"/>
+                <w:caps w:val="false"/>
+                <w:smallCaps w:val="false"/>
+                <w:sz w:val="24"/>
+                <w:szCs w:val="24"/>
+              </w:rPr>
+              <w:t>5</w:t>
+            </w:r>
+          </w:p>
+        </w:tc>
+        <w:tc>
+          <w:tcPr>
+            <w:tcW w:w="2355" w:type="dxa"/>
+            <w:tcBorders>
+              <w:bottom w:val="single" w:sz="2" w:space="0" w:color="000000"/>
+            </w:tcBorders>
+            <w:vAlign w:val="center"/>
+          </w:tcPr>
+          <w:p>
+            <w:pPr>
+              <w:pStyle w:val="Style18"/>
+              <w:spacing w:lineRule="atLeast" w:line="375"/>
+              <w:ind w:hanging="0" w:start="0" w:end="0"/>
+              <w:jc w:val="center"/>
+              <w:rPr>
+                <w:rFonts w:ascii="quote-cjk-patch;Inter;system-ui;apple-system;BlinkMacSystemFont;Segoe UI;Roboto;Oxygen;Ubuntu;Cantarell;Open Sans;Helvetica Neue;sans-serif" w:hAnsi="quote-cjk-patch;Inter;system-ui;apple-system;BlinkMacSystemFont;Segoe UI;Roboto;Oxygen;Ubuntu;Cantarell;Open Sans;Helvetica Neue;sans-serif"/>
+                <w:b w:val="false"/>
+                <w:i w:val="false"/>
+                <w:caps w:val="false"/>
+                <w:smallCaps w:val="false"/>
+                <w:sz w:val="24"/>
+                <w:szCs w:val="24"/>
+              </w:rPr>
+            </w:pPr>
+            <w:r>
+              <w:rPr>
+                <w:rFonts w:ascii="quote-cjk-patch;Inter;system-ui;apple-system;BlinkMacSystemFont;Segoe UI;Roboto;Oxygen;Ubuntu;Cantarell;Open Sans;Helvetica Neue;sans-serif" w:hAnsi="quote-cjk-patch;Inter;system-ui;apple-system;BlinkMacSystemFont;Segoe UI;Roboto;Oxygen;Ubuntu;Cantarell;Open Sans;Helvetica Neue;sans-serif"/>
+                <w:b w:val="false"/>
+                <w:i w:val="false"/>
+                <w:caps w:val="false"/>
+                <w:smallCaps w:val="false"/>
+                <w:sz w:val="24"/>
+                <w:szCs w:val="24"/>
+              </w:rPr>
+              <w:t>Observer</w:t>
+            </w:r>
+          </w:p>
+        </w:tc>
+        <w:tc>
+          <w:tcPr>
+            <w:tcW w:w="1422" w:type="dxa"/>
+            <w:tcBorders>
+              <w:bottom w:val="single" w:sz="2" w:space="0" w:color="000000"/>
+            </w:tcBorders>
+            <w:vAlign w:val="center"/>
+          </w:tcPr>
+          <w:p>
+            <w:pPr>
+              <w:pStyle w:val="Style18"/>
+              <w:ind w:hanging="0" w:start="0" w:end="0"/>
+              <w:jc w:val="center"/>
+              <w:rPr>
+                <w:sz w:val="24"/>
+                <w:szCs w:val="24"/>
+                <w:lang w:val="fi-FI"/>
+              </w:rPr>
+            </w:pPr>
+            <w:r>
+              <w:rPr>
+                <w:sz w:val="24"/>
+                <w:szCs w:val="24"/>
+                <w:lang w:val="fi-FI"/>
+              </w:rPr>
+              <w:t>D</w:t>
+            </w:r>
+          </w:p>
+        </w:tc>
+        <w:tc>
+          <w:tcPr>
+            <w:tcW w:w="5610" w:type="dxa"/>
+            <w:tcBorders>
+              <w:bottom w:val="single" w:sz="2" w:space="0" w:color="000000"/>
+            </w:tcBorders>
+            <w:vAlign w:val="center"/>
+          </w:tcPr>
+          <w:p>
+            <w:pPr>
+              <w:pStyle w:val="Style18"/>
+              <w:spacing w:lineRule="atLeast" w:line="375"/>
+              <w:ind w:hanging="0" w:start="0" w:end="0"/>
+              <w:jc w:val="center"/>
+              <w:rPr>
+                <w:rFonts w:ascii="quote-cjk-patch;Inter;system-ui;apple-system;BlinkMacSystemFont;Segoe UI;Roboto;Oxygen;Ubuntu;Cantarell;Open Sans;Helvetica Neue;sans-serif" w:hAnsi="quote-cjk-patch;Inter;system-ui;apple-system;BlinkMacSystemFont;Segoe UI;Roboto;Oxygen;Ubuntu;Cantarell;Open Sans;Helvetica Neue;sans-serif"/>
+                <w:b w:val="false"/>
+                <w:i w:val="false"/>
+                <w:caps w:val="false"/>
+                <w:smallCaps w:val="false"/>
+                <w:sz w:val="24"/>
+                <w:szCs w:val="24"/>
+              </w:rPr>
+            </w:pPr>
+            <w:r>
+              <w:rPr>
+                <w:rFonts w:ascii="quote-cjk-patch;Inter;system-ui;apple-system;BlinkMacSystemFont;Segoe UI;Roboto;Oxygen;Ubuntu;Cantarell;Open Sans;Helvetica Neue;sans-serif" w:hAnsi="quote-cjk-patch;Inter;system-ui;apple-system;BlinkMacSystemFont;Segoe UI;Roboto;Oxygen;Ubuntu;Cantarell;Open Sans;Helvetica Neue;sans-serif"/>
+                <w:b w:val="false"/>
+                <w:i w:val="false"/>
+                <w:caps w:val="false"/>
+                <w:smallCaps w:val="false"/>
+                <w:sz w:val="24"/>
+                <w:szCs w:val="24"/>
+              </w:rPr>
+              <w:t xml:space="preserve">E. Alaluokka päättää luonnista </w:t>
+            </w:r>
+            <w:r>
+              <w:rPr>
+                <w:rFonts w:ascii="quote-cjk-patch;Inter;system-ui;apple-system;BlinkMacSystemFont;Segoe UI;Roboto;Oxygen;Ubuntu;Cantarell;Open Sans;Helvetica Neue;sans-serif" w:hAnsi="quote-cjk-patch;Inter;system-ui;apple-system;BlinkMacSystemFont;Segoe UI;Roboto;Oxygen;Ubuntu;Cantarell;Open Sans;Helvetica Neue;sans-serif"/>
+                <w:b w:val="false"/>
+                <w:i w:val="false"/>
+                <w:caps w:val="false"/>
+                <w:smallCaps w:val="false"/>
+                <w:sz w:val="24"/>
+                <w:szCs w:val="24"/>
+                <w:lang w:val="fi-FI"/>
+              </w:rPr>
+              <w:t>x</w:t>
+            </w:r>
+          </w:p>
+        </w:tc>
+      </w:tr>
+      <w:tr>
+        <w:trPr/>
+        <w:tc>
+          <w:tcPr>
+            <w:tcW w:w="363" w:type="dxa"/>
+            <w:tcBorders>
+              <w:bottom w:val="single" w:sz="2" w:space="0" w:color="000000"/>
+            </w:tcBorders>
+            <w:vAlign w:val="center"/>
+          </w:tcPr>
+          <w:p>
+            <w:pPr>
+              <w:pStyle w:val="Style18"/>
+              <w:spacing w:lineRule="atLeast" w:line="375"/>
+              <w:ind w:hanging="0" w:start="0" w:end="0"/>
+              <w:jc w:val="center"/>
+              <w:rPr>
+                <w:rFonts w:ascii="quote-cjk-patch;Inter;system-ui;apple-system;BlinkMacSystemFont;Segoe UI;Roboto;Oxygen;Ubuntu;Cantarell;Open Sans;Helvetica Neue;sans-serif" w:hAnsi="quote-cjk-patch;Inter;system-ui;apple-system;BlinkMacSystemFont;Segoe UI;Roboto;Oxygen;Ubuntu;Cantarell;Open Sans;Helvetica Neue;sans-serif"/>
+                <w:b w:val="false"/>
+                <w:i w:val="false"/>
+                <w:caps w:val="false"/>
+                <w:smallCaps w:val="false"/>
+                <w:sz w:val="24"/>
+                <w:szCs w:val="24"/>
+              </w:rPr>
+            </w:pPr>
+            <w:r>
+              <w:rPr>
+                <w:rFonts w:ascii="quote-cjk-patch;Inter;system-ui;apple-system;BlinkMacSystemFont;Segoe UI;Roboto;Oxygen;Ubuntu;Cantarell;Open Sans;Helvetica Neue;sans-serif" w:hAnsi="quote-cjk-patch;Inter;system-ui;apple-system;BlinkMacSystemFont;Segoe UI;Roboto;Oxygen;Ubuntu;Cantarell;Open Sans;Helvetica Neue;sans-serif"/>
+                <w:b w:val="false"/>
+                <w:i w:val="false"/>
+                <w:caps w:val="false"/>
+                <w:smallCaps w:val="false"/>
+                <w:sz w:val="24"/>
+                <w:szCs w:val="24"/>
+              </w:rPr>
+              <w:t>6</w:t>
+            </w:r>
+          </w:p>
+        </w:tc>
+        <w:tc>
+          <w:tcPr>
+            <w:tcW w:w="2355" w:type="dxa"/>
+            <w:tcBorders>
+              <w:bottom w:val="single" w:sz="2" w:space="0" w:color="000000"/>
+            </w:tcBorders>
+            <w:vAlign w:val="center"/>
+          </w:tcPr>
+          <w:p>
+            <w:pPr>
+              <w:pStyle w:val="Style18"/>
+              <w:spacing w:lineRule="atLeast" w:line="375"/>
+              <w:ind w:hanging="0" w:start="0" w:end="0"/>
+              <w:jc w:val="center"/>
+              <w:rPr>
+                <w:rFonts w:ascii="quote-cjk-patch;Inter;system-ui;apple-system;BlinkMacSystemFont;Segoe UI;Roboto;Oxygen;Ubuntu;Cantarell;Open Sans;Helvetica Neue;sans-serif" w:hAnsi="quote-cjk-patch;Inter;system-ui;apple-system;BlinkMacSystemFont;Segoe UI;Roboto;Oxygen;Ubuntu;Cantarell;Open Sans;Helvetica Neue;sans-serif"/>
+                <w:b w:val="false"/>
+                <w:i w:val="false"/>
+                <w:caps w:val="false"/>
+                <w:smallCaps w:val="false"/>
+                <w:sz w:val="24"/>
+                <w:szCs w:val="24"/>
+              </w:rPr>
+            </w:pPr>
+            <w:r>
+              <w:rPr>
+                <w:rFonts w:ascii="quote-cjk-patch;Inter;system-ui;apple-system;BlinkMacSystemFont;Segoe UI;Roboto;Oxygen;Ubuntu;Cantarell;Open Sans;Helvetica Neue;sans-serif" w:hAnsi="quote-cjk-patch;Inter;system-ui;apple-system;BlinkMacSystemFont;Segoe UI;Roboto;Oxygen;Ubuntu;Cantarell;Open Sans;Helvetica Neue;sans-serif"/>
+                <w:b w:val="false"/>
+                <w:i w:val="false"/>
+                <w:caps w:val="false"/>
+                <w:smallCaps w:val="false"/>
+                <w:sz w:val="24"/>
+                <w:szCs w:val="24"/>
+              </w:rPr>
+              <w:t>Decorator</w:t>
+            </w:r>
+          </w:p>
+        </w:tc>
+        <w:tc>
+          <w:tcPr>
+            <w:tcW w:w="1422" w:type="dxa"/>
+            <w:tcBorders>
+              <w:bottom w:val="single" w:sz="2" w:space="0" w:color="000000"/>
+            </w:tcBorders>
+            <w:vAlign w:val="center"/>
+          </w:tcPr>
+          <w:p>
+            <w:pPr>
+              <w:pStyle w:val="Style18"/>
+              <w:ind w:hanging="0" w:start="0" w:end="0"/>
+              <w:jc w:val="center"/>
+              <w:rPr>
+                <w:sz w:val="24"/>
+                <w:szCs w:val="24"/>
+                <w:lang w:val="fi-FI"/>
+              </w:rPr>
+            </w:pPr>
+            <w:r>
+              <w:rPr>
+                <w:sz w:val="24"/>
+                <w:szCs w:val="24"/>
+                <w:lang w:val="fi-FI"/>
+              </w:rPr>
+              <w:t>H</w:t>
+            </w:r>
+          </w:p>
+        </w:tc>
+        <w:tc>
+          <w:tcPr>
+            <w:tcW w:w="5610" w:type="dxa"/>
+            <w:tcBorders>
+              <w:bottom w:val="single" w:sz="2" w:space="0" w:color="000000"/>
+            </w:tcBorders>
+            <w:vAlign w:val="center"/>
+          </w:tcPr>
+          <w:p>
+            <w:pPr>
+              <w:pStyle w:val="Style18"/>
+              <w:spacing w:lineRule="atLeast" w:line="375"/>
+              <w:ind w:hanging="0" w:start="0" w:end="0"/>
+              <w:jc w:val="center"/>
+              <w:rPr>
+                <w:rFonts w:ascii="quote-cjk-patch;Inter;system-ui;apple-system;BlinkMacSystemFont;Segoe UI;Roboto;Oxygen;Ubuntu;Cantarell;Open Sans;Helvetica Neue;sans-serif" w:hAnsi="quote-cjk-patch;Inter;system-ui;apple-system;BlinkMacSystemFont;Segoe UI;Roboto;Oxygen;Ubuntu;Cantarell;Open Sans;Helvetica Neue;sans-serif"/>
+                <w:b w:val="false"/>
+                <w:i w:val="false"/>
+                <w:caps w:val="false"/>
+                <w:smallCaps w:val="false"/>
+                <w:sz w:val="24"/>
+                <w:szCs w:val="24"/>
+              </w:rPr>
+            </w:pPr>
+            <w:r>
+              <w:rPr>
+                <w:rFonts w:ascii="quote-cjk-patch;Inter;system-ui;apple-system;BlinkMacSystemFont;Segoe UI;Roboto;Oxygen;Ubuntu;Cantarell;Open Sans;Helvetica Neue;sans-serif" w:hAnsi="quote-cjk-patch;Inter;system-ui;apple-system;BlinkMacSystemFont;Segoe UI;Roboto;Oxygen;Ubuntu;Cantarell;Open Sans;Helvetica Neue;sans-serif"/>
+                <w:b w:val="false"/>
+                <w:i w:val="false"/>
+                <w:caps w:val="false"/>
+                <w:smallCaps w:val="false"/>
+                <w:sz w:val="24"/>
+                <w:szCs w:val="24"/>
+              </w:rPr>
+              <w:t xml:space="preserve">F. Algoritmin runko yliluokassa </w:t>
+            </w:r>
+            <w:r>
+              <w:rPr>
+                <w:rFonts w:ascii="quote-cjk-patch;Inter;system-ui;apple-system;BlinkMacSystemFont;Segoe UI;Roboto;Oxygen;Ubuntu;Cantarell;Open Sans;Helvetica Neue;sans-serif" w:hAnsi="quote-cjk-patch;Inter;system-ui;apple-system;BlinkMacSystemFont;Segoe UI;Roboto;Oxygen;Ubuntu;Cantarell;Open Sans;Helvetica Neue;sans-serif"/>
+                <w:b w:val="false"/>
+                <w:i w:val="false"/>
+                <w:caps w:val="false"/>
+                <w:smallCaps w:val="false"/>
+                <w:sz w:val="24"/>
+                <w:szCs w:val="24"/>
+                <w:lang w:val="fi-FI"/>
+              </w:rPr>
+              <w:t>x</w:t>
+            </w:r>
+          </w:p>
+        </w:tc>
+      </w:tr>
+      <w:tr>
+        <w:trPr/>
+        <w:tc>
+          <w:tcPr>
+            <w:tcW w:w="363" w:type="dxa"/>
+            <w:tcBorders>
+              <w:bottom w:val="single" w:sz="2" w:space="0" w:color="000000"/>
+            </w:tcBorders>
+            <w:vAlign w:val="center"/>
+          </w:tcPr>
+          <w:p>
+            <w:pPr>
+              <w:pStyle w:val="Style18"/>
+              <w:spacing w:lineRule="atLeast" w:line="375"/>
+              <w:ind w:hanging="0" w:start="0" w:end="0"/>
+              <w:jc w:val="center"/>
+              <w:rPr>
+                <w:rFonts w:ascii="quote-cjk-patch;Inter;system-ui;apple-system;BlinkMacSystemFont;Segoe UI;Roboto;Oxygen;Ubuntu;Cantarell;Open Sans;Helvetica Neue;sans-serif" w:hAnsi="quote-cjk-patch;Inter;system-ui;apple-system;BlinkMacSystemFont;Segoe UI;Roboto;Oxygen;Ubuntu;Cantarell;Open Sans;Helvetica Neue;sans-serif"/>
+                <w:b w:val="false"/>
+                <w:i w:val="false"/>
+                <w:caps w:val="false"/>
+                <w:smallCaps w:val="false"/>
+                <w:sz w:val="24"/>
+                <w:szCs w:val="24"/>
+              </w:rPr>
+            </w:pPr>
+            <w:r>
+              <w:rPr>
+                <w:rFonts w:ascii="quote-cjk-patch;Inter;system-ui;apple-system;BlinkMacSystemFont;Segoe UI;Roboto;Oxygen;Ubuntu;Cantarell;Open Sans;Helvetica Neue;sans-serif" w:hAnsi="quote-cjk-patch;Inter;system-ui;apple-system;BlinkMacSystemFont;Segoe UI;Roboto;Oxygen;Ubuntu;Cantarell;Open Sans;Helvetica Neue;sans-serif"/>
+                <w:b w:val="false"/>
+                <w:i w:val="false"/>
+                <w:caps w:val="false"/>
+                <w:smallCaps w:val="false"/>
+                <w:sz w:val="24"/>
+                <w:szCs w:val="24"/>
+              </w:rPr>
+              <w:t>7</w:t>
+            </w:r>
+          </w:p>
+        </w:tc>
+        <w:tc>
+          <w:tcPr>
+            <w:tcW w:w="2355" w:type="dxa"/>
+            <w:tcBorders>
+              <w:bottom w:val="single" w:sz="2" w:space="0" w:color="000000"/>
+            </w:tcBorders>
+            <w:vAlign w:val="center"/>
+          </w:tcPr>
+          <w:p>
+            <w:pPr>
+              <w:pStyle w:val="Style18"/>
+              <w:spacing w:lineRule="atLeast" w:line="375"/>
+              <w:ind w:hanging="0" w:start="0" w:end="0"/>
+              <w:jc w:val="center"/>
+              <w:rPr>
+                <w:rFonts w:ascii="quote-cjk-patch;Inter;system-ui;apple-system;BlinkMacSystemFont;Segoe UI;Roboto;Oxygen;Ubuntu;Cantarell;Open Sans;Helvetica Neue;sans-serif" w:hAnsi="quote-cjk-patch;Inter;system-ui;apple-system;BlinkMacSystemFont;Segoe UI;Roboto;Oxygen;Ubuntu;Cantarell;Open Sans;Helvetica Neue;sans-serif"/>
+                <w:b w:val="false"/>
+                <w:i w:val="false"/>
+                <w:caps w:val="false"/>
+                <w:smallCaps w:val="false"/>
+                <w:sz w:val="24"/>
+                <w:szCs w:val="24"/>
+              </w:rPr>
+            </w:pPr>
+            <w:r>
+              <w:rPr>
+                <w:rFonts w:ascii="quote-cjk-patch;Inter;system-ui;apple-system;BlinkMacSystemFont;Segoe UI;Roboto;Oxygen;Ubuntu;Cantarell;Open Sans;Helvetica Neue;sans-serif" w:hAnsi="quote-cjk-patch;Inter;system-ui;apple-system;BlinkMacSystemFont;Segoe UI;Roboto;Oxygen;Ubuntu;Cantarell;Open Sans;Helvetica Neue;sans-serif"/>
+                <w:b w:val="false"/>
+                <w:i w:val="false"/>
+                <w:caps w:val="false"/>
+                <w:smallCaps w:val="false"/>
+                <w:sz w:val="24"/>
+                <w:szCs w:val="24"/>
+              </w:rPr>
+              <w:t>State</w:t>
+            </w:r>
+          </w:p>
+        </w:tc>
+        <w:tc>
+          <w:tcPr>
+            <w:tcW w:w="1422" w:type="dxa"/>
+            <w:tcBorders>
+              <w:bottom w:val="single" w:sz="2" w:space="0" w:color="000000"/>
+            </w:tcBorders>
+            <w:vAlign w:val="center"/>
+          </w:tcPr>
+          <w:p>
+            <w:pPr>
+              <w:pStyle w:val="Style18"/>
+              <w:ind w:hanging="0" w:start="0" w:end="0"/>
+              <w:jc w:val="center"/>
+              <w:rPr>
+                <w:sz w:val="24"/>
+                <w:szCs w:val="24"/>
+                <w:lang w:val="fi-FI"/>
+              </w:rPr>
+            </w:pPr>
+            <w:r>
+              <w:rPr>
+                <w:sz w:val="24"/>
+                <w:szCs w:val="24"/>
+                <w:lang w:val="fi-FI"/>
+              </w:rPr>
+              <w:t>I</w:t>
+            </w:r>
+          </w:p>
+        </w:tc>
+        <w:tc>
+          <w:tcPr>
+            <w:tcW w:w="5610" w:type="dxa"/>
+            <w:tcBorders>
+              <w:bottom w:val="single" w:sz="2" w:space="0" w:color="000000"/>
+            </w:tcBorders>
+            <w:vAlign w:val="center"/>
+          </w:tcPr>
+          <w:p>
+            <w:pPr>
+              <w:pStyle w:val="Style18"/>
+              <w:spacing w:lineRule="atLeast" w:line="375"/>
+              <w:ind w:hanging="0" w:start="0" w:end="0"/>
+              <w:jc w:val="center"/>
+              <w:rPr>
+                <w:rFonts w:ascii="quote-cjk-patch;Inter;system-ui;apple-system;BlinkMacSystemFont;Segoe UI;Roboto;Oxygen;Ubuntu;Cantarell;Open Sans;Helvetica Neue;sans-serif" w:hAnsi="quote-cjk-patch;Inter;system-ui;apple-system;BlinkMacSystemFont;Segoe UI;Roboto;Oxygen;Ubuntu;Cantarell;Open Sans;Helvetica Neue;sans-serif"/>
+                <w:b w:val="false"/>
+                <w:i w:val="false"/>
+                <w:caps w:val="false"/>
+                <w:smallCaps w:val="false"/>
+                <w:sz w:val="24"/>
+                <w:szCs w:val="24"/>
+              </w:rPr>
+            </w:pPr>
+            <w:r>
+              <w:rPr>
+                <w:rFonts w:ascii="quote-cjk-patch;Inter;system-ui;apple-system;BlinkMacSystemFont;Segoe UI;Roboto;Oxygen;Ubuntu;Cantarell;Open Sans;Helvetica Neue;sans-serif" w:hAnsi="quote-cjk-patch;Inter;system-ui;apple-system;BlinkMacSystemFont;Segoe UI;Roboto;Oxygen;Ubuntu;Cantarell;Open Sans;Helvetica Neue;sans-serif"/>
+                <w:b w:val="false"/>
+                <w:i w:val="false"/>
+                <w:caps w:val="false"/>
+                <w:smallCaps w:val="false"/>
+                <w:sz w:val="24"/>
+                <w:szCs w:val="24"/>
+              </w:rPr>
+              <w:t xml:space="preserve">G. Tuoteperheet </w:t>
+            </w:r>
+            <w:r>
+              <w:rPr>
+                <w:rFonts w:ascii="quote-cjk-patch;Inter;system-ui;apple-system;BlinkMacSystemFont;Segoe UI;Roboto;Oxygen;Ubuntu;Cantarell;Open Sans;Helvetica Neue;sans-serif" w:hAnsi="quote-cjk-patch;Inter;system-ui;apple-system;BlinkMacSystemFont;Segoe UI;Roboto;Oxygen;Ubuntu;Cantarell;Open Sans;Helvetica Neue;sans-serif"/>
+                <w:b w:val="false"/>
+                <w:i w:val="false"/>
+                <w:caps w:val="false"/>
+                <w:smallCaps w:val="false"/>
+                <w:sz w:val="24"/>
+                <w:szCs w:val="24"/>
+                <w:lang w:val="fi-FI"/>
+              </w:rPr>
+              <w:t>x</w:t>
+            </w:r>
+          </w:p>
+        </w:tc>
+      </w:tr>
+      <w:tr>
+        <w:trPr/>
+        <w:tc>
+          <w:tcPr>
+            <w:tcW w:w="363" w:type="dxa"/>
+            <w:tcBorders>
+              <w:bottom w:val="single" w:sz="2" w:space="0" w:color="000000"/>
+            </w:tcBorders>
+            <w:vAlign w:val="center"/>
+          </w:tcPr>
+          <w:p>
+            <w:pPr>
+              <w:pStyle w:val="Style18"/>
+              <w:spacing w:lineRule="atLeast" w:line="375"/>
+              <w:ind w:hanging="0" w:start="0" w:end="0"/>
+              <w:jc w:val="center"/>
+              <w:rPr>
+                <w:rFonts w:ascii="quote-cjk-patch;Inter;system-ui;apple-system;BlinkMacSystemFont;Segoe UI;Roboto;Oxygen;Ubuntu;Cantarell;Open Sans;Helvetica Neue;sans-serif" w:hAnsi="quote-cjk-patch;Inter;system-ui;apple-system;BlinkMacSystemFont;Segoe UI;Roboto;Oxygen;Ubuntu;Cantarell;Open Sans;Helvetica Neue;sans-serif"/>
+                <w:b w:val="false"/>
+                <w:i w:val="false"/>
+                <w:caps w:val="false"/>
+                <w:smallCaps w:val="false"/>
+                <w:sz w:val="24"/>
+                <w:szCs w:val="24"/>
+              </w:rPr>
+            </w:pPr>
+            <w:r>
+              <w:rPr>
+                <w:rFonts w:ascii="quote-cjk-patch;Inter;system-ui;apple-system;BlinkMacSystemFont;Segoe UI;Roboto;Oxygen;Ubuntu;Cantarell;Open Sans;Helvetica Neue;sans-serif" w:hAnsi="quote-cjk-patch;Inter;system-ui;apple-system;BlinkMacSystemFont;Segoe UI;Roboto;Oxygen;Ubuntu;Cantarell;Open Sans;Helvetica Neue;sans-serif"/>
+                <w:b w:val="false"/>
+                <w:i w:val="false"/>
+                <w:caps w:val="false"/>
+                <w:smallCaps w:val="false"/>
+                <w:sz w:val="24"/>
+                <w:szCs w:val="24"/>
+              </w:rPr>
+              <w:t>8</w:t>
+            </w:r>
+          </w:p>
+        </w:tc>
+        <w:tc>
+          <w:tcPr>
+            <w:tcW w:w="2355" w:type="dxa"/>
+            <w:tcBorders>
+              <w:bottom w:val="single" w:sz="2" w:space="0" w:color="000000"/>
+            </w:tcBorders>
+            <w:vAlign w:val="center"/>
+          </w:tcPr>
+          <w:p>
+            <w:pPr>
+              <w:pStyle w:val="Style18"/>
+              <w:spacing w:lineRule="atLeast" w:line="375"/>
+              <w:ind w:hanging="0" w:start="0" w:end="0"/>
+              <w:jc w:val="center"/>
+              <w:rPr>
+                <w:rFonts w:ascii="quote-cjk-patch;Inter;system-ui;apple-system;BlinkMacSystemFont;Segoe UI;Roboto;Oxygen;Ubuntu;Cantarell;Open Sans;Helvetica Neue;sans-serif" w:hAnsi="quote-cjk-patch;Inter;system-ui;apple-system;BlinkMacSystemFont;Segoe UI;Roboto;Oxygen;Ubuntu;Cantarell;Open Sans;Helvetica Neue;sans-serif"/>
+                <w:b w:val="false"/>
+                <w:i w:val="false"/>
+                <w:caps w:val="false"/>
+                <w:smallCaps w:val="false"/>
+                <w:sz w:val="24"/>
+                <w:szCs w:val="24"/>
+              </w:rPr>
+            </w:pPr>
+            <w:r>
+              <w:rPr>
+                <w:rFonts w:ascii="quote-cjk-patch;Inter;system-ui;apple-system;BlinkMacSystemFont;Segoe UI;Roboto;Oxygen;Ubuntu;Cantarell;Open Sans;Helvetica Neue;sans-serif" w:hAnsi="quote-cjk-patch;Inter;system-ui;apple-system;BlinkMacSystemFont;Segoe UI;Roboto;Oxygen;Ubuntu;Cantarell;Open Sans;Helvetica Neue;sans-serif"/>
+                <w:b w:val="false"/>
+                <w:i w:val="false"/>
+                <w:caps w:val="false"/>
+                <w:smallCaps w:val="false"/>
+                <w:sz w:val="24"/>
+                <w:szCs w:val="24"/>
+              </w:rPr>
+              <w:t>Template Method</w:t>
+            </w:r>
+          </w:p>
+        </w:tc>
+        <w:tc>
+          <w:tcPr>
+            <w:tcW w:w="1422" w:type="dxa"/>
+            <w:tcBorders>
+              <w:bottom w:val="single" w:sz="2" w:space="0" w:color="000000"/>
+            </w:tcBorders>
+            <w:vAlign w:val="center"/>
+          </w:tcPr>
+          <w:p>
+            <w:pPr>
+              <w:pStyle w:val="Style18"/>
+              <w:ind w:hanging="0" w:start="0" w:end="0"/>
+              <w:jc w:val="center"/>
+              <w:rPr>
+                <w:sz w:val="24"/>
+                <w:szCs w:val="24"/>
+                <w:lang w:val="fi-FI"/>
+              </w:rPr>
+            </w:pPr>
+            <w:r>
+              <w:rPr>
+                <w:sz w:val="24"/>
+                <w:szCs w:val="24"/>
+                <w:lang w:val="fi-FI"/>
+              </w:rPr>
+              <w:t>F</w:t>
+            </w:r>
+          </w:p>
+        </w:tc>
+        <w:tc>
+          <w:tcPr>
+            <w:tcW w:w="5610" w:type="dxa"/>
+            <w:tcBorders>
+              <w:bottom w:val="single" w:sz="2" w:space="0" w:color="000000"/>
+            </w:tcBorders>
+            <w:vAlign w:val="center"/>
+          </w:tcPr>
+          <w:p>
+            <w:pPr>
+              <w:pStyle w:val="Style18"/>
+              <w:spacing w:lineRule="atLeast" w:line="375"/>
+              <w:ind w:hanging="0" w:start="0" w:end="0"/>
+              <w:jc w:val="center"/>
+              <w:rPr>
+                <w:rFonts w:ascii="quote-cjk-patch;Inter;system-ui;apple-system;BlinkMacSystemFont;Segoe UI;Roboto;Oxygen;Ubuntu;Cantarell;Open Sans;Helvetica Neue;sans-serif" w:hAnsi="quote-cjk-patch;Inter;system-ui;apple-system;BlinkMacSystemFont;Segoe UI;Roboto;Oxygen;Ubuntu;Cantarell;Open Sans;Helvetica Neue;sans-serif"/>
+                <w:b w:val="false"/>
+                <w:i w:val="false"/>
+                <w:caps w:val="false"/>
+                <w:smallCaps w:val="false"/>
+                <w:sz w:val="24"/>
+                <w:szCs w:val="24"/>
+              </w:rPr>
+            </w:pPr>
+            <w:r>
+              <w:rPr>
+                <w:rFonts w:ascii="quote-cjk-patch;Inter;system-ui;apple-system;BlinkMacSystemFont;Segoe UI;Roboto;Oxygen;Ubuntu;Cantarell;Open Sans;Helvetica Neue;sans-serif" w:hAnsi="quote-cjk-patch;Inter;system-ui;apple-system;BlinkMacSystemFont;Segoe UI;Roboto;Oxygen;Ubuntu;Cantarell;Open Sans;Helvetica Neue;sans-serif"/>
+                <w:b w:val="false"/>
+                <w:i w:val="false"/>
+                <w:caps w:val="false"/>
+                <w:smallCaps w:val="false"/>
+                <w:sz w:val="24"/>
+                <w:szCs w:val="24"/>
+              </w:rPr>
+              <w:t xml:space="preserve">H. Toiminnallisuuden lisäys käärimällä </w:t>
+            </w:r>
+            <w:r>
+              <w:rPr>
+                <w:rFonts w:ascii="quote-cjk-patch;Inter;system-ui;apple-system;BlinkMacSystemFont;Segoe UI;Roboto;Oxygen;Ubuntu;Cantarell;Open Sans;Helvetica Neue;sans-serif" w:hAnsi="quote-cjk-patch;Inter;system-ui;apple-system;BlinkMacSystemFont;Segoe UI;Roboto;Oxygen;Ubuntu;Cantarell;Open Sans;Helvetica Neue;sans-serif"/>
+                <w:b w:val="false"/>
+                <w:i w:val="false"/>
+                <w:caps w:val="false"/>
+                <w:smallCaps w:val="false"/>
+                <w:sz w:val="24"/>
+                <w:szCs w:val="24"/>
+                <w:lang w:val="fi-FI"/>
+              </w:rPr>
+              <w:t>x</w:t>
+            </w:r>
+          </w:p>
+        </w:tc>
+      </w:tr>
+      <w:tr>
+        <w:trPr/>
+        <w:tc>
+          <w:tcPr>
+            <w:tcW w:w="363" w:type="dxa"/>
+            <w:tcBorders>
+              <w:bottom w:val="single" w:sz="2" w:space="0" w:color="000000"/>
+            </w:tcBorders>
+            <w:vAlign w:val="center"/>
+          </w:tcPr>
+          <w:p>
+            <w:pPr>
+              <w:pStyle w:val="Style18"/>
+              <w:spacing w:lineRule="atLeast" w:line="375"/>
+              <w:ind w:hanging="0" w:start="0" w:end="0"/>
+              <w:jc w:val="center"/>
+              <w:rPr>
+                <w:rFonts w:ascii="quote-cjk-patch;Inter;system-ui;apple-system;BlinkMacSystemFont;Segoe UI;Roboto;Oxygen;Ubuntu;Cantarell;Open Sans;Helvetica Neue;sans-serif" w:hAnsi="quote-cjk-patch;Inter;system-ui;apple-system;BlinkMacSystemFont;Segoe UI;Roboto;Oxygen;Ubuntu;Cantarell;Open Sans;Helvetica Neue;sans-serif"/>
+                <w:b w:val="false"/>
+                <w:i w:val="false"/>
+                <w:caps w:val="false"/>
+                <w:smallCaps w:val="false"/>
+                <w:sz w:val="24"/>
+                <w:szCs w:val="24"/>
+              </w:rPr>
+            </w:pPr>
+            <w:r>
+              <w:rPr>
+                <w:rFonts w:ascii="quote-cjk-patch;Inter;system-ui;apple-system;BlinkMacSystemFont;Segoe UI;Roboto;Oxygen;Ubuntu;Cantarell;Open Sans;Helvetica Neue;sans-serif" w:hAnsi="quote-cjk-patch;Inter;system-ui;apple-system;BlinkMacSystemFont;Segoe UI;Roboto;Oxygen;Ubuntu;Cantarell;Open Sans;Helvetica Neue;sans-serif"/>
+                <w:b w:val="false"/>
+                <w:i w:val="false"/>
+                <w:caps w:val="false"/>
+                <w:smallCaps w:val="false"/>
+                <w:sz w:val="24"/>
+                <w:szCs w:val="24"/>
+              </w:rPr>
+              <w:t>9</w:t>
+            </w:r>
+          </w:p>
+        </w:tc>
+        <w:tc>
+          <w:tcPr>
+            <w:tcW w:w="2355" w:type="dxa"/>
+            <w:tcBorders>
+              <w:bottom w:val="single" w:sz="2" w:space="0" w:color="000000"/>
+            </w:tcBorders>
+            <w:vAlign w:val="center"/>
+          </w:tcPr>
+          <w:p>
+            <w:pPr>
+              <w:pStyle w:val="Style18"/>
+              <w:spacing w:lineRule="atLeast" w:line="375"/>
+              <w:ind w:hanging="0" w:start="0" w:end="0"/>
+              <w:jc w:val="center"/>
+              <w:rPr>
+                <w:rFonts w:ascii="quote-cjk-patch;Inter;system-ui;apple-system;BlinkMacSystemFont;Segoe UI;Roboto;Oxygen;Ubuntu;Cantarell;Open Sans;Helvetica Neue;sans-serif" w:hAnsi="quote-cjk-patch;Inter;system-ui;apple-system;BlinkMacSystemFont;Segoe UI;Roboto;Oxygen;Ubuntu;Cantarell;Open Sans;Helvetica Neue;sans-serif"/>
+                <w:b w:val="false"/>
+                <w:i w:val="false"/>
+                <w:caps w:val="false"/>
+                <w:smallCaps w:val="false"/>
+                <w:sz w:val="24"/>
+                <w:szCs w:val="24"/>
+              </w:rPr>
+            </w:pPr>
+            <w:r>
+              <w:rPr>
+                <w:rFonts w:ascii="quote-cjk-patch;Inter;system-ui;apple-system;BlinkMacSystemFont;Segoe UI;Roboto;Oxygen;Ubuntu;Cantarell;Open Sans;Helvetica Neue;sans-serif" w:hAnsi="quote-cjk-patch;Inter;system-ui;apple-system;BlinkMacSystemFont;Segoe UI;Roboto;Oxygen;Ubuntu;Cantarell;Open Sans;Helvetica Neue;sans-serif"/>
+                <w:b w:val="false"/>
+                <w:i w:val="false"/>
+                <w:caps w:val="false"/>
+                <w:smallCaps w:val="false"/>
+                <w:sz w:val="24"/>
+                <w:szCs w:val="24"/>
+              </w:rPr>
+              <w:t>Strategy</w:t>
+            </w:r>
+          </w:p>
+        </w:tc>
+        <w:tc>
+          <w:tcPr>
+            <w:tcW w:w="1422" w:type="dxa"/>
+            <w:tcBorders>
+              <w:bottom w:val="single" w:sz="2" w:space="0" w:color="000000"/>
+            </w:tcBorders>
+            <w:vAlign w:val="center"/>
+          </w:tcPr>
+          <w:p>
+            <w:pPr>
+              <w:pStyle w:val="Style18"/>
+              <w:ind w:hanging="0" w:start="0" w:end="0"/>
+              <w:jc w:val="center"/>
+              <w:rPr>
+                <w:sz w:val="24"/>
+                <w:szCs w:val="24"/>
+                <w:lang w:val="fi-FI"/>
+              </w:rPr>
+            </w:pPr>
+            <w:r>
+              <w:rPr>
+                <w:sz w:val="24"/>
+                <w:szCs w:val="24"/>
+                <w:lang w:val="fi-FI"/>
+              </w:rPr>
+              <w:t>J</w:t>
+            </w:r>
+          </w:p>
+        </w:tc>
+        <w:tc>
+          <w:tcPr>
+            <w:tcW w:w="5610" w:type="dxa"/>
+            <w:tcBorders>
+              <w:bottom w:val="single" w:sz="2" w:space="0" w:color="000000"/>
+            </w:tcBorders>
+            <w:vAlign w:val="center"/>
+          </w:tcPr>
+          <w:p>
+            <w:pPr>
+              <w:pStyle w:val="Style18"/>
+              <w:spacing w:lineRule="atLeast" w:line="375"/>
+              <w:ind w:hanging="0" w:start="0" w:end="0"/>
+              <w:jc w:val="center"/>
+              <w:rPr>
+                <w:rFonts w:ascii="quote-cjk-patch;Inter;system-ui;apple-system;BlinkMacSystemFont;Segoe UI;Roboto;Oxygen;Ubuntu;Cantarell;Open Sans;Helvetica Neue;sans-serif" w:hAnsi="quote-cjk-patch;Inter;system-ui;apple-system;BlinkMacSystemFont;Segoe UI;Roboto;Oxygen;Ubuntu;Cantarell;Open Sans;Helvetica Neue;sans-serif"/>
+                <w:b w:val="false"/>
+                <w:i w:val="false"/>
+                <w:caps w:val="false"/>
+                <w:smallCaps w:val="false"/>
+                <w:sz w:val="24"/>
+                <w:szCs w:val="24"/>
+              </w:rPr>
+            </w:pPr>
+            <w:r>
+              <w:rPr>
+                <w:rFonts w:ascii="quote-cjk-patch;Inter;system-ui;apple-system;BlinkMacSystemFont;Segoe UI;Roboto;Oxygen;Ubuntu;Cantarell;Open Sans;Helvetica Neue;sans-serif" w:hAnsi="quote-cjk-patch;Inter;system-ui;apple-system;BlinkMacSystemFont;Segoe UI;Roboto;Oxygen;Ubuntu;Cantarell;Open Sans;Helvetica Neue;sans-serif"/>
+                <w:b w:val="false"/>
+                <w:i w:val="false"/>
+                <w:caps w:val="false"/>
+                <w:smallCaps w:val="false"/>
+                <w:sz w:val="24"/>
+                <w:szCs w:val="24"/>
+              </w:rPr>
+              <w:t xml:space="preserve">I. Käyttäytyminen tilan mukaan </w:t>
+            </w:r>
+            <w:r>
+              <w:rPr>
+                <w:rFonts w:ascii="quote-cjk-patch;Inter;system-ui;apple-system;BlinkMacSystemFont;Segoe UI;Roboto;Oxygen;Ubuntu;Cantarell;Open Sans;Helvetica Neue;sans-serif" w:hAnsi="quote-cjk-patch;Inter;system-ui;apple-system;BlinkMacSystemFont;Segoe UI;Roboto;Oxygen;Ubuntu;Cantarell;Open Sans;Helvetica Neue;sans-serif"/>
+                <w:b w:val="false"/>
+                <w:i w:val="false"/>
+                <w:caps w:val="false"/>
+                <w:smallCaps w:val="false"/>
+                <w:sz w:val="24"/>
+                <w:szCs w:val="24"/>
+                <w:lang w:val="fi-FI"/>
+              </w:rPr>
+              <w:t>x</w:t>
+            </w:r>
+          </w:p>
+        </w:tc>
+      </w:tr>
+      <w:tr>
+        <w:trPr/>
+        <w:tc>
+          <w:tcPr>
+            <w:tcW w:w="363" w:type="dxa"/>
+            <w:tcBorders>
+              <w:bottom w:val="single" w:sz="2" w:space="0" w:color="000000"/>
+            </w:tcBorders>
+            <w:vAlign w:val="center"/>
+          </w:tcPr>
+          <w:p>
+            <w:pPr>
+              <w:pStyle w:val="Style18"/>
+              <w:spacing w:lineRule="atLeast" w:line="375"/>
+              <w:ind w:hanging="0" w:start="0" w:end="0"/>
+              <w:jc w:val="center"/>
+              <w:rPr>
+                <w:rFonts w:ascii="quote-cjk-patch;Inter;system-ui;apple-system;BlinkMacSystemFont;Segoe UI;Roboto;Oxygen;Ubuntu;Cantarell;Open Sans;Helvetica Neue;sans-serif" w:hAnsi="quote-cjk-patch;Inter;system-ui;apple-system;BlinkMacSystemFont;Segoe UI;Roboto;Oxygen;Ubuntu;Cantarell;Open Sans;Helvetica Neue;sans-serif"/>
+                <w:b w:val="false"/>
+                <w:i w:val="false"/>
+                <w:caps w:val="false"/>
+                <w:smallCaps w:val="false"/>
+                <w:sz w:val="24"/>
+                <w:szCs w:val="24"/>
+              </w:rPr>
+            </w:pPr>
+            <w:r>
+              <w:rPr>
+                <w:rFonts w:ascii="quote-cjk-patch;Inter;system-ui;apple-system;BlinkMacSystemFont;Segoe UI;Roboto;Oxygen;Ubuntu;Cantarell;Open Sans;Helvetica Neue;sans-serif" w:hAnsi="quote-cjk-patch;Inter;system-ui;apple-system;BlinkMacSystemFont;Segoe UI;Roboto;Oxygen;Ubuntu;Cantarell;Open Sans;Helvetica Neue;sans-serif"/>
+                <w:b w:val="false"/>
+                <w:i w:val="false"/>
+                <w:caps w:val="false"/>
+                <w:smallCaps w:val="false"/>
+                <w:sz w:val="24"/>
+                <w:szCs w:val="24"/>
+              </w:rPr>
+              <w:t>10</w:t>
+            </w:r>
+          </w:p>
+        </w:tc>
+        <w:tc>
+          <w:tcPr>
+            <w:tcW w:w="2355" w:type="dxa"/>
+            <w:tcBorders>
+              <w:bottom w:val="single" w:sz="2" w:space="0" w:color="000000"/>
+            </w:tcBorders>
+            <w:vAlign w:val="center"/>
+          </w:tcPr>
+          <w:p>
+            <w:pPr>
+              <w:pStyle w:val="Style18"/>
+              <w:spacing w:lineRule="atLeast" w:line="375"/>
+              <w:ind w:hanging="0" w:start="0" w:end="0"/>
+              <w:jc w:val="center"/>
+              <w:rPr>
+                <w:rFonts w:ascii="quote-cjk-patch;Inter;system-ui;apple-system;BlinkMacSystemFont;Segoe UI;Roboto;Oxygen;Ubuntu;Cantarell;Open Sans;Helvetica Neue;sans-serif" w:hAnsi="quote-cjk-patch;Inter;system-ui;apple-system;BlinkMacSystemFont;Segoe UI;Roboto;Oxygen;Ubuntu;Cantarell;Open Sans;Helvetica Neue;sans-serif"/>
+                <w:b w:val="false"/>
+                <w:i w:val="false"/>
+                <w:caps w:val="false"/>
+                <w:smallCaps w:val="false"/>
+                <w:sz w:val="24"/>
+                <w:szCs w:val="24"/>
+              </w:rPr>
+            </w:pPr>
+            <w:r>
+              <w:rPr>
+                <w:rFonts w:ascii="quote-cjk-patch;Inter;system-ui;apple-system;BlinkMacSystemFont;Segoe UI;Roboto;Oxygen;Ubuntu;Cantarell;Open Sans;Helvetica Neue;sans-serif" w:hAnsi="quote-cjk-patch;Inter;system-ui;apple-system;BlinkMacSystemFont;Segoe UI;Roboto;Oxygen;Ubuntu;Cantarell;Open Sans;Helvetica Neue;sans-serif"/>
+                <w:b w:val="false"/>
+                <w:i w:val="false"/>
+                <w:caps w:val="false"/>
+                <w:smallCaps w:val="false"/>
+                <w:sz w:val="24"/>
+                <w:szCs w:val="24"/>
+              </w:rPr>
+              <w:t>Chain of Responsibility</w:t>
+            </w:r>
+          </w:p>
+        </w:tc>
+        <w:tc>
+          <w:tcPr>
+            <w:tcW w:w="1422" w:type="dxa"/>
+            <w:tcBorders>
+              <w:bottom w:val="single" w:sz="2" w:space="0" w:color="000000"/>
+            </w:tcBorders>
+            <w:vAlign w:val="center"/>
+          </w:tcPr>
+          <w:p>
+            <w:pPr>
+              <w:pStyle w:val="Style18"/>
+              <w:ind w:hanging="0" w:start="0" w:end="0"/>
+              <w:jc w:val="center"/>
+              <w:rPr>
+                <w:sz w:val="24"/>
+                <w:szCs w:val="24"/>
+                <w:lang w:val="fi-FI"/>
+              </w:rPr>
+            </w:pPr>
+            <w:r>
+              <w:rPr>
+                <w:sz w:val="24"/>
+                <w:szCs w:val="24"/>
+                <w:lang w:val="fi-FI"/>
+              </w:rPr>
+              <w:t>A</w:t>
+            </w:r>
+          </w:p>
+        </w:tc>
+        <w:tc>
+          <w:tcPr>
+            <w:tcW w:w="5610" w:type="dxa"/>
+            <w:tcBorders>
+              <w:bottom w:val="single" w:sz="2" w:space="0" w:color="000000"/>
+            </w:tcBorders>
+            <w:vAlign w:val="center"/>
+          </w:tcPr>
+          <w:p>
+            <w:pPr>
+              <w:pStyle w:val="Style18"/>
+              <w:spacing w:lineRule="atLeast" w:line="375"/>
+              <w:jc w:val="center"/>
+              <w:rPr>
+                <w:rFonts w:ascii="quote-cjk-patch;Inter;system-ui;apple-system;BlinkMacSystemFont;Segoe UI;Roboto;Oxygen;Ubuntu;Cantarell;Open Sans;Helvetica Neue;sans-serif" w:hAnsi="quote-cjk-patch;Inter;system-ui;apple-system;BlinkMacSystemFont;Segoe UI;Roboto;Oxygen;Ubuntu;Cantarell;Open Sans;Helvetica Neue;sans-serif"/>
+                <w:b w:val="false"/>
+                <w:i w:val="false"/>
+                <w:caps w:val="false"/>
+                <w:smallCaps w:val="false"/>
+                <w:sz w:val="24"/>
+                <w:szCs w:val="24"/>
+              </w:rPr>
+            </w:pPr>
+            <w:r>
+              <w:rPr>
+                <w:rFonts w:ascii="quote-cjk-patch;Inter;system-ui;apple-system;BlinkMacSystemFont;Segoe UI;Roboto;Oxygen;Ubuntu;Cantarell;Open Sans;Helvetica Neue;sans-serif" w:hAnsi="quote-cjk-patch;Inter;system-ui;apple-system;BlinkMacSystemFont;Segoe UI;Roboto;Oxygen;Ubuntu;Cantarell;Open Sans;Helvetica Neue;sans-serif"/>
+                <w:b w:val="false"/>
+                <w:i w:val="false"/>
+                <w:caps w:val="false"/>
+                <w:smallCaps w:val="false"/>
+                <w:sz w:val="24"/>
+                <w:szCs w:val="24"/>
+              </w:rPr>
+              <w:t xml:space="preserve">J. Vaihdettavat algoritmit </w:t>
+            </w:r>
+            <w:r>
+              <w:rPr>
+                <w:rFonts w:ascii="quote-cjk-patch;Inter;system-ui;apple-system;BlinkMacSystemFont;Segoe UI;Roboto;Oxygen;Ubuntu;Cantarell;Open Sans;Helvetica Neue;sans-serif" w:hAnsi="quote-cjk-patch;Inter;system-ui;apple-system;BlinkMacSystemFont;Segoe UI;Roboto;Oxygen;Ubuntu;Cantarell;Open Sans;Helvetica Neue;sans-serif"/>
+                <w:b w:val="false"/>
+                <w:i w:val="false"/>
+                <w:caps w:val="false"/>
+                <w:smallCaps w:val="false"/>
+                <w:sz w:val="24"/>
+                <w:szCs w:val="24"/>
+                <w:lang w:val="fi-FI"/>
+              </w:rPr>
+              <w:t>x</w:t>
+            </w:r>
+          </w:p>
+        </w:tc>
+      </w:tr>
+    </w:tbl>
     <w:p>
       <w:pPr>
         <w:pStyle w:val="Normal"/>
@@ -2127,12 +5875,16 @@
         <w:ind w:hanging="0" w:start="0" w:end="0"/>
         <w:rPr>
           <w:rFonts w:ascii="Arial" w:hAnsi="Arial"/>
-          <w:lang w:val="fi-FI"/>
-        </w:rPr>
-      </w:pPr>
-      <w:r>
-        <w:rPr>
-          <w:rFonts w:ascii="Arial" w:hAnsi="Arial"/>
+          <w:sz w:val="24"/>
+          <w:szCs w:val="24"/>
+          <w:lang w:val="fi-FI"/>
+        </w:rPr>
+      </w:pPr>
+      <w:r>
+        <w:rPr>
+          <w:rFonts w:ascii="Arial" w:hAnsi="Arial"/>
+          <w:sz w:val="24"/>
+          <w:szCs w:val="24"/>
           <w:lang w:val="fi-FI"/>
         </w:rPr>
       </w:r>
@@ -2569,13 +6321,14 @@
     <w:lvl w:ilvl="0">
       <w:start w:val="1"/>
       <w:numFmt w:val="bullet"/>
+      <w:suff w:val="nothing"/>
       <w:lvlText w:val=""/>
       <w:lvlJc w:val="start"/>
       <w:pPr>
         <w:tabs>
           <w:tab w:val="num" w:pos="0"/>
         </w:tabs>
-        <w:ind w:start="0" w:hanging="283"/>
+        <w:ind w:start="0" w:hanging="0"/>
       </w:pPr>
       <w:rPr>
         <w:rFonts w:ascii="Symbol" w:hAnsi="Symbol" w:cs="Symbol" w:hint="default"/>
@@ -2878,7 +6631,7 @@
   </w:style>
   <w:style w:type="paragraph" w:styleId="Heading3">
     <w:name w:val="heading 3"/>
-    <w:basedOn w:val="user3"/>
+    <w:basedOn w:val="Style16"/>
     <w:next w:val="BodyText"/>
     <w:qFormat/>
     <w:pPr>
@@ -2893,20 +6646,20 @@
       <w:szCs w:val="28"/>
     </w:rPr>
   </w:style>
-  <w:style w:type="character" w:styleId="user">
-    <w:name w:val="Символ нумерации (user)"/>
+  <w:style w:type="character" w:styleId="Style13">
+    <w:name w:val="Символ нумерации"/>
     <w:qFormat/>
     <w:rPr/>
   </w:style>
-  <w:style w:type="character" w:styleId="user1">
-    <w:name w:val="Исходный текст (user)"/>
+  <w:style w:type="character" w:styleId="Style14">
+    <w:name w:val="Исходный текст"/>
     <w:qFormat/>
     <w:rPr>
       <w:rFonts w:ascii="Liberation Mono" w:hAnsi="Liberation Mono" w:eastAsia="NSimSun" w:cs="Liberation Mono"/>
     </w:rPr>
   </w:style>
-  <w:style w:type="character" w:styleId="user2">
-    <w:name w:val="Маркеры (user)"/>
+  <w:style w:type="character" w:styleId="Style15">
+    <w:name w:val="Маркеры"/>
     <w:qFormat/>
     <w:rPr>
       <w:rFonts w:ascii="OpenSymbol" w:hAnsi="OpenSymbol" w:eastAsia="OpenSymbol" w:cs="OpenSymbol"/>
@@ -2920,14 +6673,14 @@
       <w:bCs/>
     </w:rPr>
   </w:style>
-  <w:style w:type="character" w:styleId="Style13">
-    <w:name w:val="Маркеры"/>
+  <w:style w:type="character" w:styleId="user">
+    <w:name w:val="Маркеры (user)"/>
     <w:qFormat/>
     <w:rPr>
       <w:rFonts w:ascii="OpenSymbol" w:hAnsi="OpenSymbol" w:eastAsia="OpenSymbol" w:cs="OpenSymbol"/>
     </w:rPr>
   </w:style>
-  <w:style w:type="paragraph" w:styleId="Style14">
+  <w:style w:type="paragraph" w:styleId="Style16">
     <w:name w:val="Заголовок"/>
     <w:basedOn w:val="Normal"/>
     <w:next w:val="BodyText"/>
@@ -2974,7 +6727,7 @@
       <w:szCs w:val="24"/>
     </w:rPr>
   </w:style>
-  <w:style w:type="paragraph" w:styleId="Style15">
+  <w:style w:type="paragraph" w:styleId="Style17">
     <w:name w:val="Указатель"/>
     <w:basedOn w:val="Normal"/>
     <w:qFormat/>
@@ -2985,7 +6738,7 @@
       <w:rFonts w:cs="Lucida Sans"/>
     </w:rPr>
   </w:style>
-  <w:style w:type="paragraph" w:styleId="user3">
+  <w:style w:type="paragraph" w:styleId="user1">
     <w:name w:val="Заголовок (user)"/>
     <w:basedOn w:val="Normal"/>
     <w:next w:val="BodyText"/>
@@ -3000,7 +6753,7 @@
       <w:szCs w:val="28"/>
     </w:rPr>
   </w:style>
-  <w:style w:type="paragraph" w:styleId="user4">
+  <w:style w:type="paragraph" w:styleId="user2">
     <w:name w:val="Указатель (user)"/>
     <w:basedOn w:val="Normal"/>
     <w:qFormat/>
@@ -3011,8 +6764,8 @@
       <w:rFonts w:cs="Lucida Sans"/>
     </w:rPr>
   </w:style>
-  <w:style w:type="paragraph" w:styleId="Style16">
-    <w:name w:val="Горизонтальная линия"/>
+  <w:style w:type="paragraph" w:styleId="user3">
+    <w:name w:val="Горизонтальная линия (user)"/>
     <w:basedOn w:val="Normal"/>
     <w:next w:val="BodyText"/>
     <w:qFormat/>
@@ -3026,6 +6779,29 @@
     <w:rPr>
       <w:sz w:val="12"/>
       <w:szCs w:val="12"/>
+    </w:rPr>
+  </w:style>
+  <w:style w:type="paragraph" w:styleId="Style18">
+    <w:name w:val="Содержимое таблицы"/>
+    <w:basedOn w:val="Normal"/>
+    <w:qFormat/>
+    <w:pPr>
+      <w:widowControl w:val="false"/>
+      <w:suppressLineNumbers/>
+    </w:pPr>
+    <w:rPr/>
+  </w:style>
+  <w:style w:type="paragraph" w:styleId="Style19">
+    <w:name w:val="Заголовок таблицы"/>
+    <w:basedOn w:val="Style18"/>
+    <w:qFormat/>
+    <w:pPr>
+      <w:suppressLineNumbers/>
+      <w:jc w:val="center"/>
+    </w:pPr>
+    <w:rPr>
+      <w:b/>
+      <w:bCs/>
     </w:rPr>
   </w:style>
 </w:styles>
